--- a/resources/test_template.docx
+++ b/resources/test_template.docx
@@ -4,6 +4,30 @@
   <w:body>
     <w:p>
       <w:pPr>
+        <w:pStyle w:val="Title"/>
+        <w:keepNext w:val="false"/>
+        <w:keepLines w:val="false"/>
+        <w:pageBreakBefore w:val="false"/>
+        <w:widowControl w:val="false"/>
+        <w:shd w:val="clear" w:fill="auto"/>
+        <w:spacing w:lineRule="auto" w:line="276" w:before="0" w:after="0"/>
+        <w:ind w:hanging="0" w:left="0" w:right="0"/>
+        <w:jc w:val="left"/>
+        <w:rPr>
+          <w:rFonts w:ascii="Arial" w:hAnsi="Arial" w:eastAsia="Arial" w:cs="Arial"/>
+          <w:b w:val="false"/>
+          <w:i w:val="false"/>
+          <w:caps w:val="false"/>
+          <w:smallCaps w:val="false"/>
+          <w:strike w:val="false"/>
+          <w:dstrike w:val="false"/>
+          <w:color w:val="000000"/>
+          <w:position w:val="0"/>
+          <w:sz w:val="22"/>
+          <w:szCs w:val="22"/>
+          <w:u w:val="none"/>
+          <w:vertAlign w:val="baseline"/>
+        </w:rPr>
         <w:sectPr>
           <w:type w:val="nextPage"/>
           <w:pgSz w:w="11906" w:h="16838"/>
@@ -13,32 +37,6 @@
           <w:textDirection w:val="lrTb"/>
           <w:docGrid w:type="default" w:linePitch="100" w:charSpace="0"/>
         </w:sectPr>
-        <w:pStyle w:val="Title"/>
-        <w:keepNext w:val="false"/>
-        <w:keepLines w:val="false"/>
-        <w:pageBreakBefore w:val="false"/>
-        <w:widowControl w:val="false"/>
-        <w:shd w:val="clear" w:fill="auto"/>
-        <w:spacing w:lineRule="auto" w:line="276" w:before="0" w:after="0"/>
-        <w:ind w:hanging="0" w:left="0" w:right="0"/>
-        <w:jc w:val="left"/>
-        <w:rPr>
-          <w:rFonts w:ascii="Arial" w:hAnsi="Arial" w:eastAsia="Arial" w:cs="Arial"/>
-          <w:b w:val="false"/>
-          <w:i w:val="false"/>
-          <w:i w:val="false"/>
-          <w:caps w:val="false"/>
-          <w:smallCaps w:val="false"/>
-          <w:strike w:val="false"/>
-          <w:dstrike w:val="false"/>
-          <w:color w:val="000000"/>
-          <w:position w:val="0"/>
-          <w:sz w:val="22"/>
-          <w:sz w:val="22"/>
-          <w:szCs w:val="22"/>
-          <w:u w:val="none"/>
-          <w:vertAlign w:val="baseline"/>
-        </w:rPr>
       </w:pPr>
       <w:bookmarkStart w:id="0" w:name="_f3jel3rrkx69"/>
       <w:bookmarkEnd w:id="0"/>
@@ -54,7 +52,6 @@
           <w:color w:val="000000"/>
           <w:position w:val="0"/>
           <w:sz w:val="52"/>
-          <w:sz w:val="52"/>
           <w:szCs w:val="52"/>
           <w:u w:val="none"/>
           <w:shd w:fill="auto" w:val="clear"/>
@@ -76,7 +73,31 @@
           <w:sz w:val="24"/>
           <w:szCs w:val="24"/>
         </w:rPr>
-        <w:t>CURSO DE FORMAÇÃO TÉCNICO-PROFISSIONAL - {{ career_name }}: 009/2025</w:t>
+        <w:t>CURSO DE FORMAÇÃO TÉCNICO-PROFISSIONAL - {{ career_name }}: 0</w:t>
+      </w:r>
+      <w:r>
+        <w:rPr>
+          <w:b/>
+          <w:sz w:val="24"/>
+          <w:szCs w:val="24"/>
+        </w:rPr>
+        <w:t>11</w:t>
+      </w:r>
+      <w:r>
+        <w:rPr>
+          <w:b/>
+          <w:sz w:val="24"/>
+          <w:szCs w:val="24"/>
+        </w:rPr>
+        <w:t>/202</w:t>
+      </w:r>
+      <w:r>
+        <w:rPr>
+          <w:b/>
+          <w:sz w:val="24"/>
+          <w:szCs w:val="24"/>
+        </w:rPr>
+        <w:t>6</w:t>
       </w:r>
     </w:p>
     <w:p>
@@ -827,7 +848,6 @@
         <w:jc w:val="both"/>
         <w:rPr>
           <w:i/>
-          <w:i/>
         </w:rPr>
       </w:pPr>
       <w:r>
@@ -843,7 +863,6 @@
         <w:jc w:val="both"/>
         <w:rPr>
           <w:i/>
-          <w:i/>
         </w:rPr>
       </w:pPr>
       <w:r>
@@ -859,7 +878,6 @@
         <w:jc w:val="both"/>
         <w:rPr>
           <w:i/>
-          <w:i/>
         </w:rPr>
       </w:pPr>
       <w:r>
@@ -875,7 +893,6 @@
         <w:jc w:val="both"/>
         <w:rPr>
           <w:i/>
-          <w:i/>
         </w:rPr>
       </w:pPr>
       <w:r>
@@ -891,7 +908,6 @@
         <w:jc w:val="both"/>
         <w:rPr>
           <w:i/>
-          <w:i/>
         </w:rPr>
       </w:pPr>
       <w:r>
@@ -907,7 +923,6 @@
         <w:jc w:val="both"/>
         <w:rPr>
           <w:i/>
-          <w:i/>
         </w:rPr>
       </w:pPr>
       <w:r>
@@ -923,7 +938,6 @@
         <w:jc w:val="both"/>
         <w:rPr>
           <w:i/>
-          <w:i/>
         </w:rPr>
       </w:pPr>
       <w:r>
@@ -939,7 +953,6 @@
         <w:jc w:val="both"/>
         <w:rPr>
           <w:i/>
-          <w:i/>
         </w:rPr>
       </w:pPr>
       <w:r>
@@ -955,7 +968,6 @@
         <w:jc w:val="both"/>
         <w:rPr>
           <w:i/>
-          <w:i/>
         </w:rPr>
       </w:pPr>
       <w:r>
@@ -971,7 +983,6 @@
         <w:jc w:val="both"/>
         <w:rPr>
           <w:i/>
-          <w:i/>
         </w:rPr>
       </w:pPr>
       <w:r>
@@ -987,7 +998,6 @@
         <w:jc w:val="both"/>
         <w:rPr>
           <w:i/>
-          <w:i/>
         </w:rPr>
       </w:pPr>
       <w:r>
@@ -1002,7 +1012,6 @@
         <w:spacing w:lineRule="auto" w:line="240"/>
         <w:jc w:val="both"/>
         <w:rPr>
-          <w:i/>
           <w:i/>
           <w:sz w:val="24"/>
           <w:szCs w:val="24"/>
@@ -1257,16 +1266,16 @@
         <w:gridCol w:w="554"/>
         <w:gridCol w:w="561"/>
         <w:gridCol w:w="553"/>
-        <w:gridCol w:w="560"/>
+        <w:gridCol w:w="561"/>
         <w:gridCol w:w="557"/>
         <w:gridCol w:w="554"/>
-        <w:gridCol w:w="558"/>
+        <w:gridCol w:w="559"/>
+        <w:gridCol w:w="555"/>
+        <w:gridCol w:w="554"/>
+        <w:gridCol w:w="561"/>
         <w:gridCol w:w="556"/>
-        <w:gridCol w:w="553"/>
-        <w:gridCol w:w="560"/>
-        <w:gridCol w:w="557"/>
         <w:gridCol w:w="554"/>
-        <w:gridCol w:w="610"/>
+        <w:gridCol w:w="611"/>
       </w:tblGrid>
       <w:tr>
         <w:trPr>
@@ -1274,7 +1283,7 @@
         </w:trPr>
         <w:tc>
           <w:tcPr>
-            <w:tcW w:w="11172" w:type="dxa"/>
+            <w:tcW w:w="11175" w:type="dxa"/>
             <w:gridSpan w:val="20"/>
             <w:tcBorders>
               <w:top w:val="single" w:sz="8" w:space="0" w:color="000000"/>
@@ -1603,7 +1612,7 @@
         </w:tc>
         <w:tc>
           <w:tcPr>
-            <w:tcW w:w="560" w:type="dxa"/>
+            <w:tcW w:w="561" w:type="dxa"/>
             <w:tcBorders>
               <w:top w:val="single" w:sz="8" w:space="0" w:color="000000"/>
               <w:left w:val="single" w:sz="8" w:space="0" w:color="000000"/>
@@ -1690,7 +1699,7 @@
         </w:tc>
         <w:tc>
           <w:tcPr>
-            <w:tcW w:w="558" w:type="dxa"/>
+            <w:tcW w:w="559" w:type="dxa"/>
             <w:tcBorders>
               <w:top w:val="single" w:sz="8" w:space="0" w:color="000000"/>
               <w:left w:val="single" w:sz="8" w:space="0" w:color="000000"/>
@@ -1719,6 +1728,93 @@
         </w:tc>
         <w:tc>
           <w:tcPr>
+            <w:tcW w:w="555" w:type="dxa"/>
+            <w:tcBorders>
+              <w:top w:val="single" w:sz="8" w:space="0" w:color="000000"/>
+              <w:left w:val="single" w:sz="8" w:space="0" w:color="000000"/>
+              <w:bottom w:val="single" w:sz="8" w:space="0" w:color="000000"/>
+              <w:right w:val="single" w:sz="8" w:space="0" w:color="000000"/>
+            </w:tcBorders>
+          </w:tcPr>
+          <w:p>
+            <w:pPr>
+              <w:pStyle w:val="normal1"/>
+              <w:widowControl w:val="false"/>
+              <w:spacing w:lineRule="auto" w:line="240"/>
+              <w:rPr>
+                <w:sz w:val="18"/>
+                <w:szCs w:val="18"/>
+              </w:rPr>
+            </w:pPr>
+            <w:r>
+              <w:rPr>
+                <w:sz w:val="18"/>
+                <w:szCs w:val="18"/>
+              </w:rPr>
+              <w:t>15-</w:t>
+            </w:r>
+          </w:p>
+        </w:tc>
+        <w:tc>
+          <w:tcPr>
+            <w:tcW w:w="554" w:type="dxa"/>
+            <w:tcBorders>
+              <w:top w:val="single" w:sz="8" w:space="0" w:color="000000"/>
+              <w:left w:val="single" w:sz="8" w:space="0" w:color="000000"/>
+              <w:bottom w:val="single" w:sz="8" w:space="0" w:color="000000"/>
+              <w:right w:val="single" w:sz="8" w:space="0" w:color="000000"/>
+            </w:tcBorders>
+          </w:tcPr>
+          <w:p>
+            <w:pPr>
+              <w:pStyle w:val="normal1"/>
+              <w:widowControl w:val="false"/>
+              <w:spacing w:lineRule="auto" w:line="240"/>
+              <w:rPr>
+                <w:sz w:val="18"/>
+                <w:szCs w:val="18"/>
+              </w:rPr>
+            </w:pPr>
+            <w:r>
+              <w:rPr>
+                <w:sz w:val="18"/>
+                <w:szCs w:val="18"/>
+              </w:rPr>
+              <w:t>16-</w:t>
+            </w:r>
+          </w:p>
+        </w:tc>
+        <w:tc>
+          <w:tcPr>
+            <w:tcW w:w="561" w:type="dxa"/>
+            <w:tcBorders>
+              <w:top w:val="single" w:sz="8" w:space="0" w:color="000000"/>
+              <w:left w:val="single" w:sz="8" w:space="0" w:color="000000"/>
+              <w:bottom w:val="single" w:sz="8" w:space="0" w:color="000000"/>
+              <w:right w:val="single" w:sz="8" w:space="0" w:color="000000"/>
+            </w:tcBorders>
+          </w:tcPr>
+          <w:p>
+            <w:pPr>
+              <w:pStyle w:val="normal1"/>
+              <w:widowControl w:val="false"/>
+              <w:spacing w:lineRule="auto" w:line="240"/>
+              <w:rPr>
+                <w:sz w:val="18"/>
+                <w:szCs w:val="18"/>
+              </w:rPr>
+            </w:pPr>
+            <w:r>
+              <w:rPr>
+                <w:sz w:val="18"/>
+                <w:szCs w:val="18"/>
+              </w:rPr>
+              <w:t>17-</w:t>
+            </w:r>
+          </w:p>
+        </w:tc>
+        <w:tc>
+          <w:tcPr>
             <w:tcW w:w="556" w:type="dxa"/>
             <w:tcBorders>
               <w:top w:val="single" w:sz="8" w:space="0" w:color="000000"/>
@@ -1742,93 +1838,6 @@
                 <w:sz w:val="18"/>
                 <w:szCs w:val="18"/>
               </w:rPr>
-              <w:t>15-</w:t>
-            </w:r>
-          </w:p>
-        </w:tc>
-        <w:tc>
-          <w:tcPr>
-            <w:tcW w:w="553" w:type="dxa"/>
-            <w:tcBorders>
-              <w:top w:val="single" w:sz="8" w:space="0" w:color="000000"/>
-              <w:left w:val="single" w:sz="8" w:space="0" w:color="000000"/>
-              <w:bottom w:val="single" w:sz="8" w:space="0" w:color="000000"/>
-              <w:right w:val="single" w:sz="8" w:space="0" w:color="000000"/>
-            </w:tcBorders>
-          </w:tcPr>
-          <w:p>
-            <w:pPr>
-              <w:pStyle w:val="normal1"/>
-              <w:widowControl w:val="false"/>
-              <w:spacing w:lineRule="auto" w:line="240"/>
-              <w:rPr>
-                <w:sz w:val="18"/>
-                <w:szCs w:val="18"/>
-              </w:rPr>
-            </w:pPr>
-            <w:r>
-              <w:rPr>
-                <w:sz w:val="18"/>
-                <w:szCs w:val="18"/>
-              </w:rPr>
-              <w:t>16-</w:t>
-            </w:r>
-          </w:p>
-        </w:tc>
-        <w:tc>
-          <w:tcPr>
-            <w:tcW w:w="560" w:type="dxa"/>
-            <w:tcBorders>
-              <w:top w:val="single" w:sz="8" w:space="0" w:color="000000"/>
-              <w:left w:val="single" w:sz="8" w:space="0" w:color="000000"/>
-              <w:bottom w:val="single" w:sz="8" w:space="0" w:color="000000"/>
-              <w:right w:val="single" w:sz="8" w:space="0" w:color="000000"/>
-            </w:tcBorders>
-          </w:tcPr>
-          <w:p>
-            <w:pPr>
-              <w:pStyle w:val="normal1"/>
-              <w:widowControl w:val="false"/>
-              <w:spacing w:lineRule="auto" w:line="240"/>
-              <w:rPr>
-                <w:sz w:val="18"/>
-                <w:szCs w:val="18"/>
-              </w:rPr>
-            </w:pPr>
-            <w:r>
-              <w:rPr>
-                <w:sz w:val="18"/>
-                <w:szCs w:val="18"/>
-              </w:rPr>
-              <w:t>17-</w:t>
-            </w:r>
-          </w:p>
-        </w:tc>
-        <w:tc>
-          <w:tcPr>
-            <w:tcW w:w="557" w:type="dxa"/>
-            <w:tcBorders>
-              <w:top w:val="single" w:sz="8" w:space="0" w:color="000000"/>
-              <w:left w:val="single" w:sz="8" w:space="0" w:color="000000"/>
-              <w:bottom w:val="single" w:sz="8" w:space="0" w:color="000000"/>
-              <w:right w:val="single" w:sz="8" w:space="0" w:color="000000"/>
-            </w:tcBorders>
-          </w:tcPr>
-          <w:p>
-            <w:pPr>
-              <w:pStyle w:val="normal1"/>
-              <w:widowControl w:val="false"/>
-              <w:spacing w:lineRule="auto" w:line="240"/>
-              <w:rPr>
-                <w:sz w:val="18"/>
-                <w:szCs w:val="18"/>
-              </w:rPr>
-            </w:pPr>
-            <w:r>
-              <w:rPr>
-                <w:sz w:val="18"/>
-                <w:szCs w:val="18"/>
-              </w:rPr>
               <w:t>18-</w:t>
             </w:r>
           </w:p>
@@ -1864,7 +1873,7 @@
         </w:tc>
         <w:tc>
           <w:tcPr>
-            <w:tcW w:w="610" w:type="dxa"/>
+            <w:tcW w:w="611" w:type="dxa"/>
             <w:tcBorders>
               <w:top w:val="single" w:sz="8" w:space="0" w:color="000000"/>
               <w:left w:val="single" w:sz="8" w:space="0" w:color="000000"/>
@@ -2188,7 +2197,7 @@
         </w:tc>
         <w:tc>
           <w:tcPr>
-            <w:tcW w:w="560" w:type="dxa"/>
+            <w:tcW w:w="561" w:type="dxa"/>
             <w:tcBorders>
               <w:top w:val="single" w:sz="8" w:space="0" w:color="000000"/>
               <w:left w:val="single" w:sz="8" w:space="0" w:color="000000"/>
@@ -2275,7 +2284,7 @@
         </w:tc>
         <w:tc>
           <w:tcPr>
-            <w:tcW w:w="558" w:type="dxa"/>
+            <w:tcW w:w="559" w:type="dxa"/>
             <w:tcBorders>
               <w:top w:val="single" w:sz="8" w:space="0" w:color="000000"/>
               <w:left w:val="single" w:sz="8" w:space="0" w:color="000000"/>
@@ -2304,6 +2313,93 @@
         </w:tc>
         <w:tc>
           <w:tcPr>
+            <w:tcW w:w="555" w:type="dxa"/>
+            <w:tcBorders>
+              <w:top w:val="single" w:sz="8" w:space="0" w:color="000000"/>
+              <w:left w:val="single" w:sz="8" w:space="0" w:color="000000"/>
+              <w:bottom w:val="single" w:sz="8" w:space="0" w:color="000000"/>
+              <w:right w:val="single" w:sz="8" w:space="0" w:color="000000"/>
+            </w:tcBorders>
+          </w:tcPr>
+          <w:p>
+            <w:pPr>
+              <w:pStyle w:val="normal1"/>
+              <w:widowControl w:val="false"/>
+              <w:spacing w:lineRule="auto" w:line="240"/>
+              <w:rPr>
+                <w:sz w:val="18"/>
+                <w:szCs w:val="18"/>
+              </w:rPr>
+            </w:pPr>
+            <w:r>
+              <w:rPr>
+                <w:sz w:val="18"/>
+                <w:szCs w:val="18"/>
+              </w:rPr>
+              <w:t>35-</w:t>
+            </w:r>
+          </w:p>
+        </w:tc>
+        <w:tc>
+          <w:tcPr>
+            <w:tcW w:w="554" w:type="dxa"/>
+            <w:tcBorders>
+              <w:top w:val="single" w:sz="8" w:space="0" w:color="000000"/>
+              <w:left w:val="single" w:sz="8" w:space="0" w:color="000000"/>
+              <w:bottom w:val="single" w:sz="8" w:space="0" w:color="000000"/>
+              <w:right w:val="single" w:sz="8" w:space="0" w:color="000000"/>
+            </w:tcBorders>
+          </w:tcPr>
+          <w:p>
+            <w:pPr>
+              <w:pStyle w:val="normal1"/>
+              <w:widowControl w:val="false"/>
+              <w:spacing w:lineRule="auto" w:line="240"/>
+              <w:rPr>
+                <w:sz w:val="18"/>
+                <w:szCs w:val="18"/>
+              </w:rPr>
+            </w:pPr>
+            <w:r>
+              <w:rPr>
+                <w:sz w:val="18"/>
+                <w:szCs w:val="18"/>
+              </w:rPr>
+              <w:t>36-</w:t>
+            </w:r>
+          </w:p>
+        </w:tc>
+        <w:tc>
+          <w:tcPr>
+            <w:tcW w:w="561" w:type="dxa"/>
+            <w:tcBorders>
+              <w:top w:val="single" w:sz="8" w:space="0" w:color="000000"/>
+              <w:left w:val="single" w:sz="8" w:space="0" w:color="000000"/>
+              <w:bottom w:val="single" w:sz="8" w:space="0" w:color="000000"/>
+              <w:right w:val="single" w:sz="8" w:space="0" w:color="000000"/>
+            </w:tcBorders>
+          </w:tcPr>
+          <w:p>
+            <w:pPr>
+              <w:pStyle w:val="normal1"/>
+              <w:widowControl w:val="false"/>
+              <w:spacing w:lineRule="auto" w:line="240"/>
+              <w:rPr>
+                <w:sz w:val="18"/>
+                <w:szCs w:val="18"/>
+              </w:rPr>
+            </w:pPr>
+            <w:r>
+              <w:rPr>
+                <w:sz w:val="18"/>
+                <w:szCs w:val="18"/>
+              </w:rPr>
+              <w:t>37-</w:t>
+            </w:r>
+          </w:p>
+        </w:tc>
+        <w:tc>
+          <w:tcPr>
             <w:tcW w:w="556" w:type="dxa"/>
             <w:tcBorders>
               <w:top w:val="single" w:sz="8" w:space="0" w:color="000000"/>
@@ -2327,93 +2423,6 @@
                 <w:sz w:val="18"/>
                 <w:szCs w:val="18"/>
               </w:rPr>
-              <w:t>35-</w:t>
-            </w:r>
-          </w:p>
-        </w:tc>
-        <w:tc>
-          <w:tcPr>
-            <w:tcW w:w="553" w:type="dxa"/>
-            <w:tcBorders>
-              <w:top w:val="single" w:sz="8" w:space="0" w:color="000000"/>
-              <w:left w:val="single" w:sz="8" w:space="0" w:color="000000"/>
-              <w:bottom w:val="single" w:sz="8" w:space="0" w:color="000000"/>
-              <w:right w:val="single" w:sz="8" w:space="0" w:color="000000"/>
-            </w:tcBorders>
-          </w:tcPr>
-          <w:p>
-            <w:pPr>
-              <w:pStyle w:val="normal1"/>
-              <w:widowControl w:val="false"/>
-              <w:spacing w:lineRule="auto" w:line="240"/>
-              <w:rPr>
-                <w:sz w:val="18"/>
-                <w:szCs w:val="18"/>
-              </w:rPr>
-            </w:pPr>
-            <w:r>
-              <w:rPr>
-                <w:sz w:val="18"/>
-                <w:szCs w:val="18"/>
-              </w:rPr>
-              <w:t>36-</w:t>
-            </w:r>
-          </w:p>
-        </w:tc>
-        <w:tc>
-          <w:tcPr>
-            <w:tcW w:w="560" w:type="dxa"/>
-            <w:tcBorders>
-              <w:top w:val="single" w:sz="8" w:space="0" w:color="000000"/>
-              <w:left w:val="single" w:sz="8" w:space="0" w:color="000000"/>
-              <w:bottom w:val="single" w:sz="8" w:space="0" w:color="000000"/>
-              <w:right w:val="single" w:sz="8" w:space="0" w:color="000000"/>
-            </w:tcBorders>
-          </w:tcPr>
-          <w:p>
-            <w:pPr>
-              <w:pStyle w:val="normal1"/>
-              <w:widowControl w:val="false"/>
-              <w:spacing w:lineRule="auto" w:line="240"/>
-              <w:rPr>
-                <w:sz w:val="18"/>
-                <w:szCs w:val="18"/>
-              </w:rPr>
-            </w:pPr>
-            <w:r>
-              <w:rPr>
-                <w:sz w:val="18"/>
-                <w:szCs w:val="18"/>
-              </w:rPr>
-              <w:t>37-</w:t>
-            </w:r>
-          </w:p>
-        </w:tc>
-        <w:tc>
-          <w:tcPr>
-            <w:tcW w:w="557" w:type="dxa"/>
-            <w:tcBorders>
-              <w:top w:val="single" w:sz="8" w:space="0" w:color="000000"/>
-              <w:left w:val="single" w:sz="8" w:space="0" w:color="000000"/>
-              <w:bottom w:val="single" w:sz="8" w:space="0" w:color="000000"/>
-              <w:right w:val="single" w:sz="8" w:space="0" w:color="000000"/>
-            </w:tcBorders>
-          </w:tcPr>
-          <w:p>
-            <w:pPr>
-              <w:pStyle w:val="normal1"/>
-              <w:widowControl w:val="false"/>
-              <w:spacing w:lineRule="auto" w:line="240"/>
-              <w:rPr>
-                <w:sz w:val="18"/>
-                <w:szCs w:val="18"/>
-              </w:rPr>
-            </w:pPr>
-            <w:r>
-              <w:rPr>
-                <w:sz w:val="18"/>
-                <w:szCs w:val="18"/>
-              </w:rPr>
               <w:t>38-</w:t>
             </w:r>
           </w:p>
@@ -2449,7 +2458,7 @@
         </w:tc>
         <w:tc>
           <w:tcPr>
-            <w:tcW w:w="610" w:type="dxa"/>
+            <w:tcW w:w="611" w:type="dxa"/>
             <w:tcBorders>
               <w:top w:val="single" w:sz="8" w:space="0" w:color="000000"/>
               <w:left w:val="single" w:sz="8" w:space="0" w:color="000000"/>
@@ -2773,7 +2782,7 @@
         </w:tc>
         <w:tc>
           <w:tcPr>
-            <w:tcW w:w="560" w:type="dxa"/>
+            <w:tcW w:w="561" w:type="dxa"/>
             <w:tcBorders>
               <w:top w:val="single" w:sz="8" w:space="0" w:color="000000"/>
               <w:left w:val="single" w:sz="8" w:space="0" w:color="000000"/>
@@ -2860,7 +2869,7 @@
         </w:tc>
         <w:tc>
           <w:tcPr>
-            <w:tcW w:w="558" w:type="dxa"/>
+            <w:tcW w:w="559" w:type="dxa"/>
             <w:tcBorders>
               <w:top w:val="single" w:sz="8" w:space="0" w:color="000000"/>
               <w:left w:val="single" w:sz="8" w:space="0" w:color="000000"/>
@@ -2889,6 +2898,93 @@
         </w:tc>
         <w:tc>
           <w:tcPr>
+            <w:tcW w:w="555" w:type="dxa"/>
+            <w:tcBorders>
+              <w:top w:val="single" w:sz="8" w:space="0" w:color="000000"/>
+              <w:left w:val="single" w:sz="8" w:space="0" w:color="000000"/>
+              <w:bottom w:val="single" w:sz="8" w:space="0" w:color="000000"/>
+              <w:right w:val="single" w:sz="8" w:space="0" w:color="000000"/>
+            </w:tcBorders>
+          </w:tcPr>
+          <w:p>
+            <w:pPr>
+              <w:pStyle w:val="normal1"/>
+              <w:widowControl w:val="false"/>
+              <w:spacing w:lineRule="auto" w:line="240"/>
+              <w:rPr>
+                <w:sz w:val="18"/>
+                <w:szCs w:val="18"/>
+              </w:rPr>
+            </w:pPr>
+            <w:r>
+              <w:rPr>
+                <w:sz w:val="18"/>
+                <w:szCs w:val="18"/>
+              </w:rPr>
+              <w:t>55-</w:t>
+            </w:r>
+          </w:p>
+        </w:tc>
+        <w:tc>
+          <w:tcPr>
+            <w:tcW w:w="554" w:type="dxa"/>
+            <w:tcBorders>
+              <w:top w:val="single" w:sz="8" w:space="0" w:color="000000"/>
+              <w:left w:val="single" w:sz="8" w:space="0" w:color="000000"/>
+              <w:bottom w:val="single" w:sz="8" w:space="0" w:color="000000"/>
+              <w:right w:val="single" w:sz="8" w:space="0" w:color="000000"/>
+            </w:tcBorders>
+          </w:tcPr>
+          <w:p>
+            <w:pPr>
+              <w:pStyle w:val="normal1"/>
+              <w:widowControl w:val="false"/>
+              <w:spacing w:lineRule="auto" w:line="240"/>
+              <w:rPr>
+                <w:sz w:val="18"/>
+                <w:szCs w:val="18"/>
+              </w:rPr>
+            </w:pPr>
+            <w:r>
+              <w:rPr>
+                <w:sz w:val="18"/>
+                <w:szCs w:val="18"/>
+              </w:rPr>
+              <w:t>56-</w:t>
+            </w:r>
+          </w:p>
+        </w:tc>
+        <w:tc>
+          <w:tcPr>
+            <w:tcW w:w="561" w:type="dxa"/>
+            <w:tcBorders>
+              <w:top w:val="single" w:sz="8" w:space="0" w:color="000000"/>
+              <w:left w:val="single" w:sz="8" w:space="0" w:color="000000"/>
+              <w:bottom w:val="single" w:sz="8" w:space="0" w:color="000000"/>
+              <w:right w:val="single" w:sz="8" w:space="0" w:color="000000"/>
+            </w:tcBorders>
+          </w:tcPr>
+          <w:p>
+            <w:pPr>
+              <w:pStyle w:val="normal1"/>
+              <w:widowControl w:val="false"/>
+              <w:spacing w:lineRule="auto" w:line="240"/>
+              <w:rPr>
+                <w:sz w:val="18"/>
+                <w:szCs w:val="18"/>
+              </w:rPr>
+            </w:pPr>
+            <w:r>
+              <w:rPr>
+                <w:sz w:val="18"/>
+                <w:szCs w:val="18"/>
+              </w:rPr>
+              <w:t>57-</w:t>
+            </w:r>
+          </w:p>
+        </w:tc>
+        <w:tc>
+          <w:tcPr>
             <w:tcW w:w="556" w:type="dxa"/>
             <w:tcBorders>
               <w:top w:val="single" w:sz="8" w:space="0" w:color="000000"/>
@@ -2912,93 +3008,6 @@
                 <w:sz w:val="18"/>
                 <w:szCs w:val="18"/>
               </w:rPr>
-              <w:t>55-</w:t>
-            </w:r>
-          </w:p>
-        </w:tc>
-        <w:tc>
-          <w:tcPr>
-            <w:tcW w:w="553" w:type="dxa"/>
-            <w:tcBorders>
-              <w:top w:val="single" w:sz="8" w:space="0" w:color="000000"/>
-              <w:left w:val="single" w:sz="8" w:space="0" w:color="000000"/>
-              <w:bottom w:val="single" w:sz="8" w:space="0" w:color="000000"/>
-              <w:right w:val="single" w:sz="8" w:space="0" w:color="000000"/>
-            </w:tcBorders>
-          </w:tcPr>
-          <w:p>
-            <w:pPr>
-              <w:pStyle w:val="normal1"/>
-              <w:widowControl w:val="false"/>
-              <w:spacing w:lineRule="auto" w:line="240"/>
-              <w:rPr>
-                <w:sz w:val="18"/>
-                <w:szCs w:val="18"/>
-              </w:rPr>
-            </w:pPr>
-            <w:r>
-              <w:rPr>
-                <w:sz w:val="18"/>
-                <w:szCs w:val="18"/>
-              </w:rPr>
-              <w:t>56-</w:t>
-            </w:r>
-          </w:p>
-        </w:tc>
-        <w:tc>
-          <w:tcPr>
-            <w:tcW w:w="560" w:type="dxa"/>
-            <w:tcBorders>
-              <w:top w:val="single" w:sz="8" w:space="0" w:color="000000"/>
-              <w:left w:val="single" w:sz="8" w:space="0" w:color="000000"/>
-              <w:bottom w:val="single" w:sz="8" w:space="0" w:color="000000"/>
-              <w:right w:val="single" w:sz="8" w:space="0" w:color="000000"/>
-            </w:tcBorders>
-          </w:tcPr>
-          <w:p>
-            <w:pPr>
-              <w:pStyle w:val="normal1"/>
-              <w:widowControl w:val="false"/>
-              <w:spacing w:lineRule="auto" w:line="240"/>
-              <w:rPr>
-                <w:sz w:val="18"/>
-                <w:szCs w:val="18"/>
-              </w:rPr>
-            </w:pPr>
-            <w:r>
-              <w:rPr>
-                <w:sz w:val="18"/>
-                <w:szCs w:val="18"/>
-              </w:rPr>
-              <w:t>57-</w:t>
-            </w:r>
-          </w:p>
-        </w:tc>
-        <w:tc>
-          <w:tcPr>
-            <w:tcW w:w="557" w:type="dxa"/>
-            <w:tcBorders>
-              <w:top w:val="single" w:sz="8" w:space="0" w:color="000000"/>
-              <w:left w:val="single" w:sz="8" w:space="0" w:color="000000"/>
-              <w:bottom w:val="single" w:sz="8" w:space="0" w:color="000000"/>
-              <w:right w:val="single" w:sz="8" w:space="0" w:color="000000"/>
-            </w:tcBorders>
-          </w:tcPr>
-          <w:p>
-            <w:pPr>
-              <w:pStyle w:val="normal1"/>
-              <w:widowControl w:val="false"/>
-              <w:spacing w:lineRule="auto" w:line="240"/>
-              <w:rPr>
-                <w:sz w:val="18"/>
-                <w:szCs w:val="18"/>
-              </w:rPr>
-            </w:pPr>
-            <w:r>
-              <w:rPr>
-                <w:sz w:val="18"/>
-                <w:szCs w:val="18"/>
-              </w:rPr>
               <w:t>58-</w:t>
             </w:r>
           </w:p>
@@ -3034,7 +3043,7 @@
         </w:tc>
         <w:tc>
           <w:tcPr>
-            <w:tcW w:w="610" w:type="dxa"/>
+            <w:tcW w:w="611" w:type="dxa"/>
             <w:tcBorders>
               <w:top w:val="single" w:sz="8" w:space="0" w:color="000000"/>
               <w:left w:val="single" w:sz="8" w:space="0" w:color="000000"/>
@@ -3358,7 +3367,7 @@
         </w:tc>
         <w:tc>
           <w:tcPr>
-            <w:tcW w:w="560" w:type="dxa"/>
+            <w:tcW w:w="561" w:type="dxa"/>
             <w:tcBorders>
               <w:top w:val="single" w:sz="8" w:space="0" w:color="000000"/>
               <w:left w:val="single" w:sz="8" w:space="0" w:color="000000"/>
@@ -3445,7 +3454,7 @@
         </w:tc>
         <w:tc>
           <w:tcPr>
-            <w:tcW w:w="558" w:type="dxa"/>
+            <w:tcW w:w="559" w:type="dxa"/>
             <w:tcBorders>
               <w:top w:val="single" w:sz="8" w:space="0" w:color="000000"/>
               <w:left w:val="single" w:sz="8" w:space="0" w:color="000000"/>
@@ -3474,6 +3483,93 @@
         </w:tc>
         <w:tc>
           <w:tcPr>
+            <w:tcW w:w="555" w:type="dxa"/>
+            <w:tcBorders>
+              <w:top w:val="single" w:sz="8" w:space="0" w:color="000000"/>
+              <w:left w:val="single" w:sz="8" w:space="0" w:color="000000"/>
+              <w:bottom w:val="single" w:sz="8" w:space="0" w:color="000000"/>
+              <w:right w:val="single" w:sz="8" w:space="0" w:color="000000"/>
+            </w:tcBorders>
+          </w:tcPr>
+          <w:p>
+            <w:pPr>
+              <w:pStyle w:val="normal1"/>
+              <w:widowControl w:val="false"/>
+              <w:spacing w:lineRule="auto" w:line="240"/>
+              <w:rPr>
+                <w:sz w:val="18"/>
+                <w:szCs w:val="18"/>
+              </w:rPr>
+            </w:pPr>
+            <w:r>
+              <w:rPr>
+                <w:sz w:val="18"/>
+                <w:szCs w:val="18"/>
+              </w:rPr>
+              <w:t>75-</w:t>
+            </w:r>
+          </w:p>
+        </w:tc>
+        <w:tc>
+          <w:tcPr>
+            <w:tcW w:w="554" w:type="dxa"/>
+            <w:tcBorders>
+              <w:top w:val="single" w:sz="8" w:space="0" w:color="000000"/>
+              <w:left w:val="single" w:sz="8" w:space="0" w:color="000000"/>
+              <w:bottom w:val="single" w:sz="8" w:space="0" w:color="000000"/>
+              <w:right w:val="single" w:sz="8" w:space="0" w:color="000000"/>
+            </w:tcBorders>
+          </w:tcPr>
+          <w:p>
+            <w:pPr>
+              <w:pStyle w:val="normal1"/>
+              <w:widowControl w:val="false"/>
+              <w:spacing w:lineRule="auto" w:line="240"/>
+              <w:rPr>
+                <w:sz w:val="18"/>
+                <w:szCs w:val="18"/>
+              </w:rPr>
+            </w:pPr>
+            <w:r>
+              <w:rPr>
+                <w:sz w:val="18"/>
+                <w:szCs w:val="18"/>
+              </w:rPr>
+              <w:t>76-</w:t>
+            </w:r>
+          </w:p>
+        </w:tc>
+        <w:tc>
+          <w:tcPr>
+            <w:tcW w:w="561" w:type="dxa"/>
+            <w:tcBorders>
+              <w:top w:val="single" w:sz="8" w:space="0" w:color="000000"/>
+              <w:left w:val="single" w:sz="8" w:space="0" w:color="000000"/>
+              <w:bottom w:val="single" w:sz="8" w:space="0" w:color="000000"/>
+              <w:right w:val="single" w:sz="8" w:space="0" w:color="000000"/>
+            </w:tcBorders>
+          </w:tcPr>
+          <w:p>
+            <w:pPr>
+              <w:pStyle w:val="normal1"/>
+              <w:widowControl w:val="false"/>
+              <w:spacing w:lineRule="auto" w:line="240"/>
+              <w:rPr>
+                <w:sz w:val="18"/>
+                <w:szCs w:val="18"/>
+              </w:rPr>
+            </w:pPr>
+            <w:r>
+              <w:rPr>
+                <w:sz w:val="18"/>
+                <w:szCs w:val="18"/>
+              </w:rPr>
+              <w:t>77-</w:t>
+            </w:r>
+          </w:p>
+        </w:tc>
+        <w:tc>
+          <w:tcPr>
             <w:tcW w:w="556" w:type="dxa"/>
             <w:tcBorders>
               <w:top w:val="single" w:sz="8" w:space="0" w:color="000000"/>
@@ -3497,93 +3593,6 @@
                 <w:sz w:val="18"/>
                 <w:szCs w:val="18"/>
               </w:rPr>
-              <w:t>75-</w:t>
-            </w:r>
-          </w:p>
-        </w:tc>
-        <w:tc>
-          <w:tcPr>
-            <w:tcW w:w="553" w:type="dxa"/>
-            <w:tcBorders>
-              <w:top w:val="single" w:sz="8" w:space="0" w:color="000000"/>
-              <w:left w:val="single" w:sz="8" w:space="0" w:color="000000"/>
-              <w:bottom w:val="single" w:sz="8" w:space="0" w:color="000000"/>
-              <w:right w:val="single" w:sz="8" w:space="0" w:color="000000"/>
-            </w:tcBorders>
-          </w:tcPr>
-          <w:p>
-            <w:pPr>
-              <w:pStyle w:val="normal1"/>
-              <w:widowControl w:val="false"/>
-              <w:spacing w:lineRule="auto" w:line="240"/>
-              <w:rPr>
-                <w:sz w:val="18"/>
-                <w:szCs w:val="18"/>
-              </w:rPr>
-            </w:pPr>
-            <w:r>
-              <w:rPr>
-                <w:sz w:val="18"/>
-                <w:szCs w:val="18"/>
-              </w:rPr>
-              <w:t>76-</w:t>
-            </w:r>
-          </w:p>
-        </w:tc>
-        <w:tc>
-          <w:tcPr>
-            <w:tcW w:w="560" w:type="dxa"/>
-            <w:tcBorders>
-              <w:top w:val="single" w:sz="8" w:space="0" w:color="000000"/>
-              <w:left w:val="single" w:sz="8" w:space="0" w:color="000000"/>
-              <w:bottom w:val="single" w:sz="8" w:space="0" w:color="000000"/>
-              <w:right w:val="single" w:sz="8" w:space="0" w:color="000000"/>
-            </w:tcBorders>
-          </w:tcPr>
-          <w:p>
-            <w:pPr>
-              <w:pStyle w:val="normal1"/>
-              <w:widowControl w:val="false"/>
-              <w:spacing w:lineRule="auto" w:line="240"/>
-              <w:rPr>
-                <w:sz w:val="18"/>
-                <w:szCs w:val="18"/>
-              </w:rPr>
-            </w:pPr>
-            <w:r>
-              <w:rPr>
-                <w:sz w:val="18"/>
-                <w:szCs w:val="18"/>
-              </w:rPr>
-              <w:t>77-</w:t>
-            </w:r>
-          </w:p>
-        </w:tc>
-        <w:tc>
-          <w:tcPr>
-            <w:tcW w:w="557" w:type="dxa"/>
-            <w:tcBorders>
-              <w:top w:val="single" w:sz="8" w:space="0" w:color="000000"/>
-              <w:left w:val="single" w:sz="8" w:space="0" w:color="000000"/>
-              <w:bottom w:val="single" w:sz="8" w:space="0" w:color="000000"/>
-              <w:right w:val="single" w:sz="8" w:space="0" w:color="000000"/>
-            </w:tcBorders>
-          </w:tcPr>
-          <w:p>
-            <w:pPr>
-              <w:pStyle w:val="normal1"/>
-              <w:widowControl w:val="false"/>
-              <w:spacing w:lineRule="auto" w:line="240"/>
-              <w:rPr>
-                <w:sz w:val="18"/>
-                <w:szCs w:val="18"/>
-              </w:rPr>
-            </w:pPr>
-            <w:r>
-              <w:rPr>
-                <w:sz w:val="18"/>
-                <w:szCs w:val="18"/>
-              </w:rPr>
               <w:t>78-</w:t>
             </w:r>
           </w:p>
@@ -3619,7 +3628,7 @@
         </w:tc>
         <w:tc>
           <w:tcPr>
-            <w:tcW w:w="610" w:type="dxa"/>
+            <w:tcW w:w="611" w:type="dxa"/>
             <w:tcBorders>
               <w:top w:val="single" w:sz="8" w:space="0" w:color="000000"/>
               <w:left w:val="single" w:sz="8" w:space="0" w:color="000000"/>
@@ -3943,7 +3952,7 @@
         </w:tc>
         <w:tc>
           <w:tcPr>
-            <w:tcW w:w="560" w:type="dxa"/>
+            <w:tcW w:w="561" w:type="dxa"/>
             <w:tcBorders>
               <w:top w:val="single" w:sz="8" w:space="0" w:color="000000"/>
               <w:left w:val="single" w:sz="8" w:space="0" w:color="000000"/>
@@ -4030,7 +4039,7 @@
         </w:tc>
         <w:tc>
           <w:tcPr>
-            <w:tcW w:w="558" w:type="dxa"/>
+            <w:tcW w:w="559" w:type="dxa"/>
             <w:tcBorders>
               <w:top w:val="single" w:sz="8" w:space="0" w:color="000000"/>
               <w:left w:val="single" w:sz="8" w:space="0" w:color="000000"/>
@@ -4059,6 +4068,93 @@
         </w:tc>
         <w:tc>
           <w:tcPr>
+            <w:tcW w:w="555" w:type="dxa"/>
+            <w:tcBorders>
+              <w:top w:val="single" w:sz="8" w:space="0" w:color="000000"/>
+              <w:left w:val="single" w:sz="8" w:space="0" w:color="000000"/>
+              <w:bottom w:val="single" w:sz="8" w:space="0" w:color="000000"/>
+              <w:right w:val="single" w:sz="8" w:space="0" w:color="000000"/>
+            </w:tcBorders>
+          </w:tcPr>
+          <w:p>
+            <w:pPr>
+              <w:pStyle w:val="normal1"/>
+              <w:widowControl w:val="false"/>
+              <w:spacing w:lineRule="auto" w:line="240"/>
+              <w:rPr>
+                <w:sz w:val="18"/>
+                <w:szCs w:val="18"/>
+              </w:rPr>
+            </w:pPr>
+            <w:r>
+              <w:rPr>
+                <w:sz w:val="18"/>
+                <w:szCs w:val="18"/>
+              </w:rPr>
+              <w:t>95-</w:t>
+            </w:r>
+          </w:p>
+        </w:tc>
+        <w:tc>
+          <w:tcPr>
+            <w:tcW w:w="554" w:type="dxa"/>
+            <w:tcBorders>
+              <w:top w:val="single" w:sz="8" w:space="0" w:color="000000"/>
+              <w:left w:val="single" w:sz="8" w:space="0" w:color="000000"/>
+              <w:bottom w:val="single" w:sz="8" w:space="0" w:color="000000"/>
+              <w:right w:val="single" w:sz="8" w:space="0" w:color="000000"/>
+            </w:tcBorders>
+          </w:tcPr>
+          <w:p>
+            <w:pPr>
+              <w:pStyle w:val="normal1"/>
+              <w:widowControl w:val="false"/>
+              <w:spacing w:lineRule="auto" w:line="240"/>
+              <w:rPr>
+                <w:sz w:val="18"/>
+                <w:szCs w:val="18"/>
+              </w:rPr>
+            </w:pPr>
+            <w:r>
+              <w:rPr>
+                <w:sz w:val="18"/>
+                <w:szCs w:val="18"/>
+              </w:rPr>
+              <w:t>96-</w:t>
+            </w:r>
+          </w:p>
+        </w:tc>
+        <w:tc>
+          <w:tcPr>
+            <w:tcW w:w="561" w:type="dxa"/>
+            <w:tcBorders>
+              <w:top w:val="single" w:sz="8" w:space="0" w:color="000000"/>
+              <w:left w:val="single" w:sz="8" w:space="0" w:color="000000"/>
+              <w:bottom w:val="single" w:sz="8" w:space="0" w:color="000000"/>
+              <w:right w:val="single" w:sz="8" w:space="0" w:color="000000"/>
+            </w:tcBorders>
+          </w:tcPr>
+          <w:p>
+            <w:pPr>
+              <w:pStyle w:val="normal1"/>
+              <w:widowControl w:val="false"/>
+              <w:spacing w:lineRule="auto" w:line="240"/>
+              <w:rPr>
+                <w:sz w:val="18"/>
+                <w:szCs w:val="18"/>
+              </w:rPr>
+            </w:pPr>
+            <w:r>
+              <w:rPr>
+                <w:sz w:val="18"/>
+                <w:szCs w:val="18"/>
+              </w:rPr>
+              <w:t>97-</w:t>
+            </w:r>
+          </w:p>
+        </w:tc>
+        <w:tc>
+          <w:tcPr>
             <w:tcW w:w="556" w:type="dxa"/>
             <w:tcBorders>
               <w:top w:val="single" w:sz="8" w:space="0" w:color="000000"/>
@@ -4082,93 +4178,6 @@
                 <w:sz w:val="18"/>
                 <w:szCs w:val="18"/>
               </w:rPr>
-              <w:t>95-</w:t>
-            </w:r>
-          </w:p>
-        </w:tc>
-        <w:tc>
-          <w:tcPr>
-            <w:tcW w:w="553" w:type="dxa"/>
-            <w:tcBorders>
-              <w:top w:val="single" w:sz="8" w:space="0" w:color="000000"/>
-              <w:left w:val="single" w:sz="8" w:space="0" w:color="000000"/>
-              <w:bottom w:val="single" w:sz="8" w:space="0" w:color="000000"/>
-              <w:right w:val="single" w:sz="8" w:space="0" w:color="000000"/>
-            </w:tcBorders>
-          </w:tcPr>
-          <w:p>
-            <w:pPr>
-              <w:pStyle w:val="normal1"/>
-              <w:widowControl w:val="false"/>
-              <w:spacing w:lineRule="auto" w:line="240"/>
-              <w:rPr>
-                <w:sz w:val="18"/>
-                <w:szCs w:val="18"/>
-              </w:rPr>
-            </w:pPr>
-            <w:r>
-              <w:rPr>
-                <w:sz w:val="18"/>
-                <w:szCs w:val="18"/>
-              </w:rPr>
-              <w:t>96-</w:t>
-            </w:r>
-          </w:p>
-        </w:tc>
-        <w:tc>
-          <w:tcPr>
-            <w:tcW w:w="560" w:type="dxa"/>
-            <w:tcBorders>
-              <w:top w:val="single" w:sz="8" w:space="0" w:color="000000"/>
-              <w:left w:val="single" w:sz="8" w:space="0" w:color="000000"/>
-              <w:bottom w:val="single" w:sz="8" w:space="0" w:color="000000"/>
-              <w:right w:val="single" w:sz="8" w:space="0" w:color="000000"/>
-            </w:tcBorders>
-          </w:tcPr>
-          <w:p>
-            <w:pPr>
-              <w:pStyle w:val="normal1"/>
-              <w:widowControl w:val="false"/>
-              <w:spacing w:lineRule="auto" w:line="240"/>
-              <w:rPr>
-                <w:sz w:val="18"/>
-                <w:szCs w:val="18"/>
-              </w:rPr>
-            </w:pPr>
-            <w:r>
-              <w:rPr>
-                <w:sz w:val="18"/>
-                <w:szCs w:val="18"/>
-              </w:rPr>
-              <w:t>97-</w:t>
-            </w:r>
-          </w:p>
-        </w:tc>
-        <w:tc>
-          <w:tcPr>
-            <w:tcW w:w="557" w:type="dxa"/>
-            <w:tcBorders>
-              <w:top w:val="single" w:sz="8" w:space="0" w:color="000000"/>
-              <w:left w:val="single" w:sz="8" w:space="0" w:color="000000"/>
-              <w:bottom w:val="single" w:sz="8" w:space="0" w:color="000000"/>
-              <w:right w:val="single" w:sz="8" w:space="0" w:color="000000"/>
-            </w:tcBorders>
-          </w:tcPr>
-          <w:p>
-            <w:pPr>
-              <w:pStyle w:val="normal1"/>
-              <w:widowControl w:val="false"/>
-              <w:spacing w:lineRule="auto" w:line="240"/>
-              <w:rPr>
-                <w:sz w:val="18"/>
-                <w:szCs w:val="18"/>
-              </w:rPr>
-            </w:pPr>
-            <w:r>
-              <w:rPr>
-                <w:sz w:val="18"/>
-                <w:szCs w:val="18"/>
-              </w:rPr>
               <w:t>98-</w:t>
             </w:r>
           </w:p>
@@ -4204,7 +4213,7 @@
         </w:tc>
         <w:tc>
           <w:tcPr>
-            <w:tcW w:w="610" w:type="dxa"/>
+            <w:tcW w:w="611" w:type="dxa"/>
             <w:tcBorders>
               <w:top w:val="single" w:sz="8" w:space="0" w:color="000000"/>
               <w:left w:val="single" w:sz="8" w:space="0" w:color="000000"/>
@@ -4576,7 +4585,7 @@
         <w:color w:val="666666"/>
       </w:rPr>
       <w:drawing>
-        <wp:anchor behindDoc="1" distT="114300" distB="114300" distL="114300" distR="114300" simplePos="0" locked="0" layoutInCell="0" allowOverlap="1" relativeHeight="4">
+        <wp:anchor distT="114300" distB="114300" distL="114300" distR="114300" simplePos="0" relativeHeight="4" behindDoc="1" locked="0" layoutInCell="0" allowOverlap="1">
           <wp:simplePos x="0" y="0"/>
           <wp:positionH relativeFrom="column">
             <wp:posOffset>2381250</wp:posOffset>
@@ -4587,7 +4596,7 @@
           <wp:extent cx="1004570" cy="286385"/>
           <wp:effectExtent l="0" t="0" r="0" b="0"/>
           <wp:wrapTopAndBottom/>
-          <wp:docPr id="3" name="Image3" descr=""/>
+          <wp:docPr id="3" name="Image3"/>
           <wp:cNvGraphicFramePr>
             <a:graphicFrameLocks xmlns:a="http://schemas.openxmlformats.org/drawingml/2006/main" noChangeAspect="1"/>
           </wp:cNvGraphicFramePr>
@@ -4595,7 +4604,7 @@
             <a:graphicData uri="http://schemas.openxmlformats.org/drawingml/2006/picture">
               <pic:pic xmlns:pic="http://schemas.openxmlformats.org/drawingml/2006/picture">
                 <pic:nvPicPr>
-                  <pic:cNvPr id="3" name="Image3" descr=""/>
+                  <pic:cNvPr id="3" name="Image3"/>
                   <pic:cNvPicPr>
                     <a:picLocks noChangeAspect="1" noChangeArrowheads="1"/>
                   </pic:cNvPicPr>
@@ -4712,33 +4721,33 @@
     </w:r>
     <w:r>
       <w:rPr>
+        <w:color w:val="666666"/>
         <w:sz w:val="20"/>
         <w:szCs w:val="20"/>
-        <w:color w:val="666666"/>
       </w:rPr>
       <w:instrText xml:space="preserve"> PAGE </w:instrText>
     </w:r>
     <w:r>
       <w:rPr>
+        <w:color w:val="666666"/>
         <w:sz w:val="20"/>
         <w:szCs w:val="20"/>
-        <w:color w:val="666666"/>
       </w:rPr>
       <w:fldChar w:fldCharType="separate"/>
     </w:r>
     <w:r>
       <w:rPr>
+        <w:color w:val="666666"/>
         <w:sz w:val="20"/>
         <w:szCs w:val="20"/>
-        <w:color w:val="666666"/>
       </w:rPr>
       <w:t>2</w:t>
     </w:r>
     <w:r>
       <w:rPr>
+        <w:color w:val="666666"/>
         <w:sz w:val="20"/>
         <w:szCs w:val="20"/>
-        <w:color w:val="666666"/>
       </w:rPr>
       <w:fldChar w:fldCharType="end"/>
     </w:r>
@@ -4781,7 +4790,7 @@
         <w:color w:val="666666"/>
       </w:rPr>
       <w:drawing>
-        <wp:anchor behindDoc="1" distT="114300" distB="114300" distL="114300" distR="114300" simplePos="0" locked="0" layoutInCell="0" allowOverlap="1" relativeHeight="5">
+        <wp:anchor distT="114300" distB="114300" distL="114300" distR="114300" simplePos="0" relativeHeight="5" behindDoc="1" locked="0" layoutInCell="0" allowOverlap="1">
           <wp:simplePos x="0" y="0"/>
           <wp:positionH relativeFrom="column">
             <wp:posOffset>2353945</wp:posOffset>
@@ -4792,7 +4801,7 @@
           <wp:extent cx="1004570" cy="286385"/>
           <wp:effectExtent l="0" t="0" r="0" b="0"/>
           <wp:wrapTopAndBottom/>
-          <wp:docPr id="4" name="image2.png" descr=""/>
+          <wp:docPr id="4" name="image2.png"/>
           <wp:cNvGraphicFramePr>
             <a:graphicFrameLocks xmlns:a="http://schemas.openxmlformats.org/drawingml/2006/main" noChangeAspect="1"/>
           </wp:cNvGraphicFramePr>
@@ -4800,7 +4809,7 @@
             <a:graphicData uri="http://schemas.openxmlformats.org/drawingml/2006/picture">
               <pic:pic xmlns:pic="http://schemas.openxmlformats.org/drawingml/2006/picture">
                 <pic:nvPicPr>
-                  <pic:cNvPr id="4" name="image2.png" descr=""/>
+                  <pic:cNvPr id="4" name="image2.png"/>
                   <pic:cNvPicPr>
                     <a:picLocks noChangeAspect="1" noChangeArrowheads="1"/>
                   </pic:cNvPicPr>
@@ -4964,33 +4973,33 @@
     </w:r>
     <w:r>
       <w:rPr>
+        <w:color w:val="666666"/>
         <w:sz w:val="20"/>
         <w:szCs w:val="20"/>
-        <w:color w:val="666666"/>
       </w:rPr>
       <w:instrText xml:space="preserve"> PAGE </w:instrText>
     </w:r>
     <w:r>
       <w:rPr>
+        <w:color w:val="666666"/>
         <w:sz w:val="20"/>
         <w:szCs w:val="20"/>
-        <w:color w:val="666666"/>
       </w:rPr>
       <w:fldChar w:fldCharType="separate"/>
     </w:r>
     <w:r>
       <w:rPr>
+        <w:color w:val="666666"/>
         <w:sz w:val="20"/>
         <w:szCs w:val="20"/>
-        <w:color w:val="666666"/>
       </w:rPr>
       <w:t>3</w:t>
     </w:r>
     <w:r>
       <w:rPr>
+        <w:color w:val="666666"/>
         <w:sz w:val="20"/>
         <w:szCs w:val="20"/>
-        <w:color w:val="666666"/>
       </w:rPr>
       <w:fldChar w:fldCharType="end"/>
     </w:r>
@@ -5031,33 +5040,33 @@
     </w:r>
     <w:r>
       <w:rPr>
+        <w:color w:val="666666"/>
         <w:sz w:val="20"/>
         <w:szCs w:val="20"/>
-        <w:color w:val="666666"/>
       </w:rPr>
       <w:instrText xml:space="preserve"> PAGE </w:instrText>
     </w:r>
     <w:r>
       <w:rPr>
+        <w:color w:val="666666"/>
         <w:sz w:val="20"/>
         <w:szCs w:val="20"/>
-        <w:color w:val="666666"/>
       </w:rPr>
       <w:fldChar w:fldCharType="separate"/>
     </w:r>
     <w:r>
       <w:rPr>
+        <w:color w:val="666666"/>
         <w:sz w:val="20"/>
         <w:szCs w:val="20"/>
-        <w:color w:val="666666"/>
       </w:rPr>
       <w:t>3</w:t>
     </w:r>
     <w:r>
       <w:rPr>
+        <w:color w:val="666666"/>
         <w:sz w:val="20"/>
         <w:szCs w:val="20"/>
-        <w:color w:val="666666"/>
       </w:rPr>
       <w:fldChar w:fldCharType="end"/>
     </w:r>
@@ -5108,7 +5117,7 @@
         <w:szCs w:val="24"/>
       </w:rPr>
       <w:drawing>
-        <wp:anchor behindDoc="1" distT="114300" distB="114300" distL="114300" distR="114300" simplePos="0" locked="0" layoutInCell="0" allowOverlap="1" relativeHeight="3">
+        <wp:anchor distT="114300" distB="114300" distL="114300" distR="114300" simplePos="0" relativeHeight="3" behindDoc="1" locked="0" layoutInCell="0" allowOverlap="1">
           <wp:simplePos x="0" y="0"/>
           <wp:positionH relativeFrom="column">
             <wp:posOffset>2399030</wp:posOffset>
@@ -5119,7 +5128,7 @@
           <wp:extent cx="929005" cy="1313815"/>
           <wp:effectExtent l="0" t="0" r="0" b="0"/>
           <wp:wrapTopAndBottom/>
-          <wp:docPr id="1" name="Figura3" descr=""/>
+          <wp:docPr id="1" name="Figura3"/>
           <wp:cNvGraphicFramePr>
             <a:graphicFrameLocks xmlns:a="http://schemas.openxmlformats.org/drawingml/2006/main" noChangeAspect="1"/>
           </wp:cNvGraphicFramePr>
@@ -5127,7 +5136,7 @@
             <a:graphicData uri="http://schemas.openxmlformats.org/drawingml/2006/picture">
               <pic:pic xmlns:pic="http://schemas.openxmlformats.org/drawingml/2006/picture">
                 <pic:nvPicPr>
-                  <pic:cNvPr id="1" name="Figura3" descr=""/>
+                  <pic:cNvPr id="1" name="Figura3"/>
                   <pic:cNvPicPr>
                     <a:picLocks noChangeAspect="1" noChangeArrowheads="1"/>
                   </pic:cNvPicPr>
@@ -5314,7 +5323,7 @@
         <w:szCs w:val="24"/>
       </w:rPr>
       <w:drawing>
-        <wp:anchor behindDoc="1" distT="114300" distB="114300" distL="114300" distR="114300" simplePos="0" locked="0" layoutInCell="0" allowOverlap="1" relativeHeight="2">
+        <wp:anchor distT="114300" distB="114300" distL="114300" distR="114300" simplePos="0" relativeHeight="2" behindDoc="1" locked="0" layoutInCell="0" allowOverlap="1">
           <wp:simplePos x="0" y="0"/>
           <wp:positionH relativeFrom="column">
             <wp:posOffset>2399030</wp:posOffset>
@@ -5325,7 +5334,7 @@
           <wp:extent cx="929005" cy="1313815"/>
           <wp:effectExtent l="0" t="0" r="0" b="0"/>
           <wp:wrapTopAndBottom/>
-          <wp:docPr id="2" name="Image2" descr=""/>
+          <wp:docPr id="2" name="Image2"/>
           <wp:cNvGraphicFramePr>
             <a:graphicFrameLocks xmlns:a="http://schemas.openxmlformats.org/drawingml/2006/main" noChangeAspect="1"/>
           </wp:cNvGraphicFramePr>
@@ -5333,7 +5342,7 @@
             <a:graphicData uri="http://schemas.openxmlformats.org/drawingml/2006/picture">
               <pic:pic xmlns:pic="http://schemas.openxmlformats.org/drawingml/2006/picture">
                 <pic:nvPicPr>
-                  <pic:cNvPr id="2" name="Image2" descr=""/>
+                  <pic:cNvPr id="2" name="Image2"/>
                   <pic:cNvPicPr>
                     <a:picLocks noChangeAspect="1" noChangeArrowheads="1"/>
                   </pic:cNvPicPr>

--- a/resources/test_template.docx
+++ b/resources/test_template.docx
@@ -73,31 +73,7 @@
           <w:sz w:val="24"/>
           <w:szCs w:val="24"/>
         </w:rPr>
-        <w:t>CURSO DE FORMAÇÃO TÉCNICO-PROFISSIONAL - {{ career_name }}: 0</w:t>
-      </w:r>
-      <w:r>
-        <w:rPr>
-          <w:b/>
-          <w:sz w:val="24"/>
-          <w:szCs w:val="24"/>
-        </w:rPr>
-        <w:t>11</w:t>
-      </w:r>
-      <w:r>
-        <w:rPr>
-          <w:b/>
-          <w:sz w:val="24"/>
-          <w:szCs w:val="24"/>
-        </w:rPr>
-        <w:t>/202</w:t>
-      </w:r>
-      <w:r>
-        <w:rPr>
-          <w:b/>
-          <w:sz w:val="24"/>
-          <w:szCs w:val="24"/>
-        </w:rPr>
-        <w:t>6</w:t>
+        <w:t>CURSO DE FORMAÇÃO TÉCNICO-PROFISSIONAL - {{ career_name }}: 011/2026</w:t>
       </w:r>
     </w:p>
     <w:p>
@@ -1257,25 +1233,25 @@
       </w:tblPr>
       <w:tblGrid>
         <w:gridCol w:w="555"/>
-        <w:gridCol w:w="554"/>
-        <w:gridCol w:w="556"/>
+        <w:gridCol w:w="553"/>
+        <w:gridCol w:w="557"/>
         <w:gridCol w:w="555"/>
-        <w:gridCol w:w="554"/>
-        <w:gridCol w:w="558"/>
         <w:gridCol w:w="553"/>
-        <w:gridCol w:w="554"/>
+        <w:gridCol w:w="559"/>
+        <w:gridCol w:w="553"/>
+        <w:gridCol w:w="553"/>
         <w:gridCol w:w="561"/>
         <w:gridCol w:w="553"/>
         <w:gridCol w:w="561"/>
-        <w:gridCol w:w="557"/>
+        <w:gridCol w:w="558"/>
+        <w:gridCol w:w="553"/>
+        <w:gridCol w:w="560"/>
         <w:gridCol w:w="554"/>
-        <w:gridCol w:w="559"/>
+        <w:gridCol w:w="555"/>
+        <w:gridCol w:w="561"/>
         <w:gridCol w:w="555"/>
         <w:gridCol w:w="554"/>
-        <w:gridCol w:w="561"/>
-        <w:gridCol w:w="556"/>
-        <w:gridCol w:w="554"/>
-        <w:gridCol w:w="611"/>
+        <w:gridCol w:w="612"/>
       </w:tblGrid>
       <w:tr>
         <w:trPr>
@@ -1351,6 +1327,383 @@
         </w:tc>
         <w:tc>
           <w:tcPr>
+            <w:tcW w:w="553" w:type="dxa"/>
+            <w:tcBorders>
+              <w:top w:val="single" w:sz="8" w:space="0" w:color="000000"/>
+              <w:left w:val="single" w:sz="8" w:space="0" w:color="000000"/>
+              <w:bottom w:val="single" w:sz="8" w:space="0" w:color="000000"/>
+              <w:right w:val="single" w:sz="8" w:space="0" w:color="000000"/>
+            </w:tcBorders>
+          </w:tcPr>
+          <w:p>
+            <w:pPr>
+              <w:pStyle w:val="normal1"/>
+              <w:widowControl w:val="false"/>
+              <w:spacing w:lineRule="auto" w:line="240"/>
+              <w:rPr>
+                <w:sz w:val="18"/>
+                <w:szCs w:val="18"/>
+              </w:rPr>
+            </w:pPr>
+            <w:r>
+              <w:rPr>
+                <w:sz w:val="18"/>
+                <w:szCs w:val="18"/>
+              </w:rPr>
+              <w:t>02-</w:t>
+            </w:r>
+          </w:p>
+        </w:tc>
+        <w:tc>
+          <w:tcPr>
+            <w:tcW w:w="557" w:type="dxa"/>
+            <w:tcBorders>
+              <w:top w:val="single" w:sz="8" w:space="0" w:color="000000"/>
+              <w:left w:val="single" w:sz="8" w:space="0" w:color="000000"/>
+              <w:bottom w:val="single" w:sz="8" w:space="0" w:color="000000"/>
+              <w:right w:val="single" w:sz="8" w:space="0" w:color="000000"/>
+            </w:tcBorders>
+          </w:tcPr>
+          <w:p>
+            <w:pPr>
+              <w:pStyle w:val="normal1"/>
+              <w:widowControl w:val="false"/>
+              <w:spacing w:lineRule="auto" w:line="240"/>
+              <w:rPr>
+                <w:sz w:val="18"/>
+                <w:szCs w:val="18"/>
+              </w:rPr>
+            </w:pPr>
+            <w:r>
+              <w:rPr>
+                <w:sz w:val="18"/>
+                <w:szCs w:val="18"/>
+              </w:rPr>
+              <w:t>03-</w:t>
+            </w:r>
+          </w:p>
+        </w:tc>
+        <w:tc>
+          <w:tcPr>
+            <w:tcW w:w="555" w:type="dxa"/>
+            <w:tcBorders>
+              <w:top w:val="single" w:sz="8" w:space="0" w:color="000000"/>
+              <w:left w:val="single" w:sz="8" w:space="0" w:color="000000"/>
+              <w:bottom w:val="single" w:sz="8" w:space="0" w:color="000000"/>
+              <w:right w:val="single" w:sz="8" w:space="0" w:color="000000"/>
+            </w:tcBorders>
+          </w:tcPr>
+          <w:p>
+            <w:pPr>
+              <w:pStyle w:val="normal1"/>
+              <w:widowControl w:val="false"/>
+              <w:spacing w:lineRule="auto" w:line="240"/>
+              <w:rPr>
+                <w:sz w:val="18"/>
+                <w:szCs w:val="18"/>
+              </w:rPr>
+            </w:pPr>
+            <w:r>
+              <w:rPr>
+                <w:sz w:val="18"/>
+                <w:szCs w:val="18"/>
+              </w:rPr>
+              <w:t>04-</w:t>
+            </w:r>
+          </w:p>
+        </w:tc>
+        <w:tc>
+          <w:tcPr>
+            <w:tcW w:w="553" w:type="dxa"/>
+            <w:tcBorders>
+              <w:top w:val="single" w:sz="8" w:space="0" w:color="000000"/>
+              <w:left w:val="single" w:sz="8" w:space="0" w:color="000000"/>
+              <w:bottom w:val="single" w:sz="8" w:space="0" w:color="000000"/>
+              <w:right w:val="single" w:sz="8" w:space="0" w:color="000000"/>
+            </w:tcBorders>
+          </w:tcPr>
+          <w:p>
+            <w:pPr>
+              <w:pStyle w:val="normal1"/>
+              <w:widowControl w:val="false"/>
+              <w:spacing w:lineRule="auto" w:line="240"/>
+              <w:rPr>
+                <w:sz w:val="18"/>
+                <w:szCs w:val="18"/>
+              </w:rPr>
+            </w:pPr>
+            <w:r>
+              <w:rPr>
+                <w:sz w:val="18"/>
+                <w:szCs w:val="18"/>
+              </w:rPr>
+              <w:t>05-</w:t>
+            </w:r>
+          </w:p>
+        </w:tc>
+        <w:tc>
+          <w:tcPr>
+            <w:tcW w:w="559" w:type="dxa"/>
+            <w:tcBorders>
+              <w:top w:val="single" w:sz="8" w:space="0" w:color="000000"/>
+              <w:left w:val="single" w:sz="8" w:space="0" w:color="000000"/>
+              <w:bottom w:val="single" w:sz="8" w:space="0" w:color="000000"/>
+              <w:right w:val="single" w:sz="8" w:space="0" w:color="000000"/>
+            </w:tcBorders>
+          </w:tcPr>
+          <w:p>
+            <w:pPr>
+              <w:pStyle w:val="normal1"/>
+              <w:widowControl w:val="false"/>
+              <w:spacing w:lineRule="auto" w:line="240"/>
+              <w:rPr>
+                <w:sz w:val="18"/>
+                <w:szCs w:val="18"/>
+              </w:rPr>
+            </w:pPr>
+            <w:r>
+              <w:rPr>
+                <w:sz w:val="18"/>
+                <w:szCs w:val="18"/>
+              </w:rPr>
+              <w:t>06-</w:t>
+            </w:r>
+          </w:p>
+        </w:tc>
+        <w:tc>
+          <w:tcPr>
+            <w:tcW w:w="553" w:type="dxa"/>
+            <w:tcBorders>
+              <w:top w:val="single" w:sz="8" w:space="0" w:color="000000"/>
+              <w:left w:val="single" w:sz="8" w:space="0" w:color="000000"/>
+              <w:bottom w:val="single" w:sz="8" w:space="0" w:color="000000"/>
+              <w:right w:val="single" w:sz="8" w:space="0" w:color="000000"/>
+            </w:tcBorders>
+          </w:tcPr>
+          <w:p>
+            <w:pPr>
+              <w:pStyle w:val="normal1"/>
+              <w:widowControl w:val="false"/>
+              <w:spacing w:lineRule="auto" w:line="240"/>
+              <w:rPr>
+                <w:sz w:val="18"/>
+                <w:szCs w:val="18"/>
+              </w:rPr>
+            </w:pPr>
+            <w:r>
+              <w:rPr>
+                <w:sz w:val="18"/>
+                <w:szCs w:val="18"/>
+              </w:rPr>
+              <w:t>07-</w:t>
+            </w:r>
+          </w:p>
+        </w:tc>
+        <w:tc>
+          <w:tcPr>
+            <w:tcW w:w="553" w:type="dxa"/>
+            <w:tcBorders>
+              <w:top w:val="single" w:sz="8" w:space="0" w:color="000000"/>
+              <w:left w:val="single" w:sz="8" w:space="0" w:color="000000"/>
+              <w:bottom w:val="single" w:sz="8" w:space="0" w:color="000000"/>
+              <w:right w:val="single" w:sz="8" w:space="0" w:color="000000"/>
+            </w:tcBorders>
+          </w:tcPr>
+          <w:p>
+            <w:pPr>
+              <w:pStyle w:val="normal1"/>
+              <w:widowControl w:val="false"/>
+              <w:spacing w:lineRule="auto" w:line="240"/>
+              <w:rPr>
+                <w:sz w:val="18"/>
+                <w:szCs w:val="18"/>
+              </w:rPr>
+            </w:pPr>
+            <w:r>
+              <w:rPr>
+                <w:sz w:val="18"/>
+                <w:szCs w:val="18"/>
+              </w:rPr>
+              <w:t>08-</w:t>
+            </w:r>
+          </w:p>
+        </w:tc>
+        <w:tc>
+          <w:tcPr>
+            <w:tcW w:w="561" w:type="dxa"/>
+            <w:tcBorders>
+              <w:top w:val="single" w:sz="8" w:space="0" w:color="000000"/>
+              <w:left w:val="single" w:sz="8" w:space="0" w:color="000000"/>
+              <w:bottom w:val="single" w:sz="8" w:space="0" w:color="000000"/>
+              <w:right w:val="single" w:sz="8" w:space="0" w:color="000000"/>
+            </w:tcBorders>
+          </w:tcPr>
+          <w:p>
+            <w:pPr>
+              <w:pStyle w:val="normal1"/>
+              <w:widowControl w:val="false"/>
+              <w:spacing w:lineRule="auto" w:line="240"/>
+              <w:rPr>
+                <w:sz w:val="18"/>
+                <w:szCs w:val="18"/>
+              </w:rPr>
+            </w:pPr>
+            <w:r>
+              <w:rPr>
+                <w:sz w:val="18"/>
+                <w:szCs w:val="18"/>
+              </w:rPr>
+              <w:t>09-</w:t>
+            </w:r>
+          </w:p>
+        </w:tc>
+        <w:tc>
+          <w:tcPr>
+            <w:tcW w:w="553" w:type="dxa"/>
+            <w:tcBorders>
+              <w:top w:val="single" w:sz="8" w:space="0" w:color="000000"/>
+              <w:left w:val="single" w:sz="8" w:space="0" w:color="000000"/>
+              <w:bottom w:val="single" w:sz="8" w:space="0" w:color="000000"/>
+              <w:right w:val="single" w:sz="8" w:space="0" w:color="000000"/>
+            </w:tcBorders>
+          </w:tcPr>
+          <w:p>
+            <w:pPr>
+              <w:pStyle w:val="normal1"/>
+              <w:widowControl w:val="false"/>
+              <w:spacing w:lineRule="auto" w:line="240"/>
+              <w:rPr>
+                <w:sz w:val="18"/>
+                <w:szCs w:val="18"/>
+              </w:rPr>
+            </w:pPr>
+            <w:r>
+              <w:rPr>
+                <w:sz w:val="18"/>
+                <w:szCs w:val="18"/>
+              </w:rPr>
+              <w:t>10-</w:t>
+            </w:r>
+          </w:p>
+        </w:tc>
+        <w:tc>
+          <w:tcPr>
+            <w:tcW w:w="561" w:type="dxa"/>
+            <w:tcBorders>
+              <w:top w:val="single" w:sz="8" w:space="0" w:color="000000"/>
+              <w:left w:val="single" w:sz="8" w:space="0" w:color="000000"/>
+              <w:bottom w:val="single" w:sz="8" w:space="0" w:color="000000"/>
+              <w:right w:val="single" w:sz="8" w:space="0" w:color="000000"/>
+            </w:tcBorders>
+          </w:tcPr>
+          <w:p>
+            <w:pPr>
+              <w:pStyle w:val="normal1"/>
+              <w:widowControl w:val="false"/>
+              <w:spacing w:lineRule="auto" w:line="240"/>
+              <w:rPr>
+                <w:sz w:val="18"/>
+                <w:szCs w:val="18"/>
+              </w:rPr>
+            </w:pPr>
+            <w:r>
+              <w:rPr>
+                <w:sz w:val="18"/>
+                <w:szCs w:val="18"/>
+              </w:rPr>
+              <w:t>11-</w:t>
+            </w:r>
+          </w:p>
+        </w:tc>
+        <w:tc>
+          <w:tcPr>
+            <w:tcW w:w="558" w:type="dxa"/>
+            <w:tcBorders>
+              <w:top w:val="single" w:sz="8" w:space="0" w:color="000000"/>
+              <w:left w:val="single" w:sz="8" w:space="0" w:color="000000"/>
+              <w:bottom w:val="single" w:sz="8" w:space="0" w:color="000000"/>
+              <w:right w:val="single" w:sz="8" w:space="0" w:color="000000"/>
+            </w:tcBorders>
+          </w:tcPr>
+          <w:p>
+            <w:pPr>
+              <w:pStyle w:val="normal1"/>
+              <w:widowControl w:val="false"/>
+              <w:spacing w:lineRule="auto" w:line="240"/>
+              <w:rPr>
+                <w:sz w:val="18"/>
+                <w:szCs w:val="18"/>
+              </w:rPr>
+            </w:pPr>
+            <w:r>
+              <w:rPr>
+                <w:sz w:val="18"/>
+                <w:szCs w:val="18"/>
+              </w:rPr>
+              <w:t>12-</w:t>
+            </w:r>
+          </w:p>
+        </w:tc>
+        <w:tc>
+          <w:tcPr>
+            <w:tcW w:w="553" w:type="dxa"/>
+            <w:tcBorders>
+              <w:top w:val="single" w:sz="8" w:space="0" w:color="000000"/>
+              <w:left w:val="single" w:sz="8" w:space="0" w:color="000000"/>
+              <w:bottom w:val="single" w:sz="8" w:space="0" w:color="000000"/>
+              <w:right w:val="single" w:sz="8" w:space="0" w:color="000000"/>
+            </w:tcBorders>
+          </w:tcPr>
+          <w:p>
+            <w:pPr>
+              <w:pStyle w:val="normal1"/>
+              <w:widowControl w:val="false"/>
+              <w:spacing w:lineRule="auto" w:line="240"/>
+              <w:rPr>
+                <w:sz w:val="18"/>
+                <w:szCs w:val="18"/>
+              </w:rPr>
+            </w:pPr>
+            <w:r>
+              <w:rPr>
+                <w:sz w:val="18"/>
+                <w:szCs w:val="18"/>
+              </w:rPr>
+              <w:t>13-</w:t>
+            </w:r>
+          </w:p>
+        </w:tc>
+        <w:tc>
+          <w:tcPr>
+            <w:tcW w:w="560" w:type="dxa"/>
+            <w:tcBorders>
+              <w:top w:val="single" w:sz="8" w:space="0" w:color="000000"/>
+              <w:left w:val="single" w:sz="8" w:space="0" w:color="000000"/>
+              <w:bottom w:val="single" w:sz="8" w:space="0" w:color="000000"/>
+              <w:right w:val="single" w:sz="8" w:space="0" w:color="000000"/>
+            </w:tcBorders>
+          </w:tcPr>
+          <w:p>
+            <w:pPr>
+              <w:pStyle w:val="normal1"/>
+              <w:widowControl w:val="false"/>
+              <w:spacing w:lineRule="auto" w:line="240"/>
+              <w:rPr>
+                <w:sz w:val="18"/>
+                <w:szCs w:val="18"/>
+              </w:rPr>
+            </w:pPr>
+            <w:r>
+              <w:rPr>
+                <w:sz w:val="18"/>
+                <w:szCs w:val="18"/>
+              </w:rPr>
+              <w:t>14-</w:t>
+            </w:r>
+          </w:p>
+        </w:tc>
+        <w:tc>
+          <w:tcPr>
             <w:tcW w:w="554" w:type="dxa"/>
             <w:tcBorders>
               <w:top w:val="single" w:sz="8" w:space="0" w:color="000000"/>
@@ -1374,36 +1727,7 @@
                 <w:sz w:val="18"/>
                 <w:szCs w:val="18"/>
               </w:rPr>
-              <w:t>02-</w:t>
-            </w:r>
-          </w:p>
-        </w:tc>
-        <w:tc>
-          <w:tcPr>
-            <w:tcW w:w="556" w:type="dxa"/>
-            <w:tcBorders>
-              <w:top w:val="single" w:sz="8" w:space="0" w:color="000000"/>
-              <w:left w:val="single" w:sz="8" w:space="0" w:color="000000"/>
-              <w:bottom w:val="single" w:sz="8" w:space="0" w:color="000000"/>
-              <w:right w:val="single" w:sz="8" w:space="0" w:color="000000"/>
-            </w:tcBorders>
-          </w:tcPr>
-          <w:p>
-            <w:pPr>
-              <w:pStyle w:val="normal1"/>
-              <w:widowControl w:val="false"/>
-              <w:spacing w:lineRule="auto" w:line="240"/>
-              <w:rPr>
-                <w:sz w:val="18"/>
-                <w:szCs w:val="18"/>
-              </w:rPr>
-            </w:pPr>
-            <w:r>
-              <w:rPr>
-                <w:sz w:val="18"/>
-                <w:szCs w:val="18"/>
-              </w:rPr>
-              <w:t>03-</w:t>
+              <w:t>15-</w:t>
             </w:r>
           </w:p>
         </w:tc>
@@ -1432,7 +1756,65 @@
                 <w:sz w:val="18"/>
                 <w:szCs w:val="18"/>
               </w:rPr>
-              <w:t>04-</w:t>
+              <w:t>16-</w:t>
+            </w:r>
+          </w:p>
+        </w:tc>
+        <w:tc>
+          <w:tcPr>
+            <w:tcW w:w="561" w:type="dxa"/>
+            <w:tcBorders>
+              <w:top w:val="single" w:sz="8" w:space="0" w:color="000000"/>
+              <w:left w:val="single" w:sz="8" w:space="0" w:color="000000"/>
+              <w:bottom w:val="single" w:sz="8" w:space="0" w:color="000000"/>
+              <w:right w:val="single" w:sz="8" w:space="0" w:color="000000"/>
+            </w:tcBorders>
+          </w:tcPr>
+          <w:p>
+            <w:pPr>
+              <w:pStyle w:val="normal1"/>
+              <w:widowControl w:val="false"/>
+              <w:spacing w:lineRule="auto" w:line="240"/>
+              <w:rPr>
+                <w:sz w:val="18"/>
+                <w:szCs w:val="18"/>
+              </w:rPr>
+            </w:pPr>
+            <w:r>
+              <w:rPr>
+                <w:sz w:val="18"/>
+                <w:szCs w:val="18"/>
+              </w:rPr>
+              <w:t>17-</w:t>
+            </w:r>
+          </w:p>
+        </w:tc>
+        <w:tc>
+          <w:tcPr>
+            <w:tcW w:w="555" w:type="dxa"/>
+            <w:tcBorders>
+              <w:top w:val="single" w:sz="8" w:space="0" w:color="000000"/>
+              <w:left w:val="single" w:sz="8" w:space="0" w:color="000000"/>
+              <w:bottom w:val="single" w:sz="8" w:space="0" w:color="000000"/>
+              <w:right w:val="single" w:sz="8" w:space="0" w:color="000000"/>
+            </w:tcBorders>
+          </w:tcPr>
+          <w:p>
+            <w:pPr>
+              <w:pStyle w:val="normal1"/>
+              <w:widowControl w:val="false"/>
+              <w:spacing w:lineRule="auto" w:line="240"/>
+              <w:rPr>
+                <w:sz w:val="18"/>
+                <w:szCs w:val="18"/>
+              </w:rPr>
+            </w:pPr>
+            <w:r>
+              <w:rPr>
+                <w:sz w:val="18"/>
+                <w:szCs w:val="18"/>
+              </w:rPr>
+              <w:t>18-</w:t>
             </w:r>
           </w:p>
         </w:tc>
@@ -1461,419 +1843,13 @@
                 <w:sz w:val="18"/>
                 <w:szCs w:val="18"/>
               </w:rPr>
-              <w:t>05-</w:t>
-            </w:r>
-          </w:p>
-        </w:tc>
-        <w:tc>
-          <w:tcPr>
-            <w:tcW w:w="558" w:type="dxa"/>
-            <w:tcBorders>
-              <w:top w:val="single" w:sz="8" w:space="0" w:color="000000"/>
-              <w:left w:val="single" w:sz="8" w:space="0" w:color="000000"/>
-              <w:bottom w:val="single" w:sz="8" w:space="0" w:color="000000"/>
-              <w:right w:val="single" w:sz="8" w:space="0" w:color="000000"/>
-            </w:tcBorders>
-          </w:tcPr>
-          <w:p>
-            <w:pPr>
-              <w:pStyle w:val="normal1"/>
-              <w:widowControl w:val="false"/>
-              <w:spacing w:lineRule="auto" w:line="240"/>
-              <w:rPr>
-                <w:sz w:val="18"/>
-                <w:szCs w:val="18"/>
-              </w:rPr>
-            </w:pPr>
-            <w:r>
-              <w:rPr>
-                <w:sz w:val="18"/>
-                <w:szCs w:val="18"/>
-              </w:rPr>
-              <w:t>06-</w:t>
-            </w:r>
-          </w:p>
-        </w:tc>
-        <w:tc>
-          <w:tcPr>
-            <w:tcW w:w="553" w:type="dxa"/>
-            <w:tcBorders>
-              <w:top w:val="single" w:sz="8" w:space="0" w:color="000000"/>
-              <w:left w:val="single" w:sz="8" w:space="0" w:color="000000"/>
-              <w:bottom w:val="single" w:sz="8" w:space="0" w:color="000000"/>
-              <w:right w:val="single" w:sz="8" w:space="0" w:color="000000"/>
-            </w:tcBorders>
-          </w:tcPr>
-          <w:p>
-            <w:pPr>
-              <w:pStyle w:val="normal1"/>
-              <w:widowControl w:val="false"/>
-              <w:spacing w:lineRule="auto" w:line="240"/>
-              <w:rPr>
-                <w:sz w:val="18"/>
-                <w:szCs w:val="18"/>
-              </w:rPr>
-            </w:pPr>
-            <w:r>
-              <w:rPr>
-                <w:sz w:val="18"/>
-                <w:szCs w:val="18"/>
-              </w:rPr>
-              <w:t>07-</w:t>
-            </w:r>
-          </w:p>
-        </w:tc>
-        <w:tc>
-          <w:tcPr>
-            <w:tcW w:w="554" w:type="dxa"/>
-            <w:tcBorders>
-              <w:top w:val="single" w:sz="8" w:space="0" w:color="000000"/>
-              <w:left w:val="single" w:sz="8" w:space="0" w:color="000000"/>
-              <w:bottom w:val="single" w:sz="8" w:space="0" w:color="000000"/>
-              <w:right w:val="single" w:sz="8" w:space="0" w:color="000000"/>
-            </w:tcBorders>
-          </w:tcPr>
-          <w:p>
-            <w:pPr>
-              <w:pStyle w:val="normal1"/>
-              <w:widowControl w:val="false"/>
-              <w:spacing w:lineRule="auto" w:line="240"/>
-              <w:rPr>
-                <w:sz w:val="18"/>
-                <w:szCs w:val="18"/>
-              </w:rPr>
-            </w:pPr>
-            <w:r>
-              <w:rPr>
-                <w:sz w:val="18"/>
-                <w:szCs w:val="18"/>
-              </w:rPr>
-              <w:t>08-</w:t>
-            </w:r>
-          </w:p>
-        </w:tc>
-        <w:tc>
-          <w:tcPr>
-            <w:tcW w:w="561" w:type="dxa"/>
-            <w:tcBorders>
-              <w:top w:val="single" w:sz="8" w:space="0" w:color="000000"/>
-              <w:left w:val="single" w:sz="8" w:space="0" w:color="000000"/>
-              <w:bottom w:val="single" w:sz="8" w:space="0" w:color="000000"/>
-              <w:right w:val="single" w:sz="8" w:space="0" w:color="000000"/>
-            </w:tcBorders>
-          </w:tcPr>
-          <w:p>
-            <w:pPr>
-              <w:pStyle w:val="normal1"/>
-              <w:widowControl w:val="false"/>
-              <w:spacing w:lineRule="auto" w:line="240"/>
-              <w:rPr>
-                <w:sz w:val="18"/>
-                <w:szCs w:val="18"/>
-              </w:rPr>
-            </w:pPr>
-            <w:r>
-              <w:rPr>
-                <w:sz w:val="18"/>
-                <w:szCs w:val="18"/>
-              </w:rPr>
-              <w:t>09-</w:t>
-            </w:r>
-          </w:p>
-        </w:tc>
-        <w:tc>
-          <w:tcPr>
-            <w:tcW w:w="553" w:type="dxa"/>
-            <w:tcBorders>
-              <w:top w:val="single" w:sz="8" w:space="0" w:color="000000"/>
-              <w:left w:val="single" w:sz="8" w:space="0" w:color="000000"/>
-              <w:bottom w:val="single" w:sz="8" w:space="0" w:color="000000"/>
-              <w:right w:val="single" w:sz="8" w:space="0" w:color="000000"/>
-            </w:tcBorders>
-          </w:tcPr>
-          <w:p>
-            <w:pPr>
-              <w:pStyle w:val="normal1"/>
-              <w:widowControl w:val="false"/>
-              <w:spacing w:lineRule="auto" w:line="240"/>
-              <w:rPr>
-                <w:sz w:val="18"/>
-                <w:szCs w:val="18"/>
-              </w:rPr>
-            </w:pPr>
-            <w:r>
-              <w:rPr>
-                <w:sz w:val="18"/>
-                <w:szCs w:val="18"/>
-              </w:rPr>
-              <w:t>10-</w:t>
-            </w:r>
-          </w:p>
-        </w:tc>
-        <w:tc>
-          <w:tcPr>
-            <w:tcW w:w="561" w:type="dxa"/>
-            <w:tcBorders>
-              <w:top w:val="single" w:sz="8" w:space="0" w:color="000000"/>
-              <w:left w:val="single" w:sz="8" w:space="0" w:color="000000"/>
-              <w:bottom w:val="single" w:sz="8" w:space="0" w:color="000000"/>
-              <w:right w:val="single" w:sz="8" w:space="0" w:color="000000"/>
-            </w:tcBorders>
-          </w:tcPr>
-          <w:p>
-            <w:pPr>
-              <w:pStyle w:val="normal1"/>
-              <w:widowControl w:val="false"/>
-              <w:spacing w:lineRule="auto" w:line="240"/>
-              <w:rPr>
-                <w:sz w:val="18"/>
-                <w:szCs w:val="18"/>
-              </w:rPr>
-            </w:pPr>
-            <w:r>
-              <w:rPr>
-                <w:sz w:val="18"/>
-                <w:szCs w:val="18"/>
-              </w:rPr>
-              <w:t>11-</w:t>
-            </w:r>
-          </w:p>
-        </w:tc>
-        <w:tc>
-          <w:tcPr>
-            <w:tcW w:w="557" w:type="dxa"/>
-            <w:tcBorders>
-              <w:top w:val="single" w:sz="8" w:space="0" w:color="000000"/>
-              <w:left w:val="single" w:sz="8" w:space="0" w:color="000000"/>
-              <w:bottom w:val="single" w:sz="8" w:space="0" w:color="000000"/>
-              <w:right w:val="single" w:sz="8" w:space="0" w:color="000000"/>
-            </w:tcBorders>
-          </w:tcPr>
-          <w:p>
-            <w:pPr>
-              <w:pStyle w:val="normal1"/>
-              <w:widowControl w:val="false"/>
-              <w:spacing w:lineRule="auto" w:line="240"/>
-              <w:rPr>
-                <w:sz w:val="18"/>
-                <w:szCs w:val="18"/>
-              </w:rPr>
-            </w:pPr>
-            <w:r>
-              <w:rPr>
-                <w:sz w:val="18"/>
-                <w:szCs w:val="18"/>
-              </w:rPr>
-              <w:t>12-</w:t>
-            </w:r>
-          </w:p>
-        </w:tc>
-        <w:tc>
-          <w:tcPr>
-            <w:tcW w:w="554" w:type="dxa"/>
-            <w:tcBorders>
-              <w:top w:val="single" w:sz="8" w:space="0" w:color="000000"/>
-              <w:left w:val="single" w:sz="8" w:space="0" w:color="000000"/>
-              <w:bottom w:val="single" w:sz="8" w:space="0" w:color="000000"/>
-              <w:right w:val="single" w:sz="8" w:space="0" w:color="000000"/>
-            </w:tcBorders>
-          </w:tcPr>
-          <w:p>
-            <w:pPr>
-              <w:pStyle w:val="normal1"/>
-              <w:widowControl w:val="false"/>
-              <w:spacing w:lineRule="auto" w:line="240"/>
-              <w:rPr>
-                <w:sz w:val="18"/>
-                <w:szCs w:val="18"/>
-              </w:rPr>
-            </w:pPr>
-            <w:r>
-              <w:rPr>
-                <w:sz w:val="18"/>
-                <w:szCs w:val="18"/>
-              </w:rPr>
-              <w:t>13-</w:t>
-            </w:r>
-          </w:p>
-        </w:tc>
-        <w:tc>
-          <w:tcPr>
-            <w:tcW w:w="559" w:type="dxa"/>
-            <w:tcBorders>
-              <w:top w:val="single" w:sz="8" w:space="0" w:color="000000"/>
-              <w:left w:val="single" w:sz="8" w:space="0" w:color="000000"/>
-              <w:bottom w:val="single" w:sz="8" w:space="0" w:color="000000"/>
-              <w:right w:val="single" w:sz="8" w:space="0" w:color="000000"/>
-            </w:tcBorders>
-          </w:tcPr>
-          <w:p>
-            <w:pPr>
-              <w:pStyle w:val="normal1"/>
-              <w:widowControl w:val="false"/>
-              <w:spacing w:lineRule="auto" w:line="240"/>
-              <w:rPr>
-                <w:sz w:val="18"/>
-                <w:szCs w:val="18"/>
-              </w:rPr>
-            </w:pPr>
-            <w:r>
-              <w:rPr>
-                <w:sz w:val="18"/>
-                <w:szCs w:val="18"/>
-              </w:rPr>
-              <w:t>14-</w:t>
-            </w:r>
-          </w:p>
-        </w:tc>
-        <w:tc>
-          <w:tcPr>
-            <w:tcW w:w="555" w:type="dxa"/>
-            <w:tcBorders>
-              <w:top w:val="single" w:sz="8" w:space="0" w:color="000000"/>
-              <w:left w:val="single" w:sz="8" w:space="0" w:color="000000"/>
-              <w:bottom w:val="single" w:sz="8" w:space="0" w:color="000000"/>
-              <w:right w:val="single" w:sz="8" w:space="0" w:color="000000"/>
-            </w:tcBorders>
-          </w:tcPr>
-          <w:p>
-            <w:pPr>
-              <w:pStyle w:val="normal1"/>
-              <w:widowControl w:val="false"/>
-              <w:spacing w:lineRule="auto" w:line="240"/>
-              <w:rPr>
-                <w:sz w:val="18"/>
-                <w:szCs w:val="18"/>
-              </w:rPr>
-            </w:pPr>
-            <w:r>
-              <w:rPr>
-                <w:sz w:val="18"/>
-                <w:szCs w:val="18"/>
-              </w:rPr>
-              <w:t>15-</w:t>
-            </w:r>
-          </w:p>
-        </w:tc>
-        <w:tc>
-          <w:tcPr>
-            <w:tcW w:w="554" w:type="dxa"/>
-            <w:tcBorders>
-              <w:top w:val="single" w:sz="8" w:space="0" w:color="000000"/>
-              <w:left w:val="single" w:sz="8" w:space="0" w:color="000000"/>
-              <w:bottom w:val="single" w:sz="8" w:space="0" w:color="000000"/>
-              <w:right w:val="single" w:sz="8" w:space="0" w:color="000000"/>
-            </w:tcBorders>
-          </w:tcPr>
-          <w:p>
-            <w:pPr>
-              <w:pStyle w:val="normal1"/>
-              <w:widowControl w:val="false"/>
-              <w:spacing w:lineRule="auto" w:line="240"/>
-              <w:rPr>
-                <w:sz w:val="18"/>
-                <w:szCs w:val="18"/>
-              </w:rPr>
-            </w:pPr>
-            <w:r>
-              <w:rPr>
-                <w:sz w:val="18"/>
-                <w:szCs w:val="18"/>
-              </w:rPr>
-              <w:t>16-</w:t>
-            </w:r>
-          </w:p>
-        </w:tc>
-        <w:tc>
-          <w:tcPr>
-            <w:tcW w:w="561" w:type="dxa"/>
-            <w:tcBorders>
-              <w:top w:val="single" w:sz="8" w:space="0" w:color="000000"/>
-              <w:left w:val="single" w:sz="8" w:space="0" w:color="000000"/>
-              <w:bottom w:val="single" w:sz="8" w:space="0" w:color="000000"/>
-              <w:right w:val="single" w:sz="8" w:space="0" w:color="000000"/>
-            </w:tcBorders>
-          </w:tcPr>
-          <w:p>
-            <w:pPr>
-              <w:pStyle w:val="normal1"/>
-              <w:widowControl w:val="false"/>
-              <w:spacing w:lineRule="auto" w:line="240"/>
-              <w:rPr>
-                <w:sz w:val="18"/>
-                <w:szCs w:val="18"/>
-              </w:rPr>
-            </w:pPr>
-            <w:r>
-              <w:rPr>
-                <w:sz w:val="18"/>
-                <w:szCs w:val="18"/>
-              </w:rPr>
-              <w:t>17-</w:t>
-            </w:r>
-          </w:p>
-        </w:tc>
-        <w:tc>
-          <w:tcPr>
-            <w:tcW w:w="556" w:type="dxa"/>
-            <w:tcBorders>
-              <w:top w:val="single" w:sz="8" w:space="0" w:color="000000"/>
-              <w:left w:val="single" w:sz="8" w:space="0" w:color="000000"/>
-              <w:bottom w:val="single" w:sz="8" w:space="0" w:color="000000"/>
-              <w:right w:val="single" w:sz="8" w:space="0" w:color="000000"/>
-            </w:tcBorders>
-          </w:tcPr>
-          <w:p>
-            <w:pPr>
-              <w:pStyle w:val="normal1"/>
-              <w:widowControl w:val="false"/>
-              <w:spacing w:lineRule="auto" w:line="240"/>
-              <w:rPr>
-                <w:sz w:val="18"/>
-                <w:szCs w:val="18"/>
-              </w:rPr>
-            </w:pPr>
-            <w:r>
-              <w:rPr>
-                <w:sz w:val="18"/>
-                <w:szCs w:val="18"/>
-              </w:rPr>
-              <w:t>18-</w:t>
-            </w:r>
-          </w:p>
-        </w:tc>
-        <w:tc>
-          <w:tcPr>
-            <w:tcW w:w="554" w:type="dxa"/>
-            <w:tcBorders>
-              <w:top w:val="single" w:sz="8" w:space="0" w:color="000000"/>
-              <w:left w:val="single" w:sz="8" w:space="0" w:color="000000"/>
-              <w:bottom w:val="single" w:sz="8" w:space="0" w:color="000000"/>
-              <w:right w:val="single" w:sz="8" w:space="0" w:color="000000"/>
-            </w:tcBorders>
-          </w:tcPr>
-          <w:p>
-            <w:pPr>
-              <w:pStyle w:val="normal1"/>
-              <w:widowControl w:val="false"/>
-              <w:spacing w:lineRule="auto" w:line="240"/>
-              <w:rPr>
-                <w:sz w:val="18"/>
-                <w:szCs w:val="18"/>
-              </w:rPr>
-            </w:pPr>
-            <w:r>
-              <w:rPr>
-                <w:sz w:val="18"/>
-                <w:szCs w:val="18"/>
-              </w:rPr>
               <w:t>19-</w:t>
             </w:r>
           </w:p>
         </w:tc>
         <w:tc>
           <w:tcPr>
-            <w:tcW w:w="611" w:type="dxa"/>
+            <w:tcW w:w="612" w:type="dxa"/>
             <w:tcBorders>
               <w:top w:val="single" w:sz="8" w:space="0" w:color="000000"/>
               <w:left w:val="single" w:sz="8" w:space="0" w:color="000000"/>
@@ -1936,6 +1912,383 @@
         </w:tc>
         <w:tc>
           <w:tcPr>
+            <w:tcW w:w="553" w:type="dxa"/>
+            <w:tcBorders>
+              <w:top w:val="single" w:sz="8" w:space="0" w:color="000000"/>
+              <w:left w:val="single" w:sz="8" w:space="0" w:color="000000"/>
+              <w:bottom w:val="single" w:sz="8" w:space="0" w:color="000000"/>
+              <w:right w:val="single" w:sz="8" w:space="0" w:color="000000"/>
+            </w:tcBorders>
+          </w:tcPr>
+          <w:p>
+            <w:pPr>
+              <w:pStyle w:val="normal1"/>
+              <w:widowControl w:val="false"/>
+              <w:spacing w:lineRule="auto" w:line="240"/>
+              <w:rPr>
+                <w:sz w:val="18"/>
+                <w:szCs w:val="18"/>
+              </w:rPr>
+            </w:pPr>
+            <w:r>
+              <w:rPr>
+                <w:sz w:val="18"/>
+                <w:szCs w:val="18"/>
+              </w:rPr>
+              <w:t>22-</w:t>
+            </w:r>
+          </w:p>
+        </w:tc>
+        <w:tc>
+          <w:tcPr>
+            <w:tcW w:w="557" w:type="dxa"/>
+            <w:tcBorders>
+              <w:top w:val="single" w:sz="8" w:space="0" w:color="000000"/>
+              <w:left w:val="single" w:sz="8" w:space="0" w:color="000000"/>
+              <w:bottom w:val="single" w:sz="8" w:space="0" w:color="000000"/>
+              <w:right w:val="single" w:sz="8" w:space="0" w:color="000000"/>
+            </w:tcBorders>
+          </w:tcPr>
+          <w:p>
+            <w:pPr>
+              <w:pStyle w:val="normal1"/>
+              <w:widowControl w:val="false"/>
+              <w:spacing w:lineRule="auto" w:line="240"/>
+              <w:rPr>
+                <w:sz w:val="18"/>
+                <w:szCs w:val="18"/>
+              </w:rPr>
+            </w:pPr>
+            <w:r>
+              <w:rPr>
+                <w:sz w:val="18"/>
+                <w:szCs w:val="18"/>
+              </w:rPr>
+              <w:t>23-</w:t>
+            </w:r>
+          </w:p>
+        </w:tc>
+        <w:tc>
+          <w:tcPr>
+            <w:tcW w:w="555" w:type="dxa"/>
+            <w:tcBorders>
+              <w:top w:val="single" w:sz="8" w:space="0" w:color="000000"/>
+              <w:left w:val="single" w:sz="8" w:space="0" w:color="000000"/>
+              <w:bottom w:val="single" w:sz="8" w:space="0" w:color="000000"/>
+              <w:right w:val="single" w:sz="8" w:space="0" w:color="000000"/>
+            </w:tcBorders>
+          </w:tcPr>
+          <w:p>
+            <w:pPr>
+              <w:pStyle w:val="normal1"/>
+              <w:widowControl w:val="false"/>
+              <w:spacing w:lineRule="auto" w:line="240"/>
+              <w:rPr>
+                <w:sz w:val="18"/>
+                <w:szCs w:val="18"/>
+              </w:rPr>
+            </w:pPr>
+            <w:r>
+              <w:rPr>
+                <w:sz w:val="18"/>
+                <w:szCs w:val="18"/>
+              </w:rPr>
+              <w:t>24-</w:t>
+            </w:r>
+          </w:p>
+        </w:tc>
+        <w:tc>
+          <w:tcPr>
+            <w:tcW w:w="553" w:type="dxa"/>
+            <w:tcBorders>
+              <w:top w:val="single" w:sz="8" w:space="0" w:color="000000"/>
+              <w:left w:val="single" w:sz="8" w:space="0" w:color="000000"/>
+              <w:bottom w:val="single" w:sz="8" w:space="0" w:color="000000"/>
+              <w:right w:val="single" w:sz="8" w:space="0" w:color="000000"/>
+            </w:tcBorders>
+          </w:tcPr>
+          <w:p>
+            <w:pPr>
+              <w:pStyle w:val="normal1"/>
+              <w:widowControl w:val="false"/>
+              <w:spacing w:lineRule="auto" w:line="240"/>
+              <w:rPr>
+                <w:sz w:val="18"/>
+                <w:szCs w:val="18"/>
+              </w:rPr>
+            </w:pPr>
+            <w:r>
+              <w:rPr>
+                <w:sz w:val="18"/>
+                <w:szCs w:val="18"/>
+              </w:rPr>
+              <w:t>25-</w:t>
+            </w:r>
+          </w:p>
+        </w:tc>
+        <w:tc>
+          <w:tcPr>
+            <w:tcW w:w="559" w:type="dxa"/>
+            <w:tcBorders>
+              <w:top w:val="single" w:sz="8" w:space="0" w:color="000000"/>
+              <w:left w:val="single" w:sz="8" w:space="0" w:color="000000"/>
+              <w:bottom w:val="single" w:sz="8" w:space="0" w:color="000000"/>
+              <w:right w:val="single" w:sz="8" w:space="0" w:color="000000"/>
+            </w:tcBorders>
+          </w:tcPr>
+          <w:p>
+            <w:pPr>
+              <w:pStyle w:val="normal1"/>
+              <w:widowControl w:val="false"/>
+              <w:spacing w:lineRule="auto" w:line="240"/>
+              <w:rPr>
+                <w:sz w:val="18"/>
+                <w:szCs w:val="18"/>
+              </w:rPr>
+            </w:pPr>
+            <w:r>
+              <w:rPr>
+                <w:sz w:val="18"/>
+                <w:szCs w:val="18"/>
+              </w:rPr>
+              <w:t>26-</w:t>
+            </w:r>
+          </w:p>
+        </w:tc>
+        <w:tc>
+          <w:tcPr>
+            <w:tcW w:w="553" w:type="dxa"/>
+            <w:tcBorders>
+              <w:top w:val="single" w:sz="8" w:space="0" w:color="000000"/>
+              <w:left w:val="single" w:sz="8" w:space="0" w:color="000000"/>
+              <w:bottom w:val="single" w:sz="8" w:space="0" w:color="000000"/>
+              <w:right w:val="single" w:sz="8" w:space="0" w:color="000000"/>
+            </w:tcBorders>
+          </w:tcPr>
+          <w:p>
+            <w:pPr>
+              <w:pStyle w:val="normal1"/>
+              <w:widowControl w:val="false"/>
+              <w:spacing w:lineRule="auto" w:line="240"/>
+              <w:rPr>
+                <w:sz w:val="18"/>
+                <w:szCs w:val="18"/>
+              </w:rPr>
+            </w:pPr>
+            <w:r>
+              <w:rPr>
+                <w:sz w:val="18"/>
+                <w:szCs w:val="18"/>
+              </w:rPr>
+              <w:t>27-</w:t>
+            </w:r>
+          </w:p>
+        </w:tc>
+        <w:tc>
+          <w:tcPr>
+            <w:tcW w:w="553" w:type="dxa"/>
+            <w:tcBorders>
+              <w:top w:val="single" w:sz="8" w:space="0" w:color="000000"/>
+              <w:left w:val="single" w:sz="8" w:space="0" w:color="000000"/>
+              <w:bottom w:val="single" w:sz="8" w:space="0" w:color="000000"/>
+              <w:right w:val="single" w:sz="8" w:space="0" w:color="000000"/>
+            </w:tcBorders>
+          </w:tcPr>
+          <w:p>
+            <w:pPr>
+              <w:pStyle w:val="normal1"/>
+              <w:widowControl w:val="false"/>
+              <w:spacing w:lineRule="auto" w:line="240"/>
+              <w:rPr>
+                <w:sz w:val="18"/>
+                <w:szCs w:val="18"/>
+              </w:rPr>
+            </w:pPr>
+            <w:r>
+              <w:rPr>
+                <w:sz w:val="18"/>
+                <w:szCs w:val="18"/>
+              </w:rPr>
+              <w:t>28-</w:t>
+            </w:r>
+          </w:p>
+        </w:tc>
+        <w:tc>
+          <w:tcPr>
+            <w:tcW w:w="561" w:type="dxa"/>
+            <w:tcBorders>
+              <w:top w:val="single" w:sz="8" w:space="0" w:color="000000"/>
+              <w:left w:val="single" w:sz="8" w:space="0" w:color="000000"/>
+              <w:bottom w:val="single" w:sz="8" w:space="0" w:color="000000"/>
+              <w:right w:val="single" w:sz="8" w:space="0" w:color="000000"/>
+            </w:tcBorders>
+          </w:tcPr>
+          <w:p>
+            <w:pPr>
+              <w:pStyle w:val="normal1"/>
+              <w:widowControl w:val="false"/>
+              <w:spacing w:lineRule="auto" w:line="240"/>
+              <w:rPr>
+                <w:sz w:val="18"/>
+                <w:szCs w:val="18"/>
+              </w:rPr>
+            </w:pPr>
+            <w:r>
+              <w:rPr>
+                <w:sz w:val="18"/>
+                <w:szCs w:val="18"/>
+              </w:rPr>
+              <w:t>29-</w:t>
+            </w:r>
+          </w:p>
+        </w:tc>
+        <w:tc>
+          <w:tcPr>
+            <w:tcW w:w="553" w:type="dxa"/>
+            <w:tcBorders>
+              <w:top w:val="single" w:sz="8" w:space="0" w:color="000000"/>
+              <w:left w:val="single" w:sz="8" w:space="0" w:color="000000"/>
+              <w:bottom w:val="single" w:sz="8" w:space="0" w:color="000000"/>
+              <w:right w:val="single" w:sz="8" w:space="0" w:color="000000"/>
+            </w:tcBorders>
+          </w:tcPr>
+          <w:p>
+            <w:pPr>
+              <w:pStyle w:val="normal1"/>
+              <w:widowControl w:val="false"/>
+              <w:spacing w:lineRule="auto" w:line="240"/>
+              <w:rPr>
+                <w:sz w:val="18"/>
+                <w:szCs w:val="18"/>
+              </w:rPr>
+            </w:pPr>
+            <w:r>
+              <w:rPr>
+                <w:sz w:val="18"/>
+                <w:szCs w:val="18"/>
+              </w:rPr>
+              <w:t>30-</w:t>
+            </w:r>
+          </w:p>
+        </w:tc>
+        <w:tc>
+          <w:tcPr>
+            <w:tcW w:w="561" w:type="dxa"/>
+            <w:tcBorders>
+              <w:top w:val="single" w:sz="8" w:space="0" w:color="000000"/>
+              <w:left w:val="single" w:sz="8" w:space="0" w:color="000000"/>
+              <w:bottom w:val="single" w:sz="8" w:space="0" w:color="000000"/>
+              <w:right w:val="single" w:sz="8" w:space="0" w:color="000000"/>
+            </w:tcBorders>
+          </w:tcPr>
+          <w:p>
+            <w:pPr>
+              <w:pStyle w:val="normal1"/>
+              <w:widowControl w:val="false"/>
+              <w:spacing w:lineRule="auto" w:line="240"/>
+              <w:rPr>
+                <w:sz w:val="18"/>
+                <w:szCs w:val="18"/>
+              </w:rPr>
+            </w:pPr>
+            <w:r>
+              <w:rPr>
+                <w:sz w:val="18"/>
+                <w:szCs w:val="18"/>
+              </w:rPr>
+              <w:t>31-</w:t>
+            </w:r>
+          </w:p>
+        </w:tc>
+        <w:tc>
+          <w:tcPr>
+            <w:tcW w:w="558" w:type="dxa"/>
+            <w:tcBorders>
+              <w:top w:val="single" w:sz="8" w:space="0" w:color="000000"/>
+              <w:left w:val="single" w:sz="8" w:space="0" w:color="000000"/>
+              <w:bottom w:val="single" w:sz="8" w:space="0" w:color="000000"/>
+              <w:right w:val="single" w:sz="8" w:space="0" w:color="000000"/>
+            </w:tcBorders>
+          </w:tcPr>
+          <w:p>
+            <w:pPr>
+              <w:pStyle w:val="normal1"/>
+              <w:widowControl w:val="false"/>
+              <w:spacing w:lineRule="auto" w:line="240"/>
+              <w:rPr>
+                <w:sz w:val="18"/>
+                <w:szCs w:val="18"/>
+              </w:rPr>
+            </w:pPr>
+            <w:r>
+              <w:rPr>
+                <w:sz w:val="18"/>
+                <w:szCs w:val="18"/>
+              </w:rPr>
+              <w:t>32-</w:t>
+            </w:r>
+          </w:p>
+        </w:tc>
+        <w:tc>
+          <w:tcPr>
+            <w:tcW w:w="553" w:type="dxa"/>
+            <w:tcBorders>
+              <w:top w:val="single" w:sz="8" w:space="0" w:color="000000"/>
+              <w:left w:val="single" w:sz="8" w:space="0" w:color="000000"/>
+              <w:bottom w:val="single" w:sz="8" w:space="0" w:color="000000"/>
+              <w:right w:val="single" w:sz="8" w:space="0" w:color="000000"/>
+            </w:tcBorders>
+          </w:tcPr>
+          <w:p>
+            <w:pPr>
+              <w:pStyle w:val="normal1"/>
+              <w:widowControl w:val="false"/>
+              <w:spacing w:lineRule="auto" w:line="240"/>
+              <w:rPr>
+                <w:sz w:val="18"/>
+                <w:szCs w:val="18"/>
+              </w:rPr>
+            </w:pPr>
+            <w:r>
+              <w:rPr>
+                <w:sz w:val="18"/>
+                <w:szCs w:val="18"/>
+              </w:rPr>
+              <w:t>33-</w:t>
+            </w:r>
+          </w:p>
+        </w:tc>
+        <w:tc>
+          <w:tcPr>
+            <w:tcW w:w="560" w:type="dxa"/>
+            <w:tcBorders>
+              <w:top w:val="single" w:sz="8" w:space="0" w:color="000000"/>
+              <w:left w:val="single" w:sz="8" w:space="0" w:color="000000"/>
+              <w:bottom w:val="single" w:sz="8" w:space="0" w:color="000000"/>
+              <w:right w:val="single" w:sz="8" w:space="0" w:color="000000"/>
+            </w:tcBorders>
+          </w:tcPr>
+          <w:p>
+            <w:pPr>
+              <w:pStyle w:val="normal1"/>
+              <w:widowControl w:val="false"/>
+              <w:spacing w:lineRule="auto" w:line="240"/>
+              <w:rPr>
+                <w:sz w:val="18"/>
+                <w:szCs w:val="18"/>
+              </w:rPr>
+            </w:pPr>
+            <w:r>
+              <w:rPr>
+                <w:sz w:val="18"/>
+                <w:szCs w:val="18"/>
+              </w:rPr>
+              <w:t>34-</w:t>
+            </w:r>
+          </w:p>
+        </w:tc>
+        <w:tc>
+          <w:tcPr>
             <w:tcW w:w="554" w:type="dxa"/>
             <w:tcBorders>
               <w:top w:val="single" w:sz="8" w:space="0" w:color="000000"/>
@@ -1959,36 +2312,7 @@
                 <w:sz w:val="18"/>
                 <w:szCs w:val="18"/>
               </w:rPr>
-              <w:t>22-</w:t>
-            </w:r>
-          </w:p>
-        </w:tc>
-        <w:tc>
-          <w:tcPr>
-            <w:tcW w:w="556" w:type="dxa"/>
-            <w:tcBorders>
-              <w:top w:val="single" w:sz="8" w:space="0" w:color="000000"/>
-              <w:left w:val="single" w:sz="8" w:space="0" w:color="000000"/>
-              <w:bottom w:val="single" w:sz="8" w:space="0" w:color="000000"/>
-              <w:right w:val="single" w:sz="8" w:space="0" w:color="000000"/>
-            </w:tcBorders>
-          </w:tcPr>
-          <w:p>
-            <w:pPr>
-              <w:pStyle w:val="normal1"/>
-              <w:widowControl w:val="false"/>
-              <w:spacing w:lineRule="auto" w:line="240"/>
-              <w:rPr>
-                <w:sz w:val="18"/>
-                <w:szCs w:val="18"/>
-              </w:rPr>
-            </w:pPr>
-            <w:r>
-              <w:rPr>
-                <w:sz w:val="18"/>
-                <w:szCs w:val="18"/>
-              </w:rPr>
-              <w:t>23-</w:t>
+              <w:t>35-</w:t>
             </w:r>
           </w:p>
         </w:tc>
@@ -2017,7 +2341,65 @@
                 <w:sz w:val="18"/>
                 <w:szCs w:val="18"/>
               </w:rPr>
-              <w:t>24-</w:t>
+              <w:t>36-</w:t>
+            </w:r>
+          </w:p>
+        </w:tc>
+        <w:tc>
+          <w:tcPr>
+            <w:tcW w:w="561" w:type="dxa"/>
+            <w:tcBorders>
+              <w:top w:val="single" w:sz="8" w:space="0" w:color="000000"/>
+              <w:left w:val="single" w:sz="8" w:space="0" w:color="000000"/>
+              <w:bottom w:val="single" w:sz="8" w:space="0" w:color="000000"/>
+              <w:right w:val="single" w:sz="8" w:space="0" w:color="000000"/>
+            </w:tcBorders>
+          </w:tcPr>
+          <w:p>
+            <w:pPr>
+              <w:pStyle w:val="normal1"/>
+              <w:widowControl w:val="false"/>
+              <w:spacing w:lineRule="auto" w:line="240"/>
+              <w:rPr>
+                <w:sz w:val="18"/>
+                <w:szCs w:val="18"/>
+              </w:rPr>
+            </w:pPr>
+            <w:r>
+              <w:rPr>
+                <w:sz w:val="18"/>
+                <w:szCs w:val="18"/>
+              </w:rPr>
+              <w:t>37-</w:t>
+            </w:r>
+          </w:p>
+        </w:tc>
+        <w:tc>
+          <w:tcPr>
+            <w:tcW w:w="555" w:type="dxa"/>
+            <w:tcBorders>
+              <w:top w:val="single" w:sz="8" w:space="0" w:color="000000"/>
+              <w:left w:val="single" w:sz="8" w:space="0" w:color="000000"/>
+              <w:bottom w:val="single" w:sz="8" w:space="0" w:color="000000"/>
+              <w:right w:val="single" w:sz="8" w:space="0" w:color="000000"/>
+            </w:tcBorders>
+          </w:tcPr>
+          <w:p>
+            <w:pPr>
+              <w:pStyle w:val="normal1"/>
+              <w:widowControl w:val="false"/>
+              <w:spacing w:lineRule="auto" w:line="240"/>
+              <w:rPr>
+                <w:sz w:val="18"/>
+                <w:szCs w:val="18"/>
+              </w:rPr>
+            </w:pPr>
+            <w:r>
+              <w:rPr>
+                <w:sz w:val="18"/>
+                <w:szCs w:val="18"/>
+              </w:rPr>
+              <w:t>38-</w:t>
             </w:r>
           </w:p>
         </w:tc>
@@ -2046,419 +2428,13 @@
                 <w:sz w:val="18"/>
                 <w:szCs w:val="18"/>
               </w:rPr>
-              <w:t>25-</w:t>
-            </w:r>
-          </w:p>
-        </w:tc>
-        <w:tc>
-          <w:tcPr>
-            <w:tcW w:w="558" w:type="dxa"/>
-            <w:tcBorders>
-              <w:top w:val="single" w:sz="8" w:space="0" w:color="000000"/>
-              <w:left w:val="single" w:sz="8" w:space="0" w:color="000000"/>
-              <w:bottom w:val="single" w:sz="8" w:space="0" w:color="000000"/>
-              <w:right w:val="single" w:sz="8" w:space="0" w:color="000000"/>
-            </w:tcBorders>
-          </w:tcPr>
-          <w:p>
-            <w:pPr>
-              <w:pStyle w:val="normal1"/>
-              <w:widowControl w:val="false"/>
-              <w:spacing w:lineRule="auto" w:line="240"/>
-              <w:rPr>
-                <w:sz w:val="18"/>
-                <w:szCs w:val="18"/>
-              </w:rPr>
-            </w:pPr>
-            <w:r>
-              <w:rPr>
-                <w:sz w:val="18"/>
-                <w:szCs w:val="18"/>
-              </w:rPr>
-              <w:t>26-</w:t>
-            </w:r>
-          </w:p>
-        </w:tc>
-        <w:tc>
-          <w:tcPr>
-            <w:tcW w:w="553" w:type="dxa"/>
-            <w:tcBorders>
-              <w:top w:val="single" w:sz="8" w:space="0" w:color="000000"/>
-              <w:left w:val="single" w:sz="8" w:space="0" w:color="000000"/>
-              <w:bottom w:val="single" w:sz="8" w:space="0" w:color="000000"/>
-              <w:right w:val="single" w:sz="8" w:space="0" w:color="000000"/>
-            </w:tcBorders>
-          </w:tcPr>
-          <w:p>
-            <w:pPr>
-              <w:pStyle w:val="normal1"/>
-              <w:widowControl w:val="false"/>
-              <w:spacing w:lineRule="auto" w:line="240"/>
-              <w:rPr>
-                <w:sz w:val="18"/>
-                <w:szCs w:val="18"/>
-              </w:rPr>
-            </w:pPr>
-            <w:r>
-              <w:rPr>
-                <w:sz w:val="18"/>
-                <w:szCs w:val="18"/>
-              </w:rPr>
-              <w:t>27-</w:t>
-            </w:r>
-          </w:p>
-        </w:tc>
-        <w:tc>
-          <w:tcPr>
-            <w:tcW w:w="554" w:type="dxa"/>
-            <w:tcBorders>
-              <w:top w:val="single" w:sz="8" w:space="0" w:color="000000"/>
-              <w:left w:val="single" w:sz="8" w:space="0" w:color="000000"/>
-              <w:bottom w:val="single" w:sz="8" w:space="0" w:color="000000"/>
-              <w:right w:val="single" w:sz="8" w:space="0" w:color="000000"/>
-            </w:tcBorders>
-          </w:tcPr>
-          <w:p>
-            <w:pPr>
-              <w:pStyle w:val="normal1"/>
-              <w:widowControl w:val="false"/>
-              <w:spacing w:lineRule="auto" w:line="240"/>
-              <w:rPr>
-                <w:sz w:val="18"/>
-                <w:szCs w:val="18"/>
-              </w:rPr>
-            </w:pPr>
-            <w:r>
-              <w:rPr>
-                <w:sz w:val="18"/>
-                <w:szCs w:val="18"/>
-              </w:rPr>
-              <w:t>28-</w:t>
-            </w:r>
-          </w:p>
-        </w:tc>
-        <w:tc>
-          <w:tcPr>
-            <w:tcW w:w="561" w:type="dxa"/>
-            <w:tcBorders>
-              <w:top w:val="single" w:sz="8" w:space="0" w:color="000000"/>
-              <w:left w:val="single" w:sz="8" w:space="0" w:color="000000"/>
-              <w:bottom w:val="single" w:sz="8" w:space="0" w:color="000000"/>
-              <w:right w:val="single" w:sz="8" w:space="0" w:color="000000"/>
-            </w:tcBorders>
-          </w:tcPr>
-          <w:p>
-            <w:pPr>
-              <w:pStyle w:val="normal1"/>
-              <w:widowControl w:val="false"/>
-              <w:spacing w:lineRule="auto" w:line="240"/>
-              <w:rPr>
-                <w:sz w:val="18"/>
-                <w:szCs w:val="18"/>
-              </w:rPr>
-            </w:pPr>
-            <w:r>
-              <w:rPr>
-                <w:sz w:val="18"/>
-                <w:szCs w:val="18"/>
-              </w:rPr>
-              <w:t>29-</w:t>
-            </w:r>
-          </w:p>
-        </w:tc>
-        <w:tc>
-          <w:tcPr>
-            <w:tcW w:w="553" w:type="dxa"/>
-            <w:tcBorders>
-              <w:top w:val="single" w:sz="8" w:space="0" w:color="000000"/>
-              <w:left w:val="single" w:sz="8" w:space="0" w:color="000000"/>
-              <w:bottom w:val="single" w:sz="8" w:space="0" w:color="000000"/>
-              <w:right w:val="single" w:sz="8" w:space="0" w:color="000000"/>
-            </w:tcBorders>
-          </w:tcPr>
-          <w:p>
-            <w:pPr>
-              <w:pStyle w:val="normal1"/>
-              <w:widowControl w:val="false"/>
-              <w:spacing w:lineRule="auto" w:line="240"/>
-              <w:rPr>
-                <w:sz w:val="18"/>
-                <w:szCs w:val="18"/>
-              </w:rPr>
-            </w:pPr>
-            <w:r>
-              <w:rPr>
-                <w:sz w:val="18"/>
-                <w:szCs w:val="18"/>
-              </w:rPr>
-              <w:t>30-</w:t>
-            </w:r>
-          </w:p>
-        </w:tc>
-        <w:tc>
-          <w:tcPr>
-            <w:tcW w:w="561" w:type="dxa"/>
-            <w:tcBorders>
-              <w:top w:val="single" w:sz="8" w:space="0" w:color="000000"/>
-              <w:left w:val="single" w:sz="8" w:space="0" w:color="000000"/>
-              <w:bottom w:val="single" w:sz="8" w:space="0" w:color="000000"/>
-              <w:right w:val="single" w:sz="8" w:space="0" w:color="000000"/>
-            </w:tcBorders>
-          </w:tcPr>
-          <w:p>
-            <w:pPr>
-              <w:pStyle w:val="normal1"/>
-              <w:widowControl w:val="false"/>
-              <w:spacing w:lineRule="auto" w:line="240"/>
-              <w:rPr>
-                <w:sz w:val="18"/>
-                <w:szCs w:val="18"/>
-              </w:rPr>
-            </w:pPr>
-            <w:r>
-              <w:rPr>
-                <w:sz w:val="18"/>
-                <w:szCs w:val="18"/>
-              </w:rPr>
-              <w:t>31-</w:t>
-            </w:r>
-          </w:p>
-        </w:tc>
-        <w:tc>
-          <w:tcPr>
-            <w:tcW w:w="557" w:type="dxa"/>
-            <w:tcBorders>
-              <w:top w:val="single" w:sz="8" w:space="0" w:color="000000"/>
-              <w:left w:val="single" w:sz="8" w:space="0" w:color="000000"/>
-              <w:bottom w:val="single" w:sz="8" w:space="0" w:color="000000"/>
-              <w:right w:val="single" w:sz="8" w:space="0" w:color="000000"/>
-            </w:tcBorders>
-          </w:tcPr>
-          <w:p>
-            <w:pPr>
-              <w:pStyle w:val="normal1"/>
-              <w:widowControl w:val="false"/>
-              <w:spacing w:lineRule="auto" w:line="240"/>
-              <w:rPr>
-                <w:sz w:val="18"/>
-                <w:szCs w:val="18"/>
-              </w:rPr>
-            </w:pPr>
-            <w:r>
-              <w:rPr>
-                <w:sz w:val="18"/>
-                <w:szCs w:val="18"/>
-              </w:rPr>
-              <w:t>32-</w:t>
-            </w:r>
-          </w:p>
-        </w:tc>
-        <w:tc>
-          <w:tcPr>
-            <w:tcW w:w="554" w:type="dxa"/>
-            <w:tcBorders>
-              <w:top w:val="single" w:sz="8" w:space="0" w:color="000000"/>
-              <w:left w:val="single" w:sz="8" w:space="0" w:color="000000"/>
-              <w:bottom w:val="single" w:sz="8" w:space="0" w:color="000000"/>
-              <w:right w:val="single" w:sz="8" w:space="0" w:color="000000"/>
-            </w:tcBorders>
-          </w:tcPr>
-          <w:p>
-            <w:pPr>
-              <w:pStyle w:val="normal1"/>
-              <w:widowControl w:val="false"/>
-              <w:spacing w:lineRule="auto" w:line="240"/>
-              <w:rPr>
-                <w:sz w:val="18"/>
-                <w:szCs w:val="18"/>
-              </w:rPr>
-            </w:pPr>
-            <w:r>
-              <w:rPr>
-                <w:sz w:val="18"/>
-                <w:szCs w:val="18"/>
-              </w:rPr>
-              <w:t>33-</w:t>
-            </w:r>
-          </w:p>
-        </w:tc>
-        <w:tc>
-          <w:tcPr>
-            <w:tcW w:w="559" w:type="dxa"/>
-            <w:tcBorders>
-              <w:top w:val="single" w:sz="8" w:space="0" w:color="000000"/>
-              <w:left w:val="single" w:sz="8" w:space="0" w:color="000000"/>
-              <w:bottom w:val="single" w:sz="8" w:space="0" w:color="000000"/>
-              <w:right w:val="single" w:sz="8" w:space="0" w:color="000000"/>
-            </w:tcBorders>
-          </w:tcPr>
-          <w:p>
-            <w:pPr>
-              <w:pStyle w:val="normal1"/>
-              <w:widowControl w:val="false"/>
-              <w:spacing w:lineRule="auto" w:line="240"/>
-              <w:rPr>
-                <w:sz w:val="18"/>
-                <w:szCs w:val="18"/>
-              </w:rPr>
-            </w:pPr>
-            <w:r>
-              <w:rPr>
-                <w:sz w:val="18"/>
-                <w:szCs w:val="18"/>
-              </w:rPr>
-              <w:t>34-</w:t>
-            </w:r>
-          </w:p>
-        </w:tc>
-        <w:tc>
-          <w:tcPr>
-            <w:tcW w:w="555" w:type="dxa"/>
-            <w:tcBorders>
-              <w:top w:val="single" w:sz="8" w:space="0" w:color="000000"/>
-              <w:left w:val="single" w:sz="8" w:space="0" w:color="000000"/>
-              <w:bottom w:val="single" w:sz="8" w:space="0" w:color="000000"/>
-              <w:right w:val="single" w:sz="8" w:space="0" w:color="000000"/>
-            </w:tcBorders>
-          </w:tcPr>
-          <w:p>
-            <w:pPr>
-              <w:pStyle w:val="normal1"/>
-              <w:widowControl w:val="false"/>
-              <w:spacing w:lineRule="auto" w:line="240"/>
-              <w:rPr>
-                <w:sz w:val="18"/>
-                <w:szCs w:val="18"/>
-              </w:rPr>
-            </w:pPr>
-            <w:r>
-              <w:rPr>
-                <w:sz w:val="18"/>
-                <w:szCs w:val="18"/>
-              </w:rPr>
-              <w:t>35-</w:t>
-            </w:r>
-          </w:p>
-        </w:tc>
-        <w:tc>
-          <w:tcPr>
-            <w:tcW w:w="554" w:type="dxa"/>
-            <w:tcBorders>
-              <w:top w:val="single" w:sz="8" w:space="0" w:color="000000"/>
-              <w:left w:val="single" w:sz="8" w:space="0" w:color="000000"/>
-              <w:bottom w:val="single" w:sz="8" w:space="0" w:color="000000"/>
-              <w:right w:val="single" w:sz="8" w:space="0" w:color="000000"/>
-            </w:tcBorders>
-          </w:tcPr>
-          <w:p>
-            <w:pPr>
-              <w:pStyle w:val="normal1"/>
-              <w:widowControl w:val="false"/>
-              <w:spacing w:lineRule="auto" w:line="240"/>
-              <w:rPr>
-                <w:sz w:val="18"/>
-                <w:szCs w:val="18"/>
-              </w:rPr>
-            </w:pPr>
-            <w:r>
-              <w:rPr>
-                <w:sz w:val="18"/>
-                <w:szCs w:val="18"/>
-              </w:rPr>
-              <w:t>36-</w:t>
-            </w:r>
-          </w:p>
-        </w:tc>
-        <w:tc>
-          <w:tcPr>
-            <w:tcW w:w="561" w:type="dxa"/>
-            <w:tcBorders>
-              <w:top w:val="single" w:sz="8" w:space="0" w:color="000000"/>
-              <w:left w:val="single" w:sz="8" w:space="0" w:color="000000"/>
-              <w:bottom w:val="single" w:sz="8" w:space="0" w:color="000000"/>
-              <w:right w:val="single" w:sz="8" w:space="0" w:color="000000"/>
-            </w:tcBorders>
-          </w:tcPr>
-          <w:p>
-            <w:pPr>
-              <w:pStyle w:val="normal1"/>
-              <w:widowControl w:val="false"/>
-              <w:spacing w:lineRule="auto" w:line="240"/>
-              <w:rPr>
-                <w:sz w:val="18"/>
-                <w:szCs w:val="18"/>
-              </w:rPr>
-            </w:pPr>
-            <w:r>
-              <w:rPr>
-                <w:sz w:val="18"/>
-                <w:szCs w:val="18"/>
-              </w:rPr>
-              <w:t>37-</w:t>
-            </w:r>
-          </w:p>
-        </w:tc>
-        <w:tc>
-          <w:tcPr>
-            <w:tcW w:w="556" w:type="dxa"/>
-            <w:tcBorders>
-              <w:top w:val="single" w:sz="8" w:space="0" w:color="000000"/>
-              <w:left w:val="single" w:sz="8" w:space="0" w:color="000000"/>
-              <w:bottom w:val="single" w:sz="8" w:space="0" w:color="000000"/>
-              <w:right w:val="single" w:sz="8" w:space="0" w:color="000000"/>
-            </w:tcBorders>
-          </w:tcPr>
-          <w:p>
-            <w:pPr>
-              <w:pStyle w:val="normal1"/>
-              <w:widowControl w:val="false"/>
-              <w:spacing w:lineRule="auto" w:line="240"/>
-              <w:rPr>
-                <w:sz w:val="18"/>
-                <w:szCs w:val="18"/>
-              </w:rPr>
-            </w:pPr>
-            <w:r>
-              <w:rPr>
-                <w:sz w:val="18"/>
-                <w:szCs w:val="18"/>
-              </w:rPr>
-              <w:t>38-</w:t>
-            </w:r>
-          </w:p>
-        </w:tc>
-        <w:tc>
-          <w:tcPr>
-            <w:tcW w:w="554" w:type="dxa"/>
-            <w:tcBorders>
-              <w:top w:val="single" w:sz="8" w:space="0" w:color="000000"/>
-              <w:left w:val="single" w:sz="8" w:space="0" w:color="000000"/>
-              <w:bottom w:val="single" w:sz="8" w:space="0" w:color="000000"/>
-              <w:right w:val="single" w:sz="8" w:space="0" w:color="000000"/>
-            </w:tcBorders>
-          </w:tcPr>
-          <w:p>
-            <w:pPr>
-              <w:pStyle w:val="normal1"/>
-              <w:widowControl w:val="false"/>
-              <w:spacing w:lineRule="auto" w:line="240"/>
-              <w:rPr>
-                <w:sz w:val="18"/>
-                <w:szCs w:val="18"/>
-              </w:rPr>
-            </w:pPr>
-            <w:r>
-              <w:rPr>
-                <w:sz w:val="18"/>
-                <w:szCs w:val="18"/>
-              </w:rPr>
               <w:t>39-</w:t>
             </w:r>
           </w:p>
         </w:tc>
         <w:tc>
           <w:tcPr>
-            <w:tcW w:w="611" w:type="dxa"/>
+            <w:tcW w:w="612" w:type="dxa"/>
             <w:tcBorders>
               <w:top w:val="single" w:sz="8" w:space="0" w:color="000000"/>
               <w:left w:val="single" w:sz="8" w:space="0" w:color="000000"/>
@@ -2521,6 +2497,383 @@
         </w:tc>
         <w:tc>
           <w:tcPr>
+            <w:tcW w:w="553" w:type="dxa"/>
+            <w:tcBorders>
+              <w:top w:val="single" w:sz="8" w:space="0" w:color="000000"/>
+              <w:left w:val="single" w:sz="8" w:space="0" w:color="000000"/>
+              <w:bottom w:val="single" w:sz="8" w:space="0" w:color="000000"/>
+              <w:right w:val="single" w:sz="8" w:space="0" w:color="000000"/>
+            </w:tcBorders>
+          </w:tcPr>
+          <w:p>
+            <w:pPr>
+              <w:pStyle w:val="normal1"/>
+              <w:widowControl w:val="false"/>
+              <w:spacing w:lineRule="auto" w:line="240"/>
+              <w:rPr>
+                <w:sz w:val="18"/>
+                <w:szCs w:val="18"/>
+              </w:rPr>
+            </w:pPr>
+            <w:r>
+              <w:rPr>
+                <w:sz w:val="18"/>
+                <w:szCs w:val="18"/>
+              </w:rPr>
+              <w:t>42-</w:t>
+            </w:r>
+          </w:p>
+        </w:tc>
+        <w:tc>
+          <w:tcPr>
+            <w:tcW w:w="557" w:type="dxa"/>
+            <w:tcBorders>
+              <w:top w:val="single" w:sz="8" w:space="0" w:color="000000"/>
+              <w:left w:val="single" w:sz="8" w:space="0" w:color="000000"/>
+              <w:bottom w:val="single" w:sz="8" w:space="0" w:color="000000"/>
+              <w:right w:val="single" w:sz="8" w:space="0" w:color="000000"/>
+            </w:tcBorders>
+          </w:tcPr>
+          <w:p>
+            <w:pPr>
+              <w:pStyle w:val="normal1"/>
+              <w:widowControl w:val="false"/>
+              <w:spacing w:lineRule="auto" w:line="240"/>
+              <w:rPr>
+                <w:sz w:val="18"/>
+                <w:szCs w:val="18"/>
+              </w:rPr>
+            </w:pPr>
+            <w:r>
+              <w:rPr>
+                <w:sz w:val="18"/>
+                <w:szCs w:val="18"/>
+              </w:rPr>
+              <w:t>43-</w:t>
+            </w:r>
+          </w:p>
+        </w:tc>
+        <w:tc>
+          <w:tcPr>
+            <w:tcW w:w="555" w:type="dxa"/>
+            <w:tcBorders>
+              <w:top w:val="single" w:sz="8" w:space="0" w:color="000000"/>
+              <w:left w:val="single" w:sz="8" w:space="0" w:color="000000"/>
+              <w:bottom w:val="single" w:sz="8" w:space="0" w:color="000000"/>
+              <w:right w:val="single" w:sz="8" w:space="0" w:color="000000"/>
+            </w:tcBorders>
+          </w:tcPr>
+          <w:p>
+            <w:pPr>
+              <w:pStyle w:val="normal1"/>
+              <w:widowControl w:val="false"/>
+              <w:spacing w:lineRule="auto" w:line="240"/>
+              <w:rPr>
+                <w:sz w:val="18"/>
+                <w:szCs w:val="18"/>
+              </w:rPr>
+            </w:pPr>
+            <w:r>
+              <w:rPr>
+                <w:sz w:val="18"/>
+                <w:szCs w:val="18"/>
+              </w:rPr>
+              <w:t>44-</w:t>
+            </w:r>
+          </w:p>
+        </w:tc>
+        <w:tc>
+          <w:tcPr>
+            <w:tcW w:w="553" w:type="dxa"/>
+            <w:tcBorders>
+              <w:top w:val="single" w:sz="8" w:space="0" w:color="000000"/>
+              <w:left w:val="single" w:sz="8" w:space="0" w:color="000000"/>
+              <w:bottom w:val="single" w:sz="8" w:space="0" w:color="000000"/>
+              <w:right w:val="single" w:sz="8" w:space="0" w:color="000000"/>
+            </w:tcBorders>
+          </w:tcPr>
+          <w:p>
+            <w:pPr>
+              <w:pStyle w:val="normal1"/>
+              <w:widowControl w:val="false"/>
+              <w:spacing w:lineRule="auto" w:line="240"/>
+              <w:rPr>
+                <w:sz w:val="18"/>
+                <w:szCs w:val="18"/>
+              </w:rPr>
+            </w:pPr>
+            <w:r>
+              <w:rPr>
+                <w:sz w:val="18"/>
+                <w:szCs w:val="18"/>
+              </w:rPr>
+              <w:t>45-</w:t>
+            </w:r>
+          </w:p>
+        </w:tc>
+        <w:tc>
+          <w:tcPr>
+            <w:tcW w:w="559" w:type="dxa"/>
+            <w:tcBorders>
+              <w:top w:val="single" w:sz="8" w:space="0" w:color="000000"/>
+              <w:left w:val="single" w:sz="8" w:space="0" w:color="000000"/>
+              <w:bottom w:val="single" w:sz="8" w:space="0" w:color="000000"/>
+              <w:right w:val="single" w:sz="8" w:space="0" w:color="000000"/>
+            </w:tcBorders>
+          </w:tcPr>
+          <w:p>
+            <w:pPr>
+              <w:pStyle w:val="normal1"/>
+              <w:widowControl w:val="false"/>
+              <w:spacing w:lineRule="auto" w:line="240"/>
+              <w:rPr>
+                <w:sz w:val="18"/>
+                <w:szCs w:val="18"/>
+              </w:rPr>
+            </w:pPr>
+            <w:r>
+              <w:rPr>
+                <w:sz w:val="18"/>
+                <w:szCs w:val="18"/>
+              </w:rPr>
+              <w:t>46-</w:t>
+            </w:r>
+          </w:p>
+        </w:tc>
+        <w:tc>
+          <w:tcPr>
+            <w:tcW w:w="553" w:type="dxa"/>
+            <w:tcBorders>
+              <w:top w:val="single" w:sz="8" w:space="0" w:color="000000"/>
+              <w:left w:val="single" w:sz="8" w:space="0" w:color="000000"/>
+              <w:bottom w:val="single" w:sz="8" w:space="0" w:color="000000"/>
+              <w:right w:val="single" w:sz="8" w:space="0" w:color="000000"/>
+            </w:tcBorders>
+          </w:tcPr>
+          <w:p>
+            <w:pPr>
+              <w:pStyle w:val="normal1"/>
+              <w:widowControl w:val="false"/>
+              <w:spacing w:lineRule="auto" w:line="240"/>
+              <w:rPr>
+                <w:sz w:val="18"/>
+                <w:szCs w:val="18"/>
+              </w:rPr>
+            </w:pPr>
+            <w:r>
+              <w:rPr>
+                <w:sz w:val="18"/>
+                <w:szCs w:val="18"/>
+              </w:rPr>
+              <w:t>47-</w:t>
+            </w:r>
+          </w:p>
+        </w:tc>
+        <w:tc>
+          <w:tcPr>
+            <w:tcW w:w="553" w:type="dxa"/>
+            <w:tcBorders>
+              <w:top w:val="single" w:sz="8" w:space="0" w:color="000000"/>
+              <w:left w:val="single" w:sz="8" w:space="0" w:color="000000"/>
+              <w:bottom w:val="single" w:sz="8" w:space="0" w:color="000000"/>
+              <w:right w:val="single" w:sz="8" w:space="0" w:color="000000"/>
+            </w:tcBorders>
+          </w:tcPr>
+          <w:p>
+            <w:pPr>
+              <w:pStyle w:val="normal1"/>
+              <w:widowControl w:val="false"/>
+              <w:spacing w:lineRule="auto" w:line="240"/>
+              <w:rPr>
+                <w:sz w:val="18"/>
+                <w:szCs w:val="18"/>
+              </w:rPr>
+            </w:pPr>
+            <w:r>
+              <w:rPr>
+                <w:sz w:val="18"/>
+                <w:szCs w:val="18"/>
+              </w:rPr>
+              <w:t>48-</w:t>
+            </w:r>
+          </w:p>
+        </w:tc>
+        <w:tc>
+          <w:tcPr>
+            <w:tcW w:w="561" w:type="dxa"/>
+            <w:tcBorders>
+              <w:top w:val="single" w:sz="8" w:space="0" w:color="000000"/>
+              <w:left w:val="single" w:sz="8" w:space="0" w:color="000000"/>
+              <w:bottom w:val="single" w:sz="8" w:space="0" w:color="000000"/>
+              <w:right w:val="single" w:sz="8" w:space="0" w:color="000000"/>
+            </w:tcBorders>
+          </w:tcPr>
+          <w:p>
+            <w:pPr>
+              <w:pStyle w:val="normal1"/>
+              <w:widowControl w:val="false"/>
+              <w:spacing w:lineRule="auto" w:line="240"/>
+              <w:rPr>
+                <w:sz w:val="18"/>
+                <w:szCs w:val="18"/>
+              </w:rPr>
+            </w:pPr>
+            <w:r>
+              <w:rPr>
+                <w:sz w:val="18"/>
+                <w:szCs w:val="18"/>
+              </w:rPr>
+              <w:t>49-</w:t>
+            </w:r>
+          </w:p>
+        </w:tc>
+        <w:tc>
+          <w:tcPr>
+            <w:tcW w:w="553" w:type="dxa"/>
+            <w:tcBorders>
+              <w:top w:val="single" w:sz="8" w:space="0" w:color="000000"/>
+              <w:left w:val="single" w:sz="8" w:space="0" w:color="000000"/>
+              <w:bottom w:val="single" w:sz="8" w:space="0" w:color="000000"/>
+              <w:right w:val="single" w:sz="8" w:space="0" w:color="000000"/>
+            </w:tcBorders>
+          </w:tcPr>
+          <w:p>
+            <w:pPr>
+              <w:pStyle w:val="normal1"/>
+              <w:widowControl w:val="false"/>
+              <w:spacing w:lineRule="auto" w:line="240"/>
+              <w:rPr>
+                <w:sz w:val="18"/>
+                <w:szCs w:val="18"/>
+              </w:rPr>
+            </w:pPr>
+            <w:r>
+              <w:rPr>
+                <w:sz w:val="18"/>
+                <w:szCs w:val="18"/>
+              </w:rPr>
+              <w:t>50-</w:t>
+            </w:r>
+          </w:p>
+        </w:tc>
+        <w:tc>
+          <w:tcPr>
+            <w:tcW w:w="561" w:type="dxa"/>
+            <w:tcBorders>
+              <w:top w:val="single" w:sz="8" w:space="0" w:color="000000"/>
+              <w:left w:val="single" w:sz="8" w:space="0" w:color="000000"/>
+              <w:bottom w:val="single" w:sz="8" w:space="0" w:color="000000"/>
+              <w:right w:val="single" w:sz="8" w:space="0" w:color="000000"/>
+            </w:tcBorders>
+          </w:tcPr>
+          <w:p>
+            <w:pPr>
+              <w:pStyle w:val="normal1"/>
+              <w:widowControl w:val="false"/>
+              <w:spacing w:lineRule="auto" w:line="240"/>
+              <w:rPr>
+                <w:sz w:val="18"/>
+                <w:szCs w:val="18"/>
+              </w:rPr>
+            </w:pPr>
+            <w:r>
+              <w:rPr>
+                <w:sz w:val="18"/>
+                <w:szCs w:val="18"/>
+              </w:rPr>
+              <w:t>51-</w:t>
+            </w:r>
+          </w:p>
+        </w:tc>
+        <w:tc>
+          <w:tcPr>
+            <w:tcW w:w="558" w:type="dxa"/>
+            <w:tcBorders>
+              <w:top w:val="single" w:sz="8" w:space="0" w:color="000000"/>
+              <w:left w:val="single" w:sz="8" w:space="0" w:color="000000"/>
+              <w:bottom w:val="single" w:sz="8" w:space="0" w:color="000000"/>
+              <w:right w:val="single" w:sz="8" w:space="0" w:color="000000"/>
+            </w:tcBorders>
+          </w:tcPr>
+          <w:p>
+            <w:pPr>
+              <w:pStyle w:val="normal1"/>
+              <w:widowControl w:val="false"/>
+              <w:spacing w:lineRule="auto" w:line="240"/>
+              <w:rPr>
+                <w:sz w:val="18"/>
+                <w:szCs w:val="18"/>
+              </w:rPr>
+            </w:pPr>
+            <w:r>
+              <w:rPr>
+                <w:sz w:val="18"/>
+                <w:szCs w:val="18"/>
+              </w:rPr>
+              <w:t>52-</w:t>
+            </w:r>
+          </w:p>
+        </w:tc>
+        <w:tc>
+          <w:tcPr>
+            <w:tcW w:w="553" w:type="dxa"/>
+            <w:tcBorders>
+              <w:top w:val="single" w:sz="8" w:space="0" w:color="000000"/>
+              <w:left w:val="single" w:sz="8" w:space="0" w:color="000000"/>
+              <w:bottom w:val="single" w:sz="8" w:space="0" w:color="000000"/>
+              <w:right w:val="single" w:sz="8" w:space="0" w:color="000000"/>
+            </w:tcBorders>
+          </w:tcPr>
+          <w:p>
+            <w:pPr>
+              <w:pStyle w:val="normal1"/>
+              <w:widowControl w:val="false"/>
+              <w:spacing w:lineRule="auto" w:line="240"/>
+              <w:rPr>
+                <w:sz w:val="18"/>
+                <w:szCs w:val="18"/>
+              </w:rPr>
+            </w:pPr>
+            <w:r>
+              <w:rPr>
+                <w:sz w:val="18"/>
+                <w:szCs w:val="18"/>
+              </w:rPr>
+              <w:t>53-</w:t>
+            </w:r>
+          </w:p>
+        </w:tc>
+        <w:tc>
+          <w:tcPr>
+            <w:tcW w:w="560" w:type="dxa"/>
+            <w:tcBorders>
+              <w:top w:val="single" w:sz="8" w:space="0" w:color="000000"/>
+              <w:left w:val="single" w:sz="8" w:space="0" w:color="000000"/>
+              <w:bottom w:val="single" w:sz="8" w:space="0" w:color="000000"/>
+              <w:right w:val="single" w:sz="8" w:space="0" w:color="000000"/>
+            </w:tcBorders>
+          </w:tcPr>
+          <w:p>
+            <w:pPr>
+              <w:pStyle w:val="normal1"/>
+              <w:widowControl w:val="false"/>
+              <w:spacing w:lineRule="auto" w:line="240"/>
+              <w:rPr>
+                <w:sz w:val="18"/>
+                <w:szCs w:val="18"/>
+              </w:rPr>
+            </w:pPr>
+            <w:r>
+              <w:rPr>
+                <w:sz w:val="18"/>
+                <w:szCs w:val="18"/>
+              </w:rPr>
+              <w:t>54-</w:t>
+            </w:r>
+          </w:p>
+        </w:tc>
+        <w:tc>
+          <w:tcPr>
             <w:tcW w:w="554" w:type="dxa"/>
             <w:tcBorders>
               <w:top w:val="single" w:sz="8" w:space="0" w:color="000000"/>
@@ -2544,36 +2897,7 @@
                 <w:sz w:val="18"/>
                 <w:szCs w:val="18"/>
               </w:rPr>
-              <w:t>42-</w:t>
-            </w:r>
-          </w:p>
-        </w:tc>
-        <w:tc>
-          <w:tcPr>
-            <w:tcW w:w="556" w:type="dxa"/>
-            <w:tcBorders>
-              <w:top w:val="single" w:sz="8" w:space="0" w:color="000000"/>
-              <w:left w:val="single" w:sz="8" w:space="0" w:color="000000"/>
-              <w:bottom w:val="single" w:sz="8" w:space="0" w:color="000000"/>
-              <w:right w:val="single" w:sz="8" w:space="0" w:color="000000"/>
-            </w:tcBorders>
-          </w:tcPr>
-          <w:p>
-            <w:pPr>
-              <w:pStyle w:val="normal1"/>
-              <w:widowControl w:val="false"/>
-              <w:spacing w:lineRule="auto" w:line="240"/>
-              <w:rPr>
-                <w:sz w:val="18"/>
-                <w:szCs w:val="18"/>
-              </w:rPr>
-            </w:pPr>
-            <w:r>
-              <w:rPr>
-                <w:sz w:val="18"/>
-                <w:szCs w:val="18"/>
-              </w:rPr>
-              <w:t>43-</w:t>
+              <w:t>55-</w:t>
             </w:r>
           </w:p>
         </w:tc>
@@ -2602,7 +2926,65 @@
                 <w:sz w:val="18"/>
                 <w:szCs w:val="18"/>
               </w:rPr>
-              <w:t>44-</w:t>
+              <w:t>56-</w:t>
+            </w:r>
+          </w:p>
+        </w:tc>
+        <w:tc>
+          <w:tcPr>
+            <w:tcW w:w="561" w:type="dxa"/>
+            <w:tcBorders>
+              <w:top w:val="single" w:sz="8" w:space="0" w:color="000000"/>
+              <w:left w:val="single" w:sz="8" w:space="0" w:color="000000"/>
+              <w:bottom w:val="single" w:sz="8" w:space="0" w:color="000000"/>
+              <w:right w:val="single" w:sz="8" w:space="0" w:color="000000"/>
+            </w:tcBorders>
+          </w:tcPr>
+          <w:p>
+            <w:pPr>
+              <w:pStyle w:val="normal1"/>
+              <w:widowControl w:val="false"/>
+              <w:spacing w:lineRule="auto" w:line="240"/>
+              <w:rPr>
+                <w:sz w:val="18"/>
+                <w:szCs w:val="18"/>
+              </w:rPr>
+            </w:pPr>
+            <w:r>
+              <w:rPr>
+                <w:sz w:val="18"/>
+                <w:szCs w:val="18"/>
+              </w:rPr>
+              <w:t>57-</w:t>
+            </w:r>
+          </w:p>
+        </w:tc>
+        <w:tc>
+          <w:tcPr>
+            <w:tcW w:w="555" w:type="dxa"/>
+            <w:tcBorders>
+              <w:top w:val="single" w:sz="8" w:space="0" w:color="000000"/>
+              <w:left w:val="single" w:sz="8" w:space="0" w:color="000000"/>
+              <w:bottom w:val="single" w:sz="8" w:space="0" w:color="000000"/>
+              <w:right w:val="single" w:sz="8" w:space="0" w:color="000000"/>
+            </w:tcBorders>
+          </w:tcPr>
+          <w:p>
+            <w:pPr>
+              <w:pStyle w:val="normal1"/>
+              <w:widowControl w:val="false"/>
+              <w:spacing w:lineRule="auto" w:line="240"/>
+              <w:rPr>
+                <w:sz w:val="18"/>
+                <w:szCs w:val="18"/>
+              </w:rPr>
+            </w:pPr>
+            <w:r>
+              <w:rPr>
+                <w:sz w:val="18"/>
+                <w:szCs w:val="18"/>
+              </w:rPr>
+              <w:t>58-</w:t>
             </w:r>
           </w:p>
         </w:tc>
@@ -2631,419 +3013,13 @@
                 <w:sz w:val="18"/>
                 <w:szCs w:val="18"/>
               </w:rPr>
-              <w:t>45-</w:t>
-            </w:r>
-          </w:p>
-        </w:tc>
-        <w:tc>
-          <w:tcPr>
-            <w:tcW w:w="558" w:type="dxa"/>
-            <w:tcBorders>
-              <w:top w:val="single" w:sz="8" w:space="0" w:color="000000"/>
-              <w:left w:val="single" w:sz="8" w:space="0" w:color="000000"/>
-              <w:bottom w:val="single" w:sz="8" w:space="0" w:color="000000"/>
-              <w:right w:val="single" w:sz="8" w:space="0" w:color="000000"/>
-            </w:tcBorders>
-          </w:tcPr>
-          <w:p>
-            <w:pPr>
-              <w:pStyle w:val="normal1"/>
-              <w:widowControl w:val="false"/>
-              <w:spacing w:lineRule="auto" w:line="240"/>
-              <w:rPr>
-                <w:sz w:val="18"/>
-                <w:szCs w:val="18"/>
-              </w:rPr>
-            </w:pPr>
-            <w:r>
-              <w:rPr>
-                <w:sz w:val="18"/>
-                <w:szCs w:val="18"/>
-              </w:rPr>
-              <w:t>46-</w:t>
-            </w:r>
-          </w:p>
-        </w:tc>
-        <w:tc>
-          <w:tcPr>
-            <w:tcW w:w="553" w:type="dxa"/>
-            <w:tcBorders>
-              <w:top w:val="single" w:sz="8" w:space="0" w:color="000000"/>
-              <w:left w:val="single" w:sz="8" w:space="0" w:color="000000"/>
-              <w:bottom w:val="single" w:sz="8" w:space="0" w:color="000000"/>
-              <w:right w:val="single" w:sz="8" w:space="0" w:color="000000"/>
-            </w:tcBorders>
-          </w:tcPr>
-          <w:p>
-            <w:pPr>
-              <w:pStyle w:val="normal1"/>
-              <w:widowControl w:val="false"/>
-              <w:spacing w:lineRule="auto" w:line="240"/>
-              <w:rPr>
-                <w:sz w:val="18"/>
-                <w:szCs w:val="18"/>
-              </w:rPr>
-            </w:pPr>
-            <w:r>
-              <w:rPr>
-                <w:sz w:val="18"/>
-                <w:szCs w:val="18"/>
-              </w:rPr>
-              <w:t>47-</w:t>
-            </w:r>
-          </w:p>
-        </w:tc>
-        <w:tc>
-          <w:tcPr>
-            <w:tcW w:w="554" w:type="dxa"/>
-            <w:tcBorders>
-              <w:top w:val="single" w:sz="8" w:space="0" w:color="000000"/>
-              <w:left w:val="single" w:sz="8" w:space="0" w:color="000000"/>
-              <w:bottom w:val="single" w:sz="8" w:space="0" w:color="000000"/>
-              <w:right w:val="single" w:sz="8" w:space="0" w:color="000000"/>
-            </w:tcBorders>
-          </w:tcPr>
-          <w:p>
-            <w:pPr>
-              <w:pStyle w:val="normal1"/>
-              <w:widowControl w:val="false"/>
-              <w:spacing w:lineRule="auto" w:line="240"/>
-              <w:rPr>
-                <w:sz w:val="18"/>
-                <w:szCs w:val="18"/>
-              </w:rPr>
-            </w:pPr>
-            <w:r>
-              <w:rPr>
-                <w:sz w:val="18"/>
-                <w:szCs w:val="18"/>
-              </w:rPr>
-              <w:t>48-</w:t>
-            </w:r>
-          </w:p>
-        </w:tc>
-        <w:tc>
-          <w:tcPr>
-            <w:tcW w:w="561" w:type="dxa"/>
-            <w:tcBorders>
-              <w:top w:val="single" w:sz="8" w:space="0" w:color="000000"/>
-              <w:left w:val="single" w:sz="8" w:space="0" w:color="000000"/>
-              <w:bottom w:val="single" w:sz="8" w:space="0" w:color="000000"/>
-              <w:right w:val="single" w:sz="8" w:space="0" w:color="000000"/>
-            </w:tcBorders>
-          </w:tcPr>
-          <w:p>
-            <w:pPr>
-              <w:pStyle w:val="normal1"/>
-              <w:widowControl w:val="false"/>
-              <w:spacing w:lineRule="auto" w:line="240"/>
-              <w:rPr>
-                <w:sz w:val="18"/>
-                <w:szCs w:val="18"/>
-              </w:rPr>
-            </w:pPr>
-            <w:r>
-              <w:rPr>
-                <w:sz w:val="18"/>
-                <w:szCs w:val="18"/>
-              </w:rPr>
-              <w:t>49-</w:t>
-            </w:r>
-          </w:p>
-        </w:tc>
-        <w:tc>
-          <w:tcPr>
-            <w:tcW w:w="553" w:type="dxa"/>
-            <w:tcBorders>
-              <w:top w:val="single" w:sz="8" w:space="0" w:color="000000"/>
-              <w:left w:val="single" w:sz="8" w:space="0" w:color="000000"/>
-              <w:bottom w:val="single" w:sz="8" w:space="0" w:color="000000"/>
-              <w:right w:val="single" w:sz="8" w:space="0" w:color="000000"/>
-            </w:tcBorders>
-          </w:tcPr>
-          <w:p>
-            <w:pPr>
-              <w:pStyle w:val="normal1"/>
-              <w:widowControl w:val="false"/>
-              <w:spacing w:lineRule="auto" w:line="240"/>
-              <w:rPr>
-                <w:sz w:val="18"/>
-                <w:szCs w:val="18"/>
-              </w:rPr>
-            </w:pPr>
-            <w:r>
-              <w:rPr>
-                <w:sz w:val="18"/>
-                <w:szCs w:val="18"/>
-              </w:rPr>
-              <w:t>50-</w:t>
-            </w:r>
-          </w:p>
-        </w:tc>
-        <w:tc>
-          <w:tcPr>
-            <w:tcW w:w="561" w:type="dxa"/>
-            <w:tcBorders>
-              <w:top w:val="single" w:sz="8" w:space="0" w:color="000000"/>
-              <w:left w:val="single" w:sz="8" w:space="0" w:color="000000"/>
-              <w:bottom w:val="single" w:sz="8" w:space="0" w:color="000000"/>
-              <w:right w:val="single" w:sz="8" w:space="0" w:color="000000"/>
-            </w:tcBorders>
-          </w:tcPr>
-          <w:p>
-            <w:pPr>
-              <w:pStyle w:val="normal1"/>
-              <w:widowControl w:val="false"/>
-              <w:spacing w:lineRule="auto" w:line="240"/>
-              <w:rPr>
-                <w:sz w:val="18"/>
-                <w:szCs w:val="18"/>
-              </w:rPr>
-            </w:pPr>
-            <w:r>
-              <w:rPr>
-                <w:sz w:val="18"/>
-                <w:szCs w:val="18"/>
-              </w:rPr>
-              <w:t>51-</w:t>
-            </w:r>
-          </w:p>
-        </w:tc>
-        <w:tc>
-          <w:tcPr>
-            <w:tcW w:w="557" w:type="dxa"/>
-            <w:tcBorders>
-              <w:top w:val="single" w:sz="8" w:space="0" w:color="000000"/>
-              <w:left w:val="single" w:sz="8" w:space="0" w:color="000000"/>
-              <w:bottom w:val="single" w:sz="8" w:space="0" w:color="000000"/>
-              <w:right w:val="single" w:sz="8" w:space="0" w:color="000000"/>
-            </w:tcBorders>
-          </w:tcPr>
-          <w:p>
-            <w:pPr>
-              <w:pStyle w:val="normal1"/>
-              <w:widowControl w:val="false"/>
-              <w:spacing w:lineRule="auto" w:line="240"/>
-              <w:rPr>
-                <w:sz w:val="18"/>
-                <w:szCs w:val="18"/>
-              </w:rPr>
-            </w:pPr>
-            <w:r>
-              <w:rPr>
-                <w:sz w:val="18"/>
-                <w:szCs w:val="18"/>
-              </w:rPr>
-              <w:t>52-</w:t>
-            </w:r>
-          </w:p>
-        </w:tc>
-        <w:tc>
-          <w:tcPr>
-            <w:tcW w:w="554" w:type="dxa"/>
-            <w:tcBorders>
-              <w:top w:val="single" w:sz="8" w:space="0" w:color="000000"/>
-              <w:left w:val="single" w:sz="8" w:space="0" w:color="000000"/>
-              <w:bottom w:val="single" w:sz="8" w:space="0" w:color="000000"/>
-              <w:right w:val="single" w:sz="8" w:space="0" w:color="000000"/>
-            </w:tcBorders>
-          </w:tcPr>
-          <w:p>
-            <w:pPr>
-              <w:pStyle w:val="normal1"/>
-              <w:widowControl w:val="false"/>
-              <w:spacing w:lineRule="auto" w:line="240"/>
-              <w:rPr>
-                <w:sz w:val="18"/>
-                <w:szCs w:val="18"/>
-              </w:rPr>
-            </w:pPr>
-            <w:r>
-              <w:rPr>
-                <w:sz w:val="18"/>
-                <w:szCs w:val="18"/>
-              </w:rPr>
-              <w:t>53-</w:t>
-            </w:r>
-          </w:p>
-        </w:tc>
-        <w:tc>
-          <w:tcPr>
-            <w:tcW w:w="559" w:type="dxa"/>
-            <w:tcBorders>
-              <w:top w:val="single" w:sz="8" w:space="0" w:color="000000"/>
-              <w:left w:val="single" w:sz="8" w:space="0" w:color="000000"/>
-              <w:bottom w:val="single" w:sz="8" w:space="0" w:color="000000"/>
-              <w:right w:val="single" w:sz="8" w:space="0" w:color="000000"/>
-            </w:tcBorders>
-          </w:tcPr>
-          <w:p>
-            <w:pPr>
-              <w:pStyle w:val="normal1"/>
-              <w:widowControl w:val="false"/>
-              <w:spacing w:lineRule="auto" w:line="240"/>
-              <w:rPr>
-                <w:sz w:val="18"/>
-                <w:szCs w:val="18"/>
-              </w:rPr>
-            </w:pPr>
-            <w:r>
-              <w:rPr>
-                <w:sz w:val="18"/>
-                <w:szCs w:val="18"/>
-              </w:rPr>
-              <w:t>54-</w:t>
-            </w:r>
-          </w:p>
-        </w:tc>
-        <w:tc>
-          <w:tcPr>
-            <w:tcW w:w="555" w:type="dxa"/>
-            <w:tcBorders>
-              <w:top w:val="single" w:sz="8" w:space="0" w:color="000000"/>
-              <w:left w:val="single" w:sz="8" w:space="0" w:color="000000"/>
-              <w:bottom w:val="single" w:sz="8" w:space="0" w:color="000000"/>
-              <w:right w:val="single" w:sz="8" w:space="0" w:color="000000"/>
-            </w:tcBorders>
-          </w:tcPr>
-          <w:p>
-            <w:pPr>
-              <w:pStyle w:val="normal1"/>
-              <w:widowControl w:val="false"/>
-              <w:spacing w:lineRule="auto" w:line="240"/>
-              <w:rPr>
-                <w:sz w:val="18"/>
-                <w:szCs w:val="18"/>
-              </w:rPr>
-            </w:pPr>
-            <w:r>
-              <w:rPr>
-                <w:sz w:val="18"/>
-                <w:szCs w:val="18"/>
-              </w:rPr>
-              <w:t>55-</w:t>
-            </w:r>
-          </w:p>
-        </w:tc>
-        <w:tc>
-          <w:tcPr>
-            <w:tcW w:w="554" w:type="dxa"/>
-            <w:tcBorders>
-              <w:top w:val="single" w:sz="8" w:space="0" w:color="000000"/>
-              <w:left w:val="single" w:sz="8" w:space="0" w:color="000000"/>
-              <w:bottom w:val="single" w:sz="8" w:space="0" w:color="000000"/>
-              <w:right w:val="single" w:sz="8" w:space="0" w:color="000000"/>
-            </w:tcBorders>
-          </w:tcPr>
-          <w:p>
-            <w:pPr>
-              <w:pStyle w:val="normal1"/>
-              <w:widowControl w:val="false"/>
-              <w:spacing w:lineRule="auto" w:line="240"/>
-              <w:rPr>
-                <w:sz w:val="18"/>
-                <w:szCs w:val="18"/>
-              </w:rPr>
-            </w:pPr>
-            <w:r>
-              <w:rPr>
-                <w:sz w:val="18"/>
-                <w:szCs w:val="18"/>
-              </w:rPr>
-              <w:t>56-</w:t>
-            </w:r>
-          </w:p>
-        </w:tc>
-        <w:tc>
-          <w:tcPr>
-            <w:tcW w:w="561" w:type="dxa"/>
-            <w:tcBorders>
-              <w:top w:val="single" w:sz="8" w:space="0" w:color="000000"/>
-              <w:left w:val="single" w:sz="8" w:space="0" w:color="000000"/>
-              <w:bottom w:val="single" w:sz="8" w:space="0" w:color="000000"/>
-              <w:right w:val="single" w:sz="8" w:space="0" w:color="000000"/>
-            </w:tcBorders>
-          </w:tcPr>
-          <w:p>
-            <w:pPr>
-              <w:pStyle w:val="normal1"/>
-              <w:widowControl w:val="false"/>
-              <w:spacing w:lineRule="auto" w:line="240"/>
-              <w:rPr>
-                <w:sz w:val="18"/>
-                <w:szCs w:val="18"/>
-              </w:rPr>
-            </w:pPr>
-            <w:r>
-              <w:rPr>
-                <w:sz w:val="18"/>
-                <w:szCs w:val="18"/>
-              </w:rPr>
-              <w:t>57-</w:t>
-            </w:r>
-          </w:p>
-        </w:tc>
-        <w:tc>
-          <w:tcPr>
-            <w:tcW w:w="556" w:type="dxa"/>
-            <w:tcBorders>
-              <w:top w:val="single" w:sz="8" w:space="0" w:color="000000"/>
-              <w:left w:val="single" w:sz="8" w:space="0" w:color="000000"/>
-              <w:bottom w:val="single" w:sz="8" w:space="0" w:color="000000"/>
-              <w:right w:val="single" w:sz="8" w:space="0" w:color="000000"/>
-            </w:tcBorders>
-          </w:tcPr>
-          <w:p>
-            <w:pPr>
-              <w:pStyle w:val="normal1"/>
-              <w:widowControl w:val="false"/>
-              <w:spacing w:lineRule="auto" w:line="240"/>
-              <w:rPr>
-                <w:sz w:val="18"/>
-                <w:szCs w:val="18"/>
-              </w:rPr>
-            </w:pPr>
-            <w:r>
-              <w:rPr>
-                <w:sz w:val="18"/>
-                <w:szCs w:val="18"/>
-              </w:rPr>
-              <w:t>58-</w:t>
-            </w:r>
-          </w:p>
-        </w:tc>
-        <w:tc>
-          <w:tcPr>
-            <w:tcW w:w="554" w:type="dxa"/>
-            <w:tcBorders>
-              <w:top w:val="single" w:sz="8" w:space="0" w:color="000000"/>
-              <w:left w:val="single" w:sz="8" w:space="0" w:color="000000"/>
-              <w:bottom w:val="single" w:sz="8" w:space="0" w:color="000000"/>
-              <w:right w:val="single" w:sz="8" w:space="0" w:color="000000"/>
-            </w:tcBorders>
-          </w:tcPr>
-          <w:p>
-            <w:pPr>
-              <w:pStyle w:val="normal1"/>
-              <w:widowControl w:val="false"/>
-              <w:spacing w:lineRule="auto" w:line="240"/>
-              <w:rPr>
-                <w:sz w:val="18"/>
-                <w:szCs w:val="18"/>
-              </w:rPr>
-            </w:pPr>
-            <w:r>
-              <w:rPr>
-                <w:sz w:val="18"/>
-                <w:szCs w:val="18"/>
-              </w:rPr>
               <w:t>59-</w:t>
             </w:r>
           </w:p>
         </w:tc>
         <w:tc>
           <w:tcPr>
-            <w:tcW w:w="611" w:type="dxa"/>
+            <w:tcW w:w="612" w:type="dxa"/>
             <w:tcBorders>
               <w:top w:val="single" w:sz="8" w:space="0" w:color="000000"/>
               <w:left w:val="single" w:sz="8" w:space="0" w:color="000000"/>
@@ -3106,6 +3082,383 @@
         </w:tc>
         <w:tc>
           <w:tcPr>
+            <w:tcW w:w="553" w:type="dxa"/>
+            <w:tcBorders>
+              <w:top w:val="single" w:sz="8" w:space="0" w:color="000000"/>
+              <w:left w:val="single" w:sz="8" w:space="0" w:color="000000"/>
+              <w:bottom w:val="single" w:sz="8" w:space="0" w:color="000000"/>
+              <w:right w:val="single" w:sz="8" w:space="0" w:color="000000"/>
+            </w:tcBorders>
+          </w:tcPr>
+          <w:p>
+            <w:pPr>
+              <w:pStyle w:val="normal1"/>
+              <w:widowControl w:val="false"/>
+              <w:spacing w:lineRule="auto" w:line="240"/>
+              <w:rPr>
+                <w:sz w:val="18"/>
+                <w:szCs w:val="18"/>
+              </w:rPr>
+            </w:pPr>
+            <w:r>
+              <w:rPr>
+                <w:sz w:val="18"/>
+                <w:szCs w:val="18"/>
+              </w:rPr>
+              <w:t>62-</w:t>
+            </w:r>
+          </w:p>
+        </w:tc>
+        <w:tc>
+          <w:tcPr>
+            <w:tcW w:w="557" w:type="dxa"/>
+            <w:tcBorders>
+              <w:top w:val="single" w:sz="8" w:space="0" w:color="000000"/>
+              <w:left w:val="single" w:sz="8" w:space="0" w:color="000000"/>
+              <w:bottom w:val="single" w:sz="8" w:space="0" w:color="000000"/>
+              <w:right w:val="single" w:sz="8" w:space="0" w:color="000000"/>
+            </w:tcBorders>
+          </w:tcPr>
+          <w:p>
+            <w:pPr>
+              <w:pStyle w:val="normal1"/>
+              <w:widowControl w:val="false"/>
+              <w:spacing w:lineRule="auto" w:line="240"/>
+              <w:rPr>
+                <w:sz w:val="18"/>
+                <w:szCs w:val="18"/>
+              </w:rPr>
+            </w:pPr>
+            <w:r>
+              <w:rPr>
+                <w:sz w:val="18"/>
+                <w:szCs w:val="18"/>
+              </w:rPr>
+              <w:t>63-</w:t>
+            </w:r>
+          </w:p>
+        </w:tc>
+        <w:tc>
+          <w:tcPr>
+            <w:tcW w:w="555" w:type="dxa"/>
+            <w:tcBorders>
+              <w:top w:val="single" w:sz="8" w:space="0" w:color="000000"/>
+              <w:left w:val="single" w:sz="8" w:space="0" w:color="000000"/>
+              <w:bottom w:val="single" w:sz="8" w:space="0" w:color="000000"/>
+              <w:right w:val="single" w:sz="8" w:space="0" w:color="000000"/>
+            </w:tcBorders>
+          </w:tcPr>
+          <w:p>
+            <w:pPr>
+              <w:pStyle w:val="normal1"/>
+              <w:widowControl w:val="false"/>
+              <w:spacing w:lineRule="auto" w:line="240"/>
+              <w:rPr>
+                <w:sz w:val="18"/>
+                <w:szCs w:val="18"/>
+              </w:rPr>
+            </w:pPr>
+            <w:r>
+              <w:rPr>
+                <w:sz w:val="18"/>
+                <w:szCs w:val="18"/>
+              </w:rPr>
+              <w:t>64-</w:t>
+            </w:r>
+          </w:p>
+        </w:tc>
+        <w:tc>
+          <w:tcPr>
+            <w:tcW w:w="553" w:type="dxa"/>
+            <w:tcBorders>
+              <w:top w:val="single" w:sz="8" w:space="0" w:color="000000"/>
+              <w:left w:val="single" w:sz="8" w:space="0" w:color="000000"/>
+              <w:bottom w:val="single" w:sz="8" w:space="0" w:color="000000"/>
+              <w:right w:val="single" w:sz="8" w:space="0" w:color="000000"/>
+            </w:tcBorders>
+          </w:tcPr>
+          <w:p>
+            <w:pPr>
+              <w:pStyle w:val="normal1"/>
+              <w:widowControl w:val="false"/>
+              <w:spacing w:lineRule="auto" w:line="240"/>
+              <w:rPr>
+                <w:sz w:val="18"/>
+                <w:szCs w:val="18"/>
+              </w:rPr>
+            </w:pPr>
+            <w:r>
+              <w:rPr>
+                <w:sz w:val="18"/>
+                <w:szCs w:val="18"/>
+              </w:rPr>
+              <w:t>65-</w:t>
+            </w:r>
+          </w:p>
+        </w:tc>
+        <w:tc>
+          <w:tcPr>
+            <w:tcW w:w="559" w:type="dxa"/>
+            <w:tcBorders>
+              <w:top w:val="single" w:sz="8" w:space="0" w:color="000000"/>
+              <w:left w:val="single" w:sz="8" w:space="0" w:color="000000"/>
+              <w:bottom w:val="single" w:sz="8" w:space="0" w:color="000000"/>
+              <w:right w:val="single" w:sz="8" w:space="0" w:color="000000"/>
+            </w:tcBorders>
+          </w:tcPr>
+          <w:p>
+            <w:pPr>
+              <w:pStyle w:val="normal1"/>
+              <w:widowControl w:val="false"/>
+              <w:spacing w:lineRule="auto" w:line="240"/>
+              <w:rPr>
+                <w:sz w:val="18"/>
+                <w:szCs w:val="18"/>
+              </w:rPr>
+            </w:pPr>
+            <w:r>
+              <w:rPr>
+                <w:sz w:val="18"/>
+                <w:szCs w:val="18"/>
+              </w:rPr>
+              <w:t>66-</w:t>
+            </w:r>
+          </w:p>
+        </w:tc>
+        <w:tc>
+          <w:tcPr>
+            <w:tcW w:w="553" w:type="dxa"/>
+            <w:tcBorders>
+              <w:top w:val="single" w:sz="8" w:space="0" w:color="000000"/>
+              <w:left w:val="single" w:sz="8" w:space="0" w:color="000000"/>
+              <w:bottom w:val="single" w:sz="8" w:space="0" w:color="000000"/>
+              <w:right w:val="single" w:sz="8" w:space="0" w:color="000000"/>
+            </w:tcBorders>
+          </w:tcPr>
+          <w:p>
+            <w:pPr>
+              <w:pStyle w:val="normal1"/>
+              <w:widowControl w:val="false"/>
+              <w:spacing w:lineRule="auto" w:line="240"/>
+              <w:rPr>
+                <w:sz w:val="18"/>
+                <w:szCs w:val="18"/>
+              </w:rPr>
+            </w:pPr>
+            <w:r>
+              <w:rPr>
+                <w:sz w:val="18"/>
+                <w:szCs w:val="18"/>
+              </w:rPr>
+              <w:t>67-</w:t>
+            </w:r>
+          </w:p>
+        </w:tc>
+        <w:tc>
+          <w:tcPr>
+            <w:tcW w:w="553" w:type="dxa"/>
+            <w:tcBorders>
+              <w:top w:val="single" w:sz="8" w:space="0" w:color="000000"/>
+              <w:left w:val="single" w:sz="8" w:space="0" w:color="000000"/>
+              <w:bottom w:val="single" w:sz="8" w:space="0" w:color="000000"/>
+              <w:right w:val="single" w:sz="8" w:space="0" w:color="000000"/>
+            </w:tcBorders>
+          </w:tcPr>
+          <w:p>
+            <w:pPr>
+              <w:pStyle w:val="normal1"/>
+              <w:widowControl w:val="false"/>
+              <w:spacing w:lineRule="auto" w:line="240"/>
+              <w:rPr>
+                <w:sz w:val="18"/>
+                <w:szCs w:val="18"/>
+              </w:rPr>
+            </w:pPr>
+            <w:r>
+              <w:rPr>
+                <w:sz w:val="18"/>
+                <w:szCs w:val="18"/>
+              </w:rPr>
+              <w:t>68-</w:t>
+            </w:r>
+          </w:p>
+        </w:tc>
+        <w:tc>
+          <w:tcPr>
+            <w:tcW w:w="561" w:type="dxa"/>
+            <w:tcBorders>
+              <w:top w:val="single" w:sz="8" w:space="0" w:color="000000"/>
+              <w:left w:val="single" w:sz="8" w:space="0" w:color="000000"/>
+              <w:bottom w:val="single" w:sz="8" w:space="0" w:color="000000"/>
+              <w:right w:val="single" w:sz="8" w:space="0" w:color="000000"/>
+            </w:tcBorders>
+          </w:tcPr>
+          <w:p>
+            <w:pPr>
+              <w:pStyle w:val="normal1"/>
+              <w:widowControl w:val="false"/>
+              <w:spacing w:lineRule="auto" w:line="240"/>
+              <w:rPr>
+                <w:sz w:val="18"/>
+                <w:szCs w:val="18"/>
+              </w:rPr>
+            </w:pPr>
+            <w:r>
+              <w:rPr>
+                <w:sz w:val="18"/>
+                <w:szCs w:val="18"/>
+              </w:rPr>
+              <w:t>69-</w:t>
+            </w:r>
+          </w:p>
+        </w:tc>
+        <w:tc>
+          <w:tcPr>
+            <w:tcW w:w="553" w:type="dxa"/>
+            <w:tcBorders>
+              <w:top w:val="single" w:sz="8" w:space="0" w:color="000000"/>
+              <w:left w:val="single" w:sz="8" w:space="0" w:color="000000"/>
+              <w:bottom w:val="single" w:sz="8" w:space="0" w:color="000000"/>
+              <w:right w:val="single" w:sz="8" w:space="0" w:color="000000"/>
+            </w:tcBorders>
+          </w:tcPr>
+          <w:p>
+            <w:pPr>
+              <w:pStyle w:val="normal1"/>
+              <w:widowControl w:val="false"/>
+              <w:spacing w:lineRule="auto" w:line="240"/>
+              <w:rPr>
+                <w:sz w:val="18"/>
+                <w:szCs w:val="18"/>
+              </w:rPr>
+            </w:pPr>
+            <w:r>
+              <w:rPr>
+                <w:sz w:val="18"/>
+                <w:szCs w:val="18"/>
+              </w:rPr>
+              <w:t>70-</w:t>
+            </w:r>
+          </w:p>
+        </w:tc>
+        <w:tc>
+          <w:tcPr>
+            <w:tcW w:w="561" w:type="dxa"/>
+            <w:tcBorders>
+              <w:top w:val="single" w:sz="8" w:space="0" w:color="000000"/>
+              <w:left w:val="single" w:sz="8" w:space="0" w:color="000000"/>
+              <w:bottom w:val="single" w:sz="8" w:space="0" w:color="000000"/>
+              <w:right w:val="single" w:sz="8" w:space="0" w:color="000000"/>
+            </w:tcBorders>
+          </w:tcPr>
+          <w:p>
+            <w:pPr>
+              <w:pStyle w:val="normal1"/>
+              <w:widowControl w:val="false"/>
+              <w:spacing w:lineRule="auto" w:line="240"/>
+              <w:rPr>
+                <w:sz w:val="18"/>
+                <w:szCs w:val="18"/>
+              </w:rPr>
+            </w:pPr>
+            <w:r>
+              <w:rPr>
+                <w:sz w:val="18"/>
+                <w:szCs w:val="18"/>
+              </w:rPr>
+              <w:t>71-</w:t>
+            </w:r>
+          </w:p>
+        </w:tc>
+        <w:tc>
+          <w:tcPr>
+            <w:tcW w:w="558" w:type="dxa"/>
+            <w:tcBorders>
+              <w:top w:val="single" w:sz="8" w:space="0" w:color="000000"/>
+              <w:left w:val="single" w:sz="8" w:space="0" w:color="000000"/>
+              <w:bottom w:val="single" w:sz="8" w:space="0" w:color="000000"/>
+              <w:right w:val="single" w:sz="8" w:space="0" w:color="000000"/>
+            </w:tcBorders>
+          </w:tcPr>
+          <w:p>
+            <w:pPr>
+              <w:pStyle w:val="normal1"/>
+              <w:widowControl w:val="false"/>
+              <w:spacing w:lineRule="auto" w:line="240"/>
+              <w:rPr>
+                <w:sz w:val="18"/>
+                <w:szCs w:val="18"/>
+              </w:rPr>
+            </w:pPr>
+            <w:r>
+              <w:rPr>
+                <w:sz w:val="18"/>
+                <w:szCs w:val="18"/>
+              </w:rPr>
+              <w:t>72-</w:t>
+            </w:r>
+          </w:p>
+        </w:tc>
+        <w:tc>
+          <w:tcPr>
+            <w:tcW w:w="553" w:type="dxa"/>
+            <w:tcBorders>
+              <w:top w:val="single" w:sz="8" w:space="0" w:color="000000"/>
+              <w:left w:val="single" w:sz="8" w:space="0" w:color="000000"/>
+              <w:bottom w:val="single" w:sz="8" w:space="0" w:color="000000"/>
+              <w:right w:val="single" w:sz="8" w:space="0" w:color="000000"/>
+            </w:tcBorders>
+          </w:tcPr>
+          <w:p>
+            <w:pPr>
+              <w:pStyle w:val="normal1"/>
+              <w:widowControl w:val="false"/>
+              <w:spacing w:lineRule="auto" w:line="240"/>
+              <w:rPr>
+                <w:sz w:val="18"/>
+                <w:szCs w:val="18"/>
+              </w:rPr>
+            </w:pPr>
+            <w:r>
+              <w:rPr>
+                <w:sz w:val="18"/>
+                <w:szCs w:val="18"/>
+              </w:rPr>
+              <w:t>73-</w:t>
+            </w:r>
+          </w:p>
+        </w:tc>
+        <w:tc>
+          <w:tcPr>
+            <w:tcW w:w="560" w:type="dxa"/>
+            <w:tcBorders>
+              <w:top w:val="single" w:sz="8" w:space="0" w:color="000000"/>
+              <w:left w:val="single" w:sz="8" w:space="0" w:color="000000"/>
+              <w:bottom w:val="single" w:sz="8" w:space="0" w:color="000000"/>
+              <w:right w:val="single" w:sz="8" w:space="0" w:color="000000"/>
+            </w:tcBorders>
+          </w:tcPr>
+          <w:p>
+            <w:pPr>
+              <w:pStyle w:val="normal1"/>
+              <w:widowControl w:val="false"/>
+              <w:spacing w:lineRule="auto" w:line="240"/>
+              <w:rPr>
+                <w:sz w:val="18"/>
+                <w:szCs w:val="18"/>
+              </w:rPr>
+            </w:pPr>
+            <w:r>
+              <w:rPr>
+                <w:sz w:val="18"/>
+                <w:szCs w:val="18"/>
+              </w:rPr>
+              <w:t>74-</w:t>
+            </w:r>
+          </w:p>
+        </w:tc>
+        <w:tc>
+          <w:tcPr>
             <w:tcW w:w="554" w:type="dxa"/>
             <w:tcBorders>
               <w:top w:val="single" w:sz="8" w:space="0" w:color="000000"/>
@@ -3129,36 +3482,7 @@
                 <w:sz w:val="18"/>
                 <w:szCs w:val="18"/>
               </w:rPr>
-              <w:t>62-</w:t>
-            </w:r>
-          </w:p>
-        </w:tc>
-        <w:tc>
-          <w:tcPr>
-            <w:tcW w:w="556" w:type="dxa"/>
-            <w:tcBorders>
-              <w:top w:val="single" w:sz="8" w:space="0" w:color="000000"/>
-              <w:left w:val="single" w:sz="8" w:space="0" w:color="000000"/>
-              <w:bottom w:val="single" w:sz="8" w:space="0" w:color="000000"/>
-              <w:right w:val="single" w:sz="8" w:space="0" w:color="000000"/>
-            </w:tcBorders>
-          </w:tcPr>
-          <w:p>
-            <w:pPr>
-              <w:pStyle w:val="normal1"/>
-              <w:widowControl w:val="false"/>
-              <w:spacing w:lineRule="auto" w:line="240"/>
-              <w:rPr>
-                <w:sz w:val="18"/>
-                <w:szCs w:val="18"/>
-              </w:rPr>
-            </w:pPr>
-            <w:r>
-              <w:rPr>
-                <w:sz w:val="18"/>
-                <w:szCs w:val="18"/>
-              </w:rPr>
-              <w:t>63-</w:t>
+              <w:t>75-</w:t>
             </w:r>
           </w:p>
         </w:tc>
@@ -3187,7 +3511,65 @@
                 <w:sz w:val="18"/>
                 <w:szCs w:val="18"/>
               </w:rPr>
-              <w:t>64-</w:t>
+              <w:t>76-</w:t>
+            </w:r>
+          </w:p>
+        </w:tc>
+        <w:tc>
+          <w:tcPr>
+            <w:tcW w:w="561" w:type="dxa"/>
+            <w:tcBorders>
+              <w:top w:val="single" w:sz="8" w:space="0" w:color="000000"/>
+              <w:left w:val="single" w:sz="8" w:space="0" w:color="000000"/>
+              <w:bottom w:val="single" w:sz="8" w:space="0" w:color="000000"/>
+              <w:right w:val="single" w:sz="8" w:space="0" w:color="000000"/>
+            </w:tcBorders>
+          </w:tcPr>
+          <w:p>
+            <w:pPr>
+              <w:pStyle w:val="normal1"/>
+              <w:widowControl w:val="false"/>
+              <w:spacing w:lineRule="auto" w:line="240"/>
+              <w:rPr>
+                <w:sz w:val="18"/>
+                <w:szCs w:val="18"/>
+              </w:rPr>
+            </w:pPr>
+            <w:r>
+              <w:rPr>
+                <w:sz w:val="18"/>
+                <w:szCs w:val="18"/>
+              </w:rPr>
+              <w:t>77-</w:t>
+            </w:r>
+          </w:p>
+        </w:tc>
+        <w:tc>
+          <w:tcPr>
+            <w:tcW w:w="555" w:type="dxa"/>
+            <w:tcBorders>
+              <w:top w:val="single" w:sz="8" w:space="0" w:color="000000"/>
+              <w:left w:val="single" w:sz="8" w:space="0" w:color="000000"/>
+              <w:bottom w:val="single" w:sz="8" w:space="0" w:color="000000"/>
+              <w:right w:val="single" w:sz="8" w:space="0" w:color="000000"/>
+            </w:tcBorders>
+          </w:tcPr>
+          <w:p>
+            <w:pPr>
+              <w:pStyle w:val="normal1"/>
+              <w:widowControl w:val="false"/>
+              <w:spacing w:lineRule="auto" w:line="240"/>
+              <w:rPr>
+                <w:sz w:val="18"/>
+                <w:szCs w:val="18"/>
+              </w:rPr>
+            </w:pPr>
+            <w:r>
+              <w:rPr>
+                <w:sz w:val="18"/>
+                <w:szCs w:val="18"/>
+              </w:rPr>
+              <w:t>78-</w:t>
             </w:r>
           </w:p>
         </w:tc>
@@ -3216,419 +3598,13 @@
                 <w:sz w:val="18"/>
                 <w:szCs w:val="18"/>
               </w:rPr>
-              <w:t>65-</w:t>
-            </w:r>
-          </w:p>
-        </w:tc>
-        <w:tc>
-          <w:tcPr>
-            <w:tcW w:w="558" w:type="dxa"/>
-            <w:tcBorders>
-              <w:top w:val="single" w:sz="8" w:space="0" w:color="000000"/>
-              <w:left w:val="single" w:sz="8" w:space="0" w:color="000000"/>
-              <w:bottom w:val="single" w:sz="8" w:space="0" w:color="000000"/>
-              <w:right w:val="single" w:sz="8" w:space="0" w:color="000000"/>
-            </w:tcBorders>
-          </w:tcPr>
-          <w:p>
-            <w:pPr>
-              <w:pStyle w:val="normal1"/>
-              <w:widowControl w:val="false"/>
-              <w:spacing w:lineRule="auto" w:line="240"/>
-              <w:rPr>
-                <w:sz w:val="18"/>
-                <w:szCs w:val="18"/>
-              </w:rPr>
-            </w:pPr>
-            <w:r>
-              <w:rPr>
-                <w:sz w:val="18"/>
-                <w:szCs w:val="18"/>
-              </w:rPr>
-              <w:t>66-</w:t>
-            </w:r>
-          </w:p>
-        </w:tc>
-        <w:tc>
-          <w:tcPr>
-            <w:tcW w:w="553" w:type="dxa"/>
-            <w:tcBorders>
-              <w:top w:val="single" w:sz="8" w:space="0" w:color="000000"/>
-              <w:left w:val="single" w:sz="8" w:space="0" w:color="000000"/>
-              <w:bottom w:val="single" w:sz="8" w:space="0" w:color="000000"/>
-              <w:right w:val="single" w:sz="8" w:space="0" w:color="000000"/>
-            </w:tcBorders>
-          </w:tcPr>
-          <w:p>
-            <w:pPr>
-              <w:pStyle w:val="normal1"/>
-              <w:widowControl w:val="false"/>
-              <w:spacing w:lineRule="auto" w:line="240"/>
-              <w:rPr>
-                <w:sz w:val="18"/>
-                <w:szCs w:val="18"/>
-              </w:rPr>
-            </w:pPr>
-            <w:r>
-              <w:rPr>
-                <w:sz w:val="18"/>
-                <w:szCs w:val="18"/>
-              </w:rPr>
-              <w:t>67-</w:t>
-            </w:r>
-          </w:p>
-        </w:tc>
-        <w:tc>
-          <w:tcPr>
-            <w:tcW w:w="554" w:type="dxa"/>
-            <w:tcBorders>
-              <w:top w:val="single" w:sz="8" w:space="0" w:color="000000"/>
-              <w:left w:val="single" w:sz="8" w:space="0" w:color="000000"/>
-              <w:bottom w:val="single" w:sz="8" w:space="0" w:color="000000"/>
-              <w:right w:val="single" w:sz="8" w:space="0" w:color="000000"/>
-            </w:tcBorders>
-          </w:tcPr>
-          <w:p>
-            <w:pPr>
-              <w:pStyle w:val="normal1"/>
-              <w:widowControl w:val="false"/>
-              <w:spacing w:lineRule="auto" w:line="240"/>
-              <w:rPr>
-                <w:sz w:val="18"/>
-                <w:szCs w:val="18"/>
-              </w:rPr>
-            </w:pPr>
-            <w:r>
-              <w:rPr>
-                <w:sz w:val="18"/>
-                <w:szCs w:val="18"/>
-              </w:rPr>
-              <w:t>68-</w:t>
-            </w:r>
-          </w:p>
-        </w:tc>
-        <w:tc>
-          <w:tcPr>
-            <w:tcW w:w="561" w:type="dxa"/>
-            <w:tcBorders>
-              <w:top w:val="single" w:sz="8" w:space="0" w:color="000000"/>
-              <w:left w:val="single" w:sz="8" w:space="0" w:color="000000"/>
-              <w:bottom w:val="single" w:sz="8" w:space="0" w:color="000000"/>
-              <w:right w:val="single" w:sz="8" w:space="0" w:color="000000"/>
-            </w:tcBorders>
-          </w:tcPr>
-          <w:p>
-            <w:pPr>
-              <w:pStyle w:val="normal1"/>
-              <w:widowControl w:val="false"/>
-              <w:spacing w:lineRule="auto" w:line="240"/>
-              <w:rPr>
-                <w:sz w:val="18"/>
-                <w:szCs w:val="18"/>
-              </w:rPr>
-            </w:pPr>
-            <w:r>
-              <w:rPr>
-                <w:sz w:val="18"/>
-                <w:szCs w:val="18"/>
-              </w:rPr>
-              <w:t>69-</w:t>
-            </w:r>
-          </w:p>
-        </w:tc>
-        <w:tc>
-          <w:tcPr>
-            <w:tcW w:w="553" w:type="dxa"/>
-            <w:tcBorders>
-              <w:top w:val="single" w:sz="8" w:space="0" w:color="000000"/>
-              <w:left w:val="single" w:sz="8" w:space="0" w:color="000000"/>
-              <w:bottom w:val="single" w:sz="8" w:space="0" w:color="000000"/>
-              <w:right w:val="single" w:sz="8" w:space="0" w:color="000000"/>
-            </w:tcBorders>
-          </w:tcPr>
-          <w:p>
-            <w:pPr>
-              <w:pStyle w:val="normal1"/>
-              <w:widowControl w:val="false"/>
-              <w:spacing w:lineRule="auto" w:line="240"/>
-              <w:rPr>
-                <w:sz w:val="18"/>
-                <w:szCs w:val="18"/>
-              </w:rPr>
-            </w:pPr>
-            <w:r>
-              <w:rPr>
-                <w:sz w:val="18"/>
-                <w:szCs w:val="18"/>
-              </w:rPr>
-              <w:t>70-</w:t>
-            </w:r>
-          </w:p>
-        </w:tc>
-        <w:tc>
-          <w:tcPr>
-            <w:tcW w:w="561" w:type="dxa"/>
-            <w:tcBorders>
-              <w:top w:val="single" w:sz="8" w:space="0" w:color="000000"/>
-              <w:left w:val="single" w:sz="8" w:space="0" w:color="000000"/>
-              <w:bottom w:val="single" w:sz="8" w:space="0" w:color="000000"/>
-              <w:right w:val="single" w:sz="8" w:space="0" w:color="000000"/>
-            </w:tcBorders>
-          </w:tcPr>
-          <w:p>
-            <w:pPr>
-              <w:pStyle w:val="normal1"/>
-              <w:widowControl w:val="false"/>
-              <w:spacing w:lineRule="auto" w:line="240"/>
-              <w:rPr>
-                <w:sz w:val="18"/>
-                <w:szCs w:val="18"/>
-              </w:rPr>
-            </w:pPr>
-            <w:r>
-              <w:rPr>
-                <w:sz w:val="18"/>
-                <w:szCs w:val="18"/>
-              </w:rPr>
-              <w:t>71-</w:t>
-            </w:r>
-          </w:p>
-        </w:tc>
-        <w:tc>
-          <w:tcPr>
-            <w:tcW w:w="557" w:type="dxa"/>
-            <w:tcBorders>
-              <w:top w:val="single" w:sz="8" w:space="0" w:color="000000"/>
-              <w:left w:val="single" w:sz="8" w:space="0" w:color="000000"/>
-              <w:bottom w:val="single" w:sz="8" w:space="0" w:color="000000"/>
-              <w:right w:val="single" w:sz="8" w:space="0" w:color="000000"/>
-            </w:tcBorders>
-          </w:tcPr>
-          <w:p>
-            <w:pPr>
-              <w:pStyle w:val="normal1"/>
-              <w:widowControl w:val="false"/>
-              <w:spacing w:lineRule="auto" w:line="240"/>
-              <w:rPr>
-                <w:sz w:val="18"/>
-                <w:szCs w:val="18"/>
-              </w:rPr>
-            </w:pPr>
-            <w:r>
-              <w:rPr>
-                <w:sz w:val="18"/>
-                <w:szCs w:val="18"/>
-              </w:rPr>
-              <w:t>72-</w:t>
-            </w:r>
-          </w:p>
-        </w:tc>
-        <w:tc>
-          <w:tcPr>
-            <w:tcW w:w="554" w:type="dxa"/>
-            <w:tcBorders>
-              <w:top w:val="single" w:sz="8" w:space="0" w:color="000000"/>
-              <w:left w:val="single" w:sz="8" w:space="0" w:color="000000"/>
-              <w:bottom w:val="single" w:sz="8" w:space="0" w:color="000000"/>
-              <w:right w:val="single" w:sz="8" w:space="0" w:color="000000"/>
-            </w:tcBorders>
-          </w:tcPr>
-          <w:p>
-            <w:pPr>
-              <w:pStyle w:val="normal1"/>
-              <w:widowControl w:val="false"/>
-              <w:spacing w:lineRule="auto" w:line="240"/>
-              <w:rPr>
-                <w:sz w:val="18"/>
-                <w:szCs w:val="18"/>
-              </w:rPr>
-            </w:pPr>
-            <w:r>
-              <w:rPr>
-                <w:sz w:val="18"/>
-                <w:szCs w:val="18"/>
-              </w:rPr>
-              <w:t>73-</w:t>
-            </w:r>
-          </w:p>
-        </w:tc>
-        <w:tc>
-          <w:tcPr>
-            <w:tcW w:w="559" w:type="dxa"/>
-            <w:tcBorders>
-              <w:top w:val="single" w:sz="8" w:space="0" w:color="000000"/>
-              <w:left w:val="single" w:sz="8" w:space="0" w:color="000000"/>
-              <w:bottom w:val="single" w:sz="8" w:space="0" w:color="000000"/>
-              <w:right w:val="single" w:sz="8" w:space="0" w:color="000000"/>
-            </w:tcBorders>
-          </w:tcPr>
-          <w:p>
-            <w:pPr>
-              <w:pStyle w:val="normal1"/>
-              <w:widowControl w:val="false"/>
-              <w:spacing w:lineRule="auto" w:line="240"/>
-              <w:rPr>
-                <w:sz w:val="18"/>
-                <w:szCs w:val="18"/>
-              </w:rPr>
-            </w:pPr>
-            <w:r>
-              <w:rPr>
-                <w:sz w:val="18"/>
-                <w:szCs w:val="18"/>
-              </w:rPr>
-              <w:t>74-</w:t>
-            </w:r>
-          </w:p>
-        </w:tc>
-        <w:tc>
-          <w:tcPr>
-            <w:tcW w:w="555" w:type="dxa"/>
-            <w:tcBorders>
-              <w:top w:val="single" w:sz="8" w:space="0" w:color="000000"/>
-              <w:left w:val="single" w:sz="8" w:space="0" w:color="000000"/>
-              <w:bottom w:val="single" w:sz="8" w:space="0" w:color="000000"/>
-              <w:right w:val="single" w:sz="8" w:space="0" w:color="000000"/>
-            </w:tcBorders>
-          </w:tcPr>
-          <w:p>
-            <w:pPr>
-              <w:pStyle w:val="normal1"/>
-              <w:widowControl w:val="false"/>
-              <w:spacing w:lineRule="auto" w:line="240"/>
-              <w:rPr>
-                <w:sz w:val="18"/>
-                <w:szCs w:val="18"/>
-              </w:rPr>
-            </w:pPr>
-            <w:r>
-              <w:rPr>
-                <w:sz w:val="18"/>
-                <w:szCs w:val="18"/>
-              </w:rPr>
-              <w:t>75-</w:t>
-            </w:r>
-          </w:p>
-        </w:tc>
-        <w:tc>
-          <w:tcPr>
-            <w:tcW w:w="554" w:type="dxa"/>
-            <w:tcBorders>
-              <w:top w:val="single" w:sz="8" w:space="0" w:color="000000"/>
-              <w:left w:val="single" w:sz="8" w:space="0" w:color="000000"/>
-              <w:bottom w:val="single" w:sz="8" w:space="0" w:color="000000"/>
-              <w:right w:val="single" w:sz="8" w:space="0" w:color="000000"/>
-            </w:tcBorders>
-          </w:tcPr>
-          <w:p>
-            <w:pPr>
-              <w:pStyle w:val="normal1"/>
-              <w:widowControl w:val="false"/>
-              <w:spacing w:lineRule="auto" w:line="240"/>
-              <w:rPr>
-                <w:sz w:val="18"/>
-                <w:szCs w:val="18"/>
-              </w:rPr>
-            </w:pPr>
-            <w:r>
-              <w:rPr>
-                <w:sz w:val="18"/>
-                <w:szCs w:val="18"/>
-              </w:rPr>
-              <w:t>76-</w:t>
-            </w:r>
-          </w:p>
-        </w:tc>
-        <w:tc>
-          <w:tcPr>
-            <w:tcW w:w="561" w:type="dxa"/>
-            <w:tcBorders>
-              <w:top w:val="single" w:sz="8" w:space="0" w:color="000000"/>
-              <w:left w:val="single" w:sz="8" w:space="0" w:color="000000"/>
-              <w:bottom w:val="single" w:sz="8" w:space="0" w:color="000000"/>
-              <w:right w:val="single" w:sz="8" w:space="0" w:color="000000"/>
-            </w:tcBorders>
-          </w:tcPr>
-          <w:p>
-            <w:pPr>
-              <w:pStyle w:val="normal1"/>
-              <w:widowControl w:val="false"/>
-              <w:spacing w:lineRule="auto" w:line="240"/>
-              <w:rPr>
-                <w:sz w:val="18"/>
-                <w:szCs w:val="18"/>
-              </w:rPr>
-            </w:pPr>
-            <w:r>
-              <w:rPr>
-                <w:sz w:val="18"/>
-                <w:szCs w:val="18"/>
-              </w:rPr>
-              <w:t>77-</w:t>
-            </w:r>
-          </w:p>
-        </w:tc>
-        <w:tc>
-          <w:tcPr>
-            <w:tcW w:w="556" w:type="dxa"/>
-            <w:tcBorders>
-              <w:top w:val="single" w:sz="8" w:space="0" w:color="000000"/>
-              <w:left w:val="single" w:sz="8" w:space="0" w:color="000000"/>
-              <w:bottom w:val="single" w:sz="8" w:space="0" w:color="000000"/>
-              <w:right w:val="single" w:sz="8" w:space="0" w:color="000000"/>
-            </w:tcBorders>
-          </w:tcPr>
-          <w:p>
-            <w:pPr>
-              <w:pStyle w:val="normal1"/>
-              <w:widowControl w:val="false"/>
-              <w:spacing w:lineRule="auto" w:line="240"/>
-              <w:rPr>
-                <w:sz w:val="18"/>
-                <w:szCs w:val="18"/>
-              </w:rPr>
-            </w:pPr>
-            <w:r>
-              <w:rPr>
-                <w:sz w:val="18"/>
-                <w:szCs w:val="18"/>
-              </w:rPr>
-              <w:t>78-</w:t>
-            </w:r>
-          </w:p>
-        </w:tc>
-        <w:tc>
-          <w:tcPr>
-            <w:tcW w:w="554" w:type="dxa"/>
-            <w:tcBorders>
-              <w:top w:val="single" w:sz="8" w:space="0" w:color="000000"/>
-              <w:left w:val="single" w:sz="8" w:space="0" w:color="000000"/>
-              <w:bottom w:val="single" w:sz="8" w:space="0" w:color="000000"/>
-              <w:right w:val="single" w:sz="8" w:space="0" w:color="000000"/>
-            </w:tcBorders>
-          </w:tcPr>
-          <w:p>
-            <w:pPr>
-              <w:pStyle w:val="normal1"/>
-              <w:widowControl w:val="false"/>
-              <w:spacing w:lineRule="auto" w:line="240"/>
-              <w:rPr>
-                <w:sz w:val="18"/>
-                <w:szCs w:val="18"/>
-              </w:rPr>
-            </w:pPr>
-            <w:r>
-              <w:rPr>
-                <w:sz w:val="18"/>
-                <w:szCs w:val="18"/>
-              </w:rPr>
               <w:t>79-</w:t>
             </w:r>
           </w:p>
         </w:tc>
         <w:tc>
           <w:tcPr>
-            <w:tcW w:w="611" w:type="dxa"/>
+            <w:tcW w:w="612" w:type="dxa"/>
             <w:tcBorders>
               <w:top w:val="single" w:sz="8" w:space="0" w:color="000000"/>
               <w:left w:val="single" w:sz="8" w:space="0" w:color="000000"/>
@@ -3691,6 +3667,383 @@
         </w:tc>
         <w:tc>
           <w:tcPr>
+            <w:tcW w:w="553" w:type="dxa"/>
+            <w:tcBorders>
+              <w:top w:val="single" w:sz="8" w:space="0" w:color="000000"/>
+              <w:left w:val="single" w:sz="8" w:space="0" w:color="000000"/>
+              <w:bottom w:val="single" w:sz="8" w:space="0" w:color="000000"/>
+              <w:right w:val="single" w:sz="8" w:space="0" w:color="000000"/>
+            </w:tcBorders>
+          </w:tcPr>
+          <w:p>
+            <w:pPr>
+              <w:pStyle w:val="normal1"/>
+              <w:widowControl w:val="false"/>
+              <w:spacing w:lineRule="auto" w:line="240"/>
+              <w:rPr>
+                <w:sz w:val="18"/>
+                <w:szCs w:val="18"/>
+              </w:rPr>
+            </w:pPr>
+            <w:r>
+              <w:rPr>
+                <w:sz w:val="18"/>
+                <w:szCs w:val="18"/>
+              </w:rPr>
+              <w:t>82-</w:t>
+            </w:r>
+          </w:p>
+        </w:tc>
+        <w:tc>
+          <w:tcPr>
+            <w:tcW w:w="557" w:type="dxa"/>
+            <w:tcBorders>
+              <w:top w:val="single" w:sz="8" w:space="0" w:color="000000"/>
+              <w:left w:val="single" w:sz="8" w:space="0" w:color="000000"/>
+              <w:bottom w:val="single" w:sz="8" w:space="0" w:color="000000"/>
+              <w:right w:val="single" w:sz="8" w:space="0" w:color="000000"/>
+            </w:tcBorders>
+          </w:tcPr>
+          <w:p>
+            <w:pPr>
+              <w:pStyle w:val="normal1"/>
+              <w:widowControl w:val="false"/>
+              <w:spacing w:lineRule="auto" w:line="240"/>
+              <w:rPr>
+                <w:sz w:val="18"/>
+                <w:szCs w:val="18"/>
+              </w:rPr>
+            </w:pPr>
+            <w:r>
+              <w:rPr>
+                <w:sz w:val="18"/>
+                <w:szCs w:val="18"/>
+              </w:rPr>
+              <w:t>83-</w:t>
+            </w:r>
+          </w:p>
+        </w:tc>
+        <w:tc>
+          <w:tcPr>
+            <w:tcW w:w="555" w:type="dxa"/>
+            <w:tcBorders>
+              <w:top w:val="single" w:sz="8" w:space="0" w:color="000000"/>
+              <w:left w:val="single" w:sz="8" w:space="0" w:color="000000"/>
+              <w:bottom w:val="single" w:sz="8" w:space="0" w:color="000000"/>
+              <w:right w:val="single" w:sz="8" w:space="0" w:color="000000"/>
+            </w:tcBorders>
+          </w:tcPr>
+          <w:p>
+            <w:pPr>
+              <w:pStyle w:val="normal1"/>
+              <w:widowControl w:val="false"/>
+              <w:spacing w:lineRule="auto" w:line="240"/>
+              <w:rPr>
+                <w:sz w:val="18"/>
+                <w:szCs w:val="18"/>
+              </w:rPr>
+            </w:pPr>
+            <w:r>
+              <w:rPr>
+                <w:sz w:val="18"/>
+                <w:szCs w:val="18"/>
+              </w:rPr>
+              <w:t>84-</w:t>
+            </w:r>
+          </w:p>
+        </w:tc>
+        <w:tc>
+          <w:tcPr>
+            <w:tcW w:w="553" w:type="dxa"/>
+            <w:tcBorders>
+              <w:top w:val="single" w:sz="8" w:space="0" w:color="000000"/>
+              <w:left w:val="single" w:sz="8" w:space="0" w:color="000000"/>
+              <w:bottom w:val="single" w:sz="8" w:space="0" w:color="000000"/>
+              <w:right w:val="single" w:sz="8" w:space="0" w:color="000000"/>
+            </w:tcBorders>
+          </w:tcPr>
+          <w:p>
+            <w:pPr>
+              <w:pStyle w:val="normal1"/>
+              <w:widowControl w:val="false"/>
+              <w:spacing w:lineRule="auto" w:line="240"/>
+              <w:rPr>
+                <w:sz w:val="18"/>
+                <w:szCs w:val="18"/>
+              </w:rPr>
+            </w:pPr>
+            <w:r>
+              <w:rPr>
+                <w:sz w:val="18"/>
+                <w:szCs w:val="18"/>
+              </w:rPr>
+              <w:t>85-</w:t>
+            </w:r>
+          </w:p>
+        </w:tc>
+        <w:tc>
+          <w:tcPr>
+            <w:tcW w:w="559" w:type="dxa"/>
+            <w:tcBorders>
+              <w:top w:val="single" w:sz="8" w:space="0" w:color="000000"/>
+              <w:left w:val="single" w:sz="8" w:space="0" w:color="000000"/>
+              <w:bottom w:val="single" w:sz="8" w:space="0" w:color="000000"/>
+              <w:right w:val="single" w:sz="8" w:space="0" w:color="000000"/>
+            </w:tcBorders>
+          </w:tcPr>
+          <w:p>
+            <w:pPr>
+              <w:pStyle w:val="normal1"/>
+              <w:widowControl w:val="false"/>
+              <w:spacing w:lineRule="auto" w:line="240"/>
+              <w:rPr>
+                <w:sz w:val="18"/>
+                <w:szCs w:val="18"/>
+              </w:rPr>
+            </w:pPr>
+            <w:r>
+              <w:rPr>
+                <w:sz w:val="18"/>
+                <w:szCs w:val="18"/>
+              </w:rPr>
+              <w:t>86-</w:t>
+            </w:r>
+          </w:p>
+        </w:tc>
+        <w:tc>
+          <w:tcPr>
+            <w:tcW w:w="553" w:type="dxa"/>
+            <w:tcBorders>
+              <w:top w:val="single" w:sz="8" w:space="0" w:color="000000"/>
+              <w:left w:val="single" w:sz="8" w:space="0" w:color="000000"/>
+              <w:bottom w:val="single" w:sz="8" w:space="0" w:color="000000"/>
+              <w:right w:val="single" w:sz="8" w:space="0" w:color="000000"/>
+            </w:tcBorders>
+          </w:tcPr>
+          <w:p>
+            <w:pPr>
+              <w:pStyle w:val="normal1"/>
+              <w:widowControl w:val="false"/>
+              <w:spacing w:lineRule="auto" w:line="240"/>
+              <w:rPr>
+                <w:sz w:val="18"/>
+                <w:szCs w:val="18"/>
+              </w:rPr>
+            </w:pPr>
+            <w:r>
+              <w:rPr>
+                <w:sz w:val="18"/>
+                <w:szCs w:val="18"/>
+              </w:rPr>
+              <w:t>87-</w:t>
+            </w:r>
+          </w:p>
+        </w:tc>
+        <w:tc>
+          <w:tcPr>
+            <w:tcW w:w="553" w:type="dxa"/>
+            <w:tcBorders>
+              <w:top w:val="single" w:sz="8" w:space="0" w:color="000000"/>
+              <w:left w:val="single" w:sz="8" w:space="0" w:color="000000"/>
+              <w:bottom w:val="single" w:sz="8" w:space="0" w:color="000000"/>
+              <w:right w:val="single" w:sz="8" w:space="0" w:color="000000"/>
+            </w:tcBorders>
+          </w:tcPr>
+          <w:p>
+            <w:pPr>
+              <w:pStyle w:val="normal1"/>
+              <w:widowControl w:val="false"/>
+              <w:spacing w:lineRule="auto" w:line="240"/>
+              <w:rPr>
+                <w:sz w:val="18"/>
+                <w:szCs w:val="18"/>
+              </w:rPr>
+            </w:pPr>
+            <w:r>
+              <w:rPr>
+                <w:sz w:val="18"/>
+                <w:szCs w:val="18"/>
+              </w:rPr>
+              <w:t>88-</w:t>
+            </w:r>
+          </w:p>
+        </w:tc>
+        <w:tc>
+          <w:tcPr>
+            <w:tcW w:w="561" w:type="dxa"/>
+            <w:tcBorders>
+              <w:top w:val="single" w:sz="8" w:space="0" w:color="000000"/>
+              <w:left w:val="single" w:sz="8" w:space="0" w:color="000000"/>
+              <w:bottom w:val="single" w:sz="8" w:space="0" w:color="000000"/>
+              <w:right w:val="single" w:sz="8" w:space="0" w:color="000000"/>
+            </w:tcBorders>
+          </w:tcPr>
+          <w:p>
+            <w:pPr>
+              <w:pStyle w:val="normal1"/>
+              <w:widowControl w:val="false"/>
+              <w:spacing w:lineRule="auto" w:line="240"/>
+              <w:rPr>
+                <w:sz w:val="18"/>
+                <w:szCs w:val="18"/>
+              </w:rPr>
+            </w:pPr>
+            <w:r>
+              <w:rPr>
+                <w:sz w:val="18"/>
+                <w:szCs w:val="18"/>
+              </w:rPr>
+              <w:t>89-</w:t>
+            </w:r>
+          </w:p>
+        </w:tc>
+        <w:tc>
+          <w:tcPr>
+            <w:tcW w:w="553" w:type="dxa"/>
+            <w:tcBorders>
+              <w:top w:val="single" w:sz="8" w:space="0" w:color="000000"/>
+              <w:left w:val="single" w:sz="8" w:space="0" w:color="000000"/>
+              <w:bottom w:val="single" w:sz="8" w:space="0" w:color="000000"/>
+              <w:right w:val="single" w:sz="8" w:space="0" w:color="000000"/>
+            </w:tcBorders>
+          </w:tcPr>
+          <w:p>
+            <w:pPr>
+              <w:pStyle w:val="normal1"/>
+              <w:widowControl w:val="false"/>
+              <w:spacing w:lineRule="auto" w:line="240"/>
+              <w:rPr>
+                <w:sz w:val="18"/>
+                <w:szCs w:val="18"/>
+              </w:rPr>
+            </w:pPr>
+            <w:r>
+              <w:rPr>
+                <w:sz w:val="18"/>
+                <w:szCs w:val="18"/>
+              </w:rPr>
+              <w:t>90-</w:t>
+            </w:r>
+          </w:p>
+        </w:tc>
+        <w:tc>
+          <w:tcPr>
+            <w:tcW w:w="561" w:type="dxa"/>
+            <w:tcBorders>
+              <w:top w:val="single" w:sz="8" w:space="0" w:color="000000"/>
+              <w:left w:val="single" w:sz="8" w:space="0" w:color="000000"/>
+              <w:bottom w:val="single" w:sz="8" w:space="0" w:color="000000"/>
+              <w:right w:val="single" w:sz="8" w:space="0" w:color="000000"/>
+            </w:tcBorders>
+          </w:tcPr>
+          <w:p>
+            <w:pPr>
+              <w:pStyle w:val="normal1"/>
+              <w:widowControl w:val="false"/>
+              <w:spacing w:lineRule="auto" w:line="240"/>
+              <w:rPr>
+                <w:sz w:val="18"/>
+                <w:szCs w:val="18"/>
+              </w:rPr>
+            </w:pPr>
+            <w:r>
+              <w:rPr>
+                <w:sz w:val="18"/>
+                <w:szCs w:val="18"/>
+              </w:rPr>
+              <w:t>91-</w:t>
+            </w:r>
+          </w:p>
+        </w:tc>
+        <w:tc>
+          <w:tcPr>
+            <w:tcW w:w="558" w:type="dxa"/>
+            <w:tcBorders>
+              <w:top w:val="single" w:sz="8" w:space="0" w:color="000000"/>
+              <w:left w:val="single" w:sz="8" w:space="0" w:color="000000"/>
+              <w:bottom w:val="single" w:sz="8" w:space="0" w:color="000000"/>
+              <w:right w:val="single" w:sz="8" w:space="0" w:color="000000"/>
+            </w:tcBorders>
+          </w:tcPr>
+          <w:p>
+            <w:pPr>
+              <w:pStyle w:val="normal1"/>
+              <w:widowControl w:val="false"/>
+              <w:spacing w:lineRule="auto" w:line="240"/>
+              <w:rPr>
+                <w:sz w:val="18"/>
+                <w:szCs w:val="18"/>
+              </w:rPr>
+            </w:pPr>
+            <w:r>
+              <w:rPr>
+                <w:sz w:val="18"/>
+                <w:szCs w:val="18"/>
+              </w:rPr>
+              <w:t>92-</w:t>
+            </w:r>
+          </w:p>
+        </w:tc>
+        <w:tc>
+          <w:tcPr>
+            <w:tcW w:w="553" w:type="dxa"/>
+            <w:tcBorders>
+              <w:top w:val="single" w:sz="8" w:space="0" w:color="000000"/>
+              <w:left w:val="single" w:sz="8" w:space="0" w:color="000000"/>
+              <w:bottom w:val="single" w:sz="8" w:space="0" w:color="000000"/>
+              <w:right w:val="single" w:sz="8" w:space="0" w:color="000000"/>
+            </w:tcBorders>
+          </w:tcPr>
+          <w:p>
+            <w:pPr>
+              <w:pStyle w:val="normal1"/>
+              <w:widowControl w:val="false"/>
+              <w:spacing w:lineRule="auto" w:line="240"/>
+              <w:rPr>
+                <w:sz w:val="18"/>
+                <w:szCs w:val="18"/>
+              </w:rPr>
+            </w:pPr>
+            <w:r>
+              <w:rPr>
+                <w:sz w:val="18"/>
+                <w:szCs w:val="18"/>
+              </w:rPr>
+              <w:t>93-</w:t>
+            </w:r>
+          </w:p>
+        </w:tc>
+        <w:tc>
+          <w:tcPr>
+            <w:tcW w:w="560" w:type="dxa"/>
+            <w:tcBorders>
+              <w:top w:val="single" w:sz="8" w:space="0" w:color="000000"/>
+              <w:left w:val="single" w:sz="8" w:space="0" w:color="000000"/>
+              <w:bottom w:val="single" w:sz="8" w:space="0" w:color="000000"/>
+              <w:right w:val="single" w:sz="8" w:space="0" w:color="000000"/>
+            </w:tcBorders>
+          </w:tcPr>
+          <w:p>
+            <w:pPr>
+              <w:pStyle w:val="normal1"/>
+              <w:widowControl w:val="false"/>
+              <w:spacing w:lineRule="auto" w:line="240"/>
+              <w:rPr>
+                <w:sz w:val="18"/>
+                <w:szCs w:val="18"/>
+              </w:rPr>
+            </w:pPr>
+            <w:r>
+              <w:rPr>
+                <w:sz w:val="18"/>
+                <w:szCs w:val="18"/>
+              </w:rPr>
+              <w:t>94-</w:t>
+            </w:r>
+          </w:p>
+        </w:tc>
+        <w:tc>
+          <w:tcPr>
             <w:tcW w:w="554" w:type="dxa"/>
             <w:tcBorders>
               <w:top w:val="single" w:sz="8" w:space="0" w:color="000000"/>
@@ -3714,36 +4067,7 @@
                 <w:sz w:val="18"/>
                 <w:szCs w:val="18"/>
               </w:rPr>
-              <w:t>82-</w:t>
-            </w:r>
-          </w:p>
-        </w:tc>
-        <w:tc>
-          <w:tcPr>
-            <w:tcW w:w="556" w:type="dxa"/>
-            <w:tcBorders>
-              <w:top w:val="single" w:sz="8" w:space="0" w:color="000000"/>
-              <w:left w:val="single" w:sz="8" w:space="0" w:color="000000"/>
-              <w:bottom w:val="single" w:sz="8" w:space="0" w:color="000000"/>
-              <w:right w:val="single" w:sz="8" w:space="0" w:color="000000"/>
-            </w:tcBorders>
-          </w:tcPr>
-          <w:p>
-            <w:pPr>
-              <w:pStyle w:val="normal1"/>
-              <w:widowControl w:val="false"/>
-              <w:spacing w:lineRule="auto" w:line="240"/>
-              <w:rPr>
-                <w:sz w:val="18"/>
-                <w:szCs w:val="18"/>
-              </w:rPr>
-            </w:pPr>
-            <w:r>
-              <w:rPr>
-                <w:sz w:val="18"/>
-                <w:szCs w:val="18"/>
-              </w:rPr>
-              <w:t>83-</w:t>
+              <w:t>95-</w:t>
             </w:r>
           </w:p>
         </w:tc>
@@ -3772,7 +4096,65 @@
                 <w:sz w:val="18"/>
                 <w:szCs w:val="18"/>
               </w:rPr>
-              <w:t>84-</w:t>
+              <w:t>96-</w:t>
+            </w:r>
+          </w:p>
+        </w:tc>
+        <w:tc>
+          <w:tcPr>
+            <w:tcW w:w="561" w:type="dxa"/>
+            <w:tcBorders>
+              <w:top w:val="single" w:sz="8" w:space="0" w:color="000000"/>
+              <w:left w:val="single" w:sz="8" w:space="0" w:color="000000"/>
+              <w:bottom w:val="single" w:sz="8" w:space="0" w:color="000000"/>
+              <w:right w:val="single" w:sz="8" w:space="0" w:color="000000"/>
+            </w:tcBorders>
+          </w:tcPr>
+          <w:p>
+            <w:pPr>
+              <w:pStyle w:val="normal1"/>
+              <w:widowControl w:val="false"/>
+              <w:spacing w:lineRule="auto" w:line="240"/>
+              <w:rPr>
+                <w:sz w:val="18"/>
+                <w:szCs w:val="18"/>
+              </w:rPr>
+            </w:pPr>
+            <w:r>
+              <w:rPr>
+                <w:sz w:val="18"/>
+                <w:szCs w:val="18"/>
+              </w:rPr>
+              <w:t>97-</w:t>
+            </w:r>
+          </w:p>
+        </w:tc>
+        <w:tc>
+          <w:tcPr>
+            <w:tcW w:w="555" w:type="dxa"/>
+            <w:tcBorders>
+              <w:top w:val="single" w:sz="8" w:space="0" w:color="000000"/>
+              <w:left w:val="single" w:sz="8" w:space="0" w:color="000000"/>
+              <w:bottom w:val="single" w:sz="8" w:space="0" w:color="000000"/>
+              <w:right w:val="single" w:sz="8" w:space="0" w:color="000000"/>
+            </w:tcBorders>
+          </w:tcPr>
+          <w:p>
+            <w:pPr>
+              <w:pStyle w:val="normal1"/>
+              <w:widowControl w:val="false"/>
+              <w:spacing w:lineRule="auto" w:line="240"/>
+              <w:rPr>
+                <w:sz w:val="18"/>
+                <w:szCs w:val="18"/>
+              </w:rPr>
+            </w:pPr>
+            <w:r>
+              <w:rPr>
+                <w:sz w:val="18"/>
+                <w:szCs w:val="18"/>
+              </w:rPr>
+              <w:t>98-</w:t>
             </w:r>
           </w:p>
         </w:tc>
@@ -3801,419 +4183,13 @@
                 <w:sz w:val="18"/>
                 <w:szCs w:val="18"/>
               </w:rPr>
-              <w:t>85-</w:t>
-            </w:r>
-          </w:p>
-        </w:tc>
-        <w:tc>
-          <w:tcPr>
-            <w:tcW w:w="558" w:type="dxa"/>
-            <w:tcBorders>
-              <w:top w:val="single" w:sz="8" w:space="0" w:color="000000"/>
-              <w:left w:val="single" w:sz="8" w:space="0" w:color="000000"/>
-              <w:bottom w:val="single" w:sz="8" w:space="0" w:color="000000"/>
-              <w:right w:val="single" w:sz="8" w:space="0" w:color="000000"/>
-            </w:tcBorders>
-          </w:tcPr>
-          <w:p>
-            <w:pPr>
-              <w:pStyle w:val="normal1"/>
-              <w:widowControl w:val="false"/>
-              <w:spacing w:lineRule="auto" w:line="240"/>
-              <w:rPr>
-                <w:sz w:val="18"/>
-                <w:szCs w:val="18"/>
-              </w:rPr>
-            </w:pPr>
-            <w:r>
-              <w:rPr>
-                <w:sz w:val="18"/>
-                <w:szCs w:val="18"/>
-              </w:rPr>
-              <w:t>86-</w:t>
-            </w:r>
-          </w:p>
-        </w:tc>
-        <w:tc>
-          <w:tcPr>
-            <w:tcW w:w="553" w:type="dxa"/>
-            <w:tcBorders>
-              <w:top w:val="single" w:sz="8" w:space="0" w:color="000000"/>
-              <w:left w:val="single" w:sz="8" w:space="0" w:color="000000"/>
-              <w:bottom w:val="single" w:sz="8" w:space="0" w:color="000000"/>
-              <w:right w:val="single" w:sz="8" w:space="0" w:color="000000"/>
-            </w:tcBorders>
-          </w:tcPr>
-          <w:p>
-            <w:pPr>
-              <w:pStyle w:val="normal1"/>
-              <w:widowControl w:val="false"/>
-              <w:spacing w:lineRule="auto" w:line="240"/>
-              <w:rPr>
-                <w:sz w:val="18"/>
-                <w:szCs w:val="18"/>
-              </w:rPr>
-            </w:pPr>
-            <w:r>
-              <w:rPr>
-                <w:sz w:val="18"/>
-                <w:szCs w:val="18"/>
-              </w:rPr>
-              <w:t>87-</w:t>
-            </w:r>
-          </w:p>
-        </w:tc>
-        <w:tc>
-          <w:tcPr>
-            <w:tcW w:w="554" w:type="dxa"/>
-            <w:tcBorders>
-              <w:top w:val="single" w:sz="8" w:space="0" w:color="000000"/>
-              <w:left w:val="single" w:sz="8" w:space="0" w:color="000000"/>
-              <w:bottom w:val="single" w:sz="8" w:space="0" w:color="000000"/>
-              <w:right w:val="single" w:sz="8" w:space="0" w:color="000000"/>
-            </w:tcBorders>
-          </w:tcPr>
-          <w:p>
-            <w:pPr>
-              <w:pStyle w:val="normal1"/>
-              <w:widowControl w:val="false"/>
-              <w:spacing w:lineRule="auto" w:line="240"/>
-              <w:rPr>
-                <w:sz w:val="18"/>
-                <w:szCs w:val="18"/>
-              </w:rPr>
-            </w:pPr>
-            <w:r>
-              <w:rPr>
-                <w:sz w:val="18"/>
-                <w:szCs w:val="18"/>
-              </w:rPr>
-              <w:t>88-</w:t>
-            </w:r>
-          </w:p>
-        </w:tc>
-        <w:tc>
-          <w:tcPr>
-            <w:tcW w:w="561" w:type="dxa"/>
-            <w:tcBorders>
-              <w:top w:val="single" w:sz="8" w:space="0" w:color="000000"/>
-              <w:left w:val="single" w:sz="8" w:space="0" w:color="000000"/>
-              <w:bottom w:val="single" w:sz="8" w:space="0" w:color="000000"/>
-              <w:right w:val="single" w:sz="8" w:space="0" w:color="000000"/>
-            </w:tcBorders>
-          </w:tcPr>
-          <w:p>
-            <w:pPr>
-              <w:pStyle w:val="normal1"/>
-              <w:widowControl w:val="false"/>
-              <w:spacing w:lineRule="auto" w:line="240"/>
-              <w:rPr>
-                <w:sz w:val="18"/>
-                <w:szCs w:val="18"/>
-              </w:rPr>
-            </w:pPr>
-            <w:r>
-              <w:rPr>
-                <w:sz w:val="18"/>
-                <w:szCs w:val="18"/>
-              </w:rPr>
-              <w:t>89-</w:t>
-            </w:r>
-          </w:p>
-        </w:tc>
-        <w:tc>
-          <w:tcPr>
-            <w:tcW w:w="553" w:type="dxa"/>
-            <w:tcBorders>
-              <w:top w:val="single" w:sz="8" w:space="0" w:color="000000"/>
-              <w:left w:val="single" w:sz="8" w:space="0" w:color="000000"/>
-              <w:bottom w:val="single" w:sz="8" w:space="0" w:color="000000"/>
-              <w:right w:val="single" w:sz="8" w:space="0" w:color="000000"/>
-            </w:tcBorders>
-          </w:tcPr>
-          <w:p>
-            <w:pPr>
-              <w:pStyle w:val="normal1"/>
-              <w:widowControl w:val="false"/>
-              <w:spacing w:lineRule="auto" w:line="240"/>
-              <w:rPr>
-                <w:sz w:val="18"/>
-                <w:szCs w:val="18"/>
-              </w:rPr>
-            </w:pPr>
-            <w:r>
-              <w:rPr>
-                <w:sz w:val="18"/>
-                <w:szCs w:val="18"/>
-              </w:rPr>
-              <w:t>90-</w:t>
-            </w:r>
-          </w:p>
-        </w:tc>
-        <w:tc>
-          <w:tcPr>
-            <w:tcW w:w="561" w:type="dxa"/>
-            <w:tcBorders>
-              <w:top w:val="single" w:sz="8" w:space="0" w:color="000000"/>
-              <w:left w:val="single" w:sz="8" w:space="0" w:color="000000"/>
-              <w:bottom w:val="single" w:sz="8" w:space="0" w:color="000000"/>
-              <w:right w:val="single" w:sz="8" w:space="0" w:color="000000"/>
-            </w:tcBorders>
-          </w:tcPr>
-          <w:p>
-            <w:pPr>
-              <w:pStyle w:val="normal1"/>
-              <w:widowControl w:val="false"/>
-              <w:spacing w:lineRule="auto" w:line="240"/>
-              <w:rPr>
-                <w:sz w:val="18"/>
-                <w:szCs w:val="18"/>
-              </w:rPr>
-            </w:pPr>
-            <w:r>
-              <w:rPr>
-                <w:sz w:val="18"/>
-                <w:szCs w:val="18"/>
-              </w:rPr>
-              <w:t>91-</w:t>
-            </w:r>
-          </w:p>
-        </w:tc>
-        <w:tc>
-          <w:tcPr>
-            <w:tcW w:w="557" w:type="dxa"/>
-            <w:tcBorders>
-              <w:top w:val="single" w:sz="8" w:space="0" w:color="000000"/>
-              <w:left w:val="single" w:sz="8" w:space="0" w:color="000000"/>
-              <w:bottom w:val="single" w:sz="8" w:space="0" w:color="000000"/>
-              <w:right w:val="single" w:sz="8" w:space="0" w:color="000000"/>
-            </w:tcBorders>
-          </w:tcPr>
-          <w:p>
-            <w:pPr>
-              <w:pStyle w:val="normal1"/>
-              <w:widowControl w:val="false"/>
-              <w:spacing w:lineRule="auto" w:line="240"/>
-              <w:rPr>
-                <w:sz w:val="18"/>
-                <w:szCs w:val="18"/>
-              </w:rPr>
-            </w:pPr>
-            <w:r>
-              <w:rPr>
-                <w:sz w:val="18"/>
-                <w:szCs w:val="18"/>
-              </w:rPr>
-              <w:t>92-</w:t>
-            </w:r>
-          </w:p>
-        </w:tc>
-        <w:tc>
-          <w:tcPr>
-            <w:tcW w:w="554" w:type="dxa"/>
-            <w:tcBorders>
-              <w:top w:val="single" w:sz="8" w:space="0" w:color="000000"/>
-              <w:left w:val="single" w:sz="8" w:space="0" w:color="000000"/>
-              <w:bottom w:val="single" w:sz="8" w:space="0" w:color="000000"/>
-              <w:right w:val="single" w:sz="8" w:space="0" w:color="000000"/>
-            </w:tcBorders>
-          </w:tcPr>
-          <w:p>
-            <w:pPr>
-              <w:pStyle w:val="normal1"/>
-              <w:widowControl w:val="false"/>
-              <w:spacing w:lineRule="auto" w:line="240"/>
-              <w:rPr>
-                <w:sz w:val="18"/>
-                <w:szCs w:val="18"/>
-              </w:rPr>
-            </w:pPr>
-            <w:r>
-              <w:rPr>
-                <w:sz w:val="18"/>
-                <w:szCs w:val="18"/>
-              </w:rPr>
-              <w:t>93-</w:t>
-            </w:r>
-          </w:p>
-        </w:tc>
-        <w:tc>
-          <w:tcPr>
-            <w:tcW w:w="559" w:type="dxa"/>
-            <w:tcBorders>
-              <w:top w:val="single" w:sz="8" w:space="0" w:color="000000"/>
-              <w:left w:val="single" w:sz="8" w:space="0" w:color="000000"/>
-              <w:bottom w:val="single" w:sz="8" w:space="0" w:color="000000"/>
-              <w:right w:val="single" w:sz="8" w:space="0" w:color="000000"/>
-            </w:tcBorders>
-          </w:tcPr>
-          <w:p>
-            <w:pPr>
-              <w:pStyle w:val="normal1"/>
-              <w:widowControl w:val="false"/>
-              <w:spacing w:lineRule="auto" w:line="240"/>
-              <w:rPr>
-                <w:sz w:val="18"/>
-                <w:szCs w:val="18"/>
-              </w:rPr>
-            </w:pPr>
-            <w:r>
-              <w:rPr>
-                <w:sz w:val="18"/>
-                <w:szCs w:val="18"/>
-              </w:rPr>
-              <w:t>94-</w:t>
-            </w:r>
-          </w:p>
-        </w:tc>
-        <w:tc>
-          <w:tcPr>
-            <w:tcW w:w="555" w:type="dxa"/>
-            <w:tcBorders>
-              <w:top w:val="single" w:sz="8" w:space="0" w:color="000000"/>
-              <w:left w:val="single" w:sz="8" w:space="0" w:color="000000"/>
-              <w:bottom w:val="single" w:sz="8" w:space="0" w:color="000000"/>
-              <w:right w:val="single" w:sz="8" w:space="0" w:color="000000"/>
-            </w:tcBorders>
-          </w:tcPr>
-          <w:p>
-            <w:pPr>
-              <w:pStyle w:val="normal1"/>
-              <w:widowControl w:val="false"/>
-              <w:spacing w:lineRule="auto" w:line="240"/>
-              <w:rPr>
-                <w:sz w:val="18"/>
-                <w:szCs w:val="18"/>
-              </w:rPr>
-            </w:pPr>
-            <w:r>
-              <w:rPr>
-                <w:sz w:val="18"/>
-                <w:szCs w:val="18"/>
-              </w:rPr>
-              <w:t>95-</w:t>
-            </w:r>
-          </w:p>
-        </w:tc>
-        <w:tc>
-          <w:tcPr>
-            <w:tcW w:w="554" w:type="dxa"/>
-            <w:tcBorders>
-              <w:top w:val="single" w:sz="8" w:space="0" w:color="000000"/>
-              <w:left w:val="single" w:sz="8" w:space="0" w:color="000000"/>
-              <w:bottom w:val="single" w:sz="8" w:space="0" w:color="000000"/>
-              <w:right w:val="single" w:sz="8" w:space="0" w:color="000000"/>
-            </w:tcBorders>
-          </w:tcPr>
-          <w:p>
-            <w:pPr>
-              <w:pStyle w:val="normal1"/>
-              <w:widowControl w:val="false"/>
-              <w:spacing w:lineRule="auto" w:line="240"/>
-              <w:rPr>
-                <w:sz w:val="18"/>
-                <w:szCs w:val="18"/>
-              </w:rPr>
-            </w:pPr>
-            <w:r>
-              <w:rPr>
-                <w:sz w:val="18"/>
-                <w:szCs w:val="18"/>
-              </w:rPr>
-              <w:t>96-</w:t>
-            </w:r>
-          </w:p>
-        </w:tc>
-        <w:tc>
-          <w:tcPr>
-            <w:tcW w:w="561" w:type="dxa"/>
-            <w:tcBorders>
-              <w:top w:val="single" w:sz="8" w:space="0" w:color="000000"/>
-              <w:left w:val="single" w:sz="8" w:space="0" w:color="000000"/>
-              <w:bottom w:val="single" w:sz="8" w:space="0" w:color="000000"/>
-              <w:right w:val="single" w:sz="8" w:space="0" w:color="000000"/>
-            </w:tcBorders>
-          </w:tcPr>
-          <w:p>
-            <w:pPr>
-              <w:pStyle w:val="normal1"/>
-              <w:widowControl w:val="false"/>
-              <w:spacing w:lineRule="auto" w:line="240"/>
-              <w:rPr>
-                <w:sz w:val="18"/>
-                <w:szCs w:val="18"/>
-              </w:rPr>
-            </w:pPr>
-            <w:r>
-              <w:rPr>
-                <w:sz w:val="18"/>
-                <w:szCs w:val="18"/>
-              </w:rPr>
-              <w:t>97-</w:t>
-            </w:r>
-          </w:p>
-        </w:tc>
-        <w:tc>
-          <w:tcPr>
-            <w:tcW w:w="556" w:type="dxa"/>
-            <w:tcBorders>
-              <w:top w:val="single" w:sz="8" w:space="0" w:color="000000"/>
-              <w:left w:val="single" w:sz="8" w:space="0" w:color="000000"/>
-              <w:bottom w:val="single" w:sz="8" w:space="0" w:color="000000"/>
-              <w:right w:val="single" w:sz="8" w:space="0" w:color="000000"/>
-            </w:tcBorders>
-          </w:tcPr>
-          <w:p>
-            <w:pPr>
-              <w:pStyle w:val="normal1"/>
-              <w:widowControl w:val="false"/>
-              <w:spacing w:lineRule="auto" w:line="240"/>
-              <w:rPr>
-                <w:sz w:val="18"/>
-                <w:szCs w:val="18"/>
-              </w:rPr>
-            </w:pPr>
-            <w:r>
-              <w:rPr>
-                <w:sz w:val="18"/>
-                <w:szCs w:val="18"/>
-              </w:rPr>
-              <w:t>98-</w:t>
-            </w:r>
-          </w:p>
-        </w:tc>
-        <w:tc>
-          <w:tcPr>
-            <w:tcW w:w="554" w:type="dxa"/>
-            <w:tcBorders>
-              <w:top w:val="single" w:sz="8" w:space="0" w:color="000000"/>
-              <w:left w:val="single" w:sz="8" w:space="0" w:color="000000"/>
-              <w:bottom w:val="single" w:sz="8" w:space="0" w:color="000000"/>
-              <w:right w:val="single" w:sz="8" w:space="0" w:color="000000"/>
-            </w:tcBorders>
-          </w:tcPr>
-          <w:p>
-            <w:pPr>
-              <w:pStyle w:val="normal1"/>
-              <w:widowControl w:val="false"/>
-              <w:spacing w:lineRule="auto" w:line="240"/>
-              <w:rPr>
-                <w:sz w:val="18"/>
-                <w:szCs w:val="18"/>
-              </w:rPr>
-            </w:pPr>
-            <w:r>
-              <w:rPr>
-                <w:sz w:val="18"/>
-                <w:szCs w:val="18"/>
-              </w:rPr>
               <w:t>99-</w:t>
             </w:r>
           </w:p>
         </w:tc>
         <w:tc>
           <w:tcPr>
-            <w:tcW w:w="611" w:type="dxa"/>
+            <w:tcW w:w="612" w:type="dxa"/>
             <w:tcBorders>
               <w:top w:val="single" w:sz="8" w:space="0" w:color="000000"/>
               <w:left w:val="single" w:sz="8" w:space="0" w:color="000000"/>
@@ -4741,7 +4717,7 @@
         <w:sz w:val="20"/>
         <w:szCs w:val="20"/>
       </w:rPr>
-      <w:t>2</w:t>
+      <w:t>3</w:t>
     </w:r>
     <w:r>
       <w:rPr>
@@ -4790,7 +4766,7 @@
         <w:color w:val="666666"/>
       </w:rPr>
       <w:drawing>
-        <wp:anchor distT="114300" distB="114300" distL="114300" distR="114300" simplePos="0" relativeHeight="5" behindDoc="1" locked="0" layoutInCell="0" allowOverlap="1">
+        <wp:anchor distT="114300" distB="114300" distL="114300" distR="114300" simplePos="0" relativeHeight="0" behindDoc="1" locked="0" layoutInCell="1" allowOverlap="1">
           <wp:simplePos x="0" y="0"/>
           <wp:positionH relativeFrom="column">
             <wp:posOffset>2353945</wp:posOffset>
@@ -4828,7 +4804,6 @@
                   <a:prstGeom prst="rect">
                     <a:avLst/>
                   </a:prstGeom>
-                  <a:noFill/>
                 </pic:spPr>
               </pic:pic>
             </a:graphicData>
@@ -4993,7 +4968,7 @@
         <w:sz w:val="20"/>
         <w:szCs w:val="20"/>
       </w:rPr>
-      <w:t>3</w:t>
+      <w:t>4</w:t>
     </w:r>
     <w:r>
       <w:rPr>
@@ -5060,7 +5035,7 @@
         <w:sz w:val="20"/>
         <w:szCs w:val="20"/>
       </w:rPr>
-      <w:t>3</w:t>
+      <w:t>4</w:t>
     </w:r>
     <w:r>
       <w:rPr>
@@ -5117,7 +5092,7 @@
         <w:szCs w:val="24"/>
       </w:rPr>
       <w:drawing>
-        <wp:anchor distT="114300" distB="114300" distL="114300" distR="114300" simplePos="0" relativeHeight="3" behindDoc="1" locked="0" layoutInCell="0" allowOverlap="1">
+        <wp:anchor distT="114300" distB="114300" distL="114300" distR="114300" simplePos="0" relativeHeight="7" behindDoc="1" locked="0" layoutInCell="0" allowOverlap="1">
           <wp:simplePos x="0" y="0"/>
           <wp:positionH relativeFrom="column">
             <wp:posOffset>2399030</wp:posOffset>
@@ -5323,7 +5298,7 @@
         <w:szCs w:val="24"/>
       </w:rPr>
       <w:drawing>
-        <wp:anchor distT="114300" distB="114300" distL="114300" distR="114300" simplePos="0" relativeHeight="2" behindDoc="1" locked="0" layoutInCell="0" allowOverlap="1">
+        <wp:anchor distT="114300" distB="114300" distL="114300" distR="114300" simplePos="0" relativeHeight="0" behindDoc="1" locked="0" layoutInCell="1" allowOverlap="1">
           <wp:simplePos x="0" y="0"/>
           <wp:positionH relativeFrom="column">
             <wp:posOffset>2399030</wp:posOffset>
@@ -5361,7 +5336,6 @@
                   <a:prstGeom prst="rect">
                     <a:avLst/>
                   </a:prstGeom>
-                  <a:noFill/>
                 </pic:spPr>
               </pic:pic>
             </a:graphicData>
